--- a/05-Python/Code Explanation.docx
+++ b/05-Python/Code Explanation.docx
@@ -13,28 +13,14 @@
       </w:pPr>
       <w:r>
         <w:rPr>
-          <w:rFonts w:ascii="Segoe UI Emoji" w:hAnsi="Segoe UI Emoji" w:cs="Segoe UI Emoji"/>
-          <w:b/>
-          <w:bCs/>
-          <w:sz w:val="28"/>
-          <w:szCs w:val="28"/>
-        </w:rPr>
-        <w:t>🧩</w:t>
-      </w:r>
-      <w:r>
-        <w:rPr>
-          <w:b/>
-          <w:bCs/>
-          <w:sz w:val="28"/>
-          <w:szCs w:val="28"/>
-        </w:rPr>
-        <w:t xml:space="preserve"> 1️</w:t>
+          <w:sz w:val="28"/>
+          <w:szCs w:val="28"/>
+        </w:rPr>
+        <w:t>1️</w:t>
       </w:r>
       <w:r>
         <w:rPr>
           <w:rFonts w:ascii="Segoe UI Symbol" w:hAnsi="Segoe UI Symbol" w:cs="Segoe UI Symbol"/>
-          <w:b/>
-          <w:bCs/>
           <w:sz w:val="28"/>
           <w:szCs w:val="28"/>
         </w:rPr>
@@ -42,21 +28,38 @@
       </w:r>
       <w:r>
         <w:rPr>
-          <w:b/>
-          <w:bCs/>
-          <w:sz w:val="28"/>
-          <w:szCs w:val="28"/>
-        </w:rPr>
-        <w:t xml:space="preserve"> Array Initialization – Single Dimension</w:t>
-      </w:r>
-    </w:p>
-    <w:p>
-      <w:r>
+          <w:sz w:val="28"/>
+          <w:szCs w:val="28"/>
+        </w:rPr>
+        <w:t xml:space="preserve"> </w:t>
+      </w:r>
+      <w:r>
+        <w:rPr>
+          <w:b/>
+          <w:bCs/>
+          <w:sz w:val="28"/>
+          <w:szCs w:val="28"/>
+        </w:rPr>
+        <w:t>Statistical Relationship – Scatter Plot</w:t>
+      </w:r>
+    </w:p>
+    <w:p>
+      <w:pPr>
+        <w:rPr>
+          <w:sz w:val="28"/>
+          <w:szCs w:val="28"/>
+        </w:rPr>
+      </w:pPr>
+      <w:r>
+        <w:rPr>
+          <w:sz w:val="28"/>
+          <w:szCs w:val="28"/>
+        </w:rPr>
         <w:drawing>
-          <wp:inline distT="0" distB="0" distL="0" distR="0" wp14:anchorId="5F7E1348" wp14:editId="1E2C9B25">
-            <wp:extent cx="2609850" cy="1048935"/>
-            <wp:effectExtent l="0" t="0" r="0" b="0"/>
-            <wp:docPr id="176868817" name="Picture 1"/>
+          <wp:inline distT="0" distB="0" distL="0" distR="0" wp14:anchorId="364B44DA" wp14:editId="009D3D3C">
+            <wp:extent cx="5601482" cy="619211"/>
+            <wp:effectExtent l="0" t="0" r="0" b="9525"/>
+            <wp:docPr id="651201806" name="Picture 1"/>
             <wp:cNvGraphicFramePr>
               <a:graphicFrameLocks xmlns:a="http://schemas.openxmlformats.org/drawingml/2006/main" noChangeAspect="1"/>
             </wp:cNvGraphicFramePr>
@@ -64,46 +67,7 @@
               <a:graphicData uri="http://schemas.openxmlformats.org/drawingml/2006/picture">
                 <pic:pic xmlns:pic="http://schemas.openxmlformats.org/drawingml/2006/picture">
                   <pic:nvPicPr>
-                    <pic:cNvPr id="176868817" name=""/>
-                    <pic:cNvPicPr/>
-                  </pic:nvPicPr>
-                  <pic:blipFill>
-                    <a:blip r:embed="rId4"/>
-                    <a:stretch>
-                      <a:fillRect/>
-                    </a:stretch>
-                  </pic:blipFill>
-                  <pic:spPr>
-                    <a:xfrm>
-                      <a:off x="0" y="0"/>
-                      <a:ext cx="2625735" cy="1055319"/>
-                    </a:xfrm>
-                    <a:prstGeom prst="rect">
-                      <a:avLst/>
-                    </a:prstGeom>
-                  </pic:spPr>
-                </pic:pic>
-              </a:graphicData>
-            </a:graphic>
-          </wp:inline>
-        </w:drawing>
-      </w:r>
-    </w:p>
-    <w:p>
-      <w:r>
-        <w:drawing>
-          <wp:inline distT="0" distB="0" distL="0" distR="0" wp14:anchorId="31639A55" wp14:editId="55247FE0">
-            <wp:extent cx="4477375" cy="1686160"/>
-            <wp:effectExtent l="0" t="0" r="0" b="9525"/>
-            <wp:docPr id="1659568215" name="Picture 1"/>
-            <wp:cNvGraphicFramePr>
-              <a:graphicFrameLocks xmlns:a="http://schemas.openxmlformats.org/drawingml/2006/main" noChangeAspect="1"/>
-            </wp:cNvGraphicFramePr>
-            <a:graphic xmlns:a="http://schemas.openxmlformats.org/drawingml/2006/main">
-              <a:graphicData uri="http://schemas.openxmlformats.org/drawingml/2006/picture">
-                <pic:pic xmlns:pic="http://schemas.openxmlformats.org/drawingml/2006/picture">
-                  <pic:nvPicPr>
-                    <pic:cNvPr id="1659568215" name=""/>
+                    <pic:cNvPr id="651201806" name=""/>
                     <pic:cNvPicPr/>
                   </pic:nvPicPr>
                   <pic:blipFill>
@@ -115,7 +79,7 @@
                   <pic:spPr>
                     <a:xfrm>
                       <a:off x="0" y="0"/>
-                      <a:ext cx="4477375" cy="1686160"/>
+                      <a:ext cx="5601482" cy="619211"/>
                     </a:xfrm>
                     <a:prstGeom prst="rect">
                       <a:avLst/>
@@ -131,67 +95,6 @@
     <w:p>
       <w:pPr>
         <w:rPr>
-          <w:sz w:val="24"/>
-          <w:szCs w:val="24"/>
-        </w:rPr>
-      </w:pPr>
-    </w:p>
-    <w:p>
-      <w:pPr>
-        <w:rPr>
-          <w:b/>
-          <w:bCs/>
-          <w:sz w:val="28"/>
-          <w:szCs w:val="28"/>
-        </w:rPr>
-      </w:pPr>
-      <w:r>
-        <w:rPr>
-          <w:rFonts w:ascii="Segoe UI Emoji" w:hAnsi="Segoe UI Emoji" w:cs="Segoe UI Emoji"/>
-          <w:sz w:val="28"/>
-          <w:szCs w:val="28"/>
-        </w:rPr>
-        <w:t>🧩</w:t>
-      </w:r>
-      <w:r>
-        <w:rPr>
-          <w:sz w:val="28"/>
-          <w:szCs w:val="28"/>
-        </w:rPr>
-        <w:t xml:space="preserve"> </w:t>
-      </w:r>
-      <w:r>
-        <w:rPr>
-          <w:b/>
-          <w:bCs/>
-          <w:sz w:val="28"/>
-          <w:szCs w:val="28"/>
-        </w:rPr>
-        <w:t>2️</w:t>
-      </w:r>
-      <w:r>
-        <w:rPr>
-          <w:rFonts w:ascii="Segoe UI Symbol" w:hAnsi="Segoe UI Symbol" w:cs="Segoe UI Symbol"/>
-          <w:b/>
-          <w:bCs/>
-          <w:sz w:val="28"/>
-          <w:szCs w:val="28"/>
-        </w:rPr>
-        <w:t>⃣</w:t>
-      </w:r>
-      <w:r>
-        <w:rPr>
-          <w:b/>
-          <w:bCs/>
-          <w:sz w:val="28"/>
-          <w:szCs w:val="28"/>
-        </w:rPr>
-        <w:t xml:space="preserve"> Array Initialization – Multi Dimension</w:t>
-      </w:r>
-    </w:p>
-    <w:p>
-      <w:pPr>
-        <w:rPr>
           <w:sz w:val="28"/>
           <w:szCs w:val="28"/>
         </w:rPr>
@@ -202,10 +105,10 @@
           <w:szCs w:val="28"/>
         </w:rPr>
         <w:drawing>
-          <wp:inline distT="0" distB="0" distL="0" distR="0" wp14:anchorId="5CB7BF07" wp14:editId="60010F38">
-            <wp:extent cx="4410075" cy="887476"/>
-            <wp:effectExtent l="0" t="0" r="0" b="8255"/>
-            <wp:docPr id="1990058451" name="Picture 1"/>
+          <wp:inline distT="0" distB="0" distL="0" distR="0" wp14:anchorId="474EEDE2" wp14:editId="5E8D5C5B">
+            <wp:extent cx="5731510" cy="1585595"/>
+            <wp:effectExtent l="0" t="0" r="2540" b="0"/>
+            <wp:docPr id="267282329" name="Picture 1"/>
             <wp:cNvGraphicFramePr>
               <a:graphicFrameLocks xmlns:a="http://schemas.openxmlformats.org/drawingml/2006/main" noChangeAspect="1"/>
             </wp:cNvGraphicFramePr>
@@ -213,7 +116,7 @@
               <a:graphicData uri="http://schemas.openxmlformats.org/drawingml/2006/picture">
                 <pic:pic xmlns:pic="http://schemas.openxmlformats.org/drawingml/2006/picture">
                   <pic:nvPicPr>
-                    <pic:cNvPr id="1990058451" name=""/>
+                    <pic:cNvPr id="267282329" name=""/>
                     <pic:cNvPicPr/>
                   </pic:nvPicPr>
                   <pic:blipFill>
@@ -225,7 +128,7 @@
                   <pic:spPr>
                     <a:xfrm>
                       <a:off x="0" y="0"/>
-                      <a:ext cx="4412586" cy="887981"/>
+                      <a:ext cx="5731510" cy="1585595"/>
                     </a:xfrm>
                     <a:prstGeom prst="rect">
                       <a:avLst/>
@@ -241,6 +144,380 @@
     <w:p>
       <w:pPr>
         <w:rPr>
+          <w:b/>
+          <w:bCs/>
+          <w:sz w:val="28"/>
+          <w:szCs w:val="28"/>
+        </w:rPr>
+      </w:pPr>
+      <w:r>
+        <w:rPr>
+          <w:rFonts w:ascii="Segoe UI Emoji" w:hAnsi="Segoe UI Emoji" w:cs="Segoe UI Emoji"/>
+          <w:b/>
+          <w:bCs/>
+          <w:sz w:val="28"/>
+          <w:szCs w:val="28"/>
+        </w:rPr>
+        <w:t>🎯</w:t>
+      </w:r>
+      <w:r>
+        <w:rPr>
+          <w:b/>
+          <w:bCs/>
+          <w:sz w:val="28"/>
+          <w:szCs w:val="28"/>
+        </w:rPr>
+        <w:t xml:space="preserve"> Use Case:</w:t>
+      </w:r>
+    </w:p>
+    <w:p>
+      <w:pPr>
+        <w:rPr>
+          <w:sz w:val="28"/>
+          <w:szCs w:val="28"/>
+        </w:rPr>
+      </w:pPr>
+      <w:r>
+        <w:rPr>
+          <w:rFonts w:ascii="Segoe UI Emoji" w:hAnsi="Segoe UI Emoji" w:cs="Segoe UI Emoji"/>
+          <w:sz w:val="28"/>
+          <w:szCs w:val="28"/>
+        </w:rPr>
+        <w:t>👉</w:t>
+      </w:r>
+      <w:r>
+        <w:rPr>
+          <w:sz w:val="28"/>
+          <w:szCs w:val="28"/>
+        </w:rPr>
+        <w:t xml:space="preserve"> To see how </w:t>
+      </w:r>
+      <w:r>
+        <w:rPr>
+          <w:b/>
+          <w:bCs/>
+          <w:sz w:val="28"/>
+          <w:szCs w:val="28"/>
+        </w:rPr>
+        <w:t>study hours affect marks</w:t>
+      </w:r>
+      <w:r>
+        <w:rPr>
+          <w:sz w:val="28"/>
+          <w:szCs w:val="28"/>
+        </w:rPr>
+        <w:t xml:space="preserve">, and whether </w:t>
+      </w:r>
+      <w:r>
+        <w:rPr>
+          <w:b/>
+          <w:bCs/>
+          <w:sz w:val="28"/>
+          <w:szCs w:val="28"/>
+        </w:rPr>
+        <w:t>age has any influence</w:t>
+      </w:r>
+      <w:r>
+        <w:rPr>
+          <w:sz w:val="28"/>
+          <w:szCs w:val="28"/>
+        </w:rPr>
+        <w:t>.</w:t>
+      </w:r>
+      <w:r>
+        <w:rPr>
+          <w:sz w:val="28"/>
+          <w:szCs w:val="28"/>
+        </w:rPr>
+        <w:br/>
+        <w:t>Example: Older students might score better for the same hours.</w:t>
+      </w:r>
+    </w:p>
+    <w:p>
+      <w:pPr>
+        <w:rPr>
+          <w:sz w:val="28"/>
+          <w:szCs w:val="28"/>
+        </w:rPr>
+      </w:pPr>
+    </w:p>
+    <w:p>
+      <w:pPr>
+        <w:rPr>
+          <w:sz w:val="28"/>
+          <w:szCs w:val="28"/>
+        </w:rPr>
+      </w:pPr>
+      <w:r>
+        <w:rPr>
+          <w:rFonts w:ascii="Segoe UI Emoji" w:hAnsi="Segoe UI Emoji" w:cs="Segoe UI Emoji"/>
+          <w:sz w:val="28"/>
+          <w:szCs w:val="28"/>
+        </w:rPr>
+        <w:t>📍</w:t>
+      </w:r>
+      <w:r>
+        <w:rPr>
+          <w:b/>
+          <w:bCs/>
+          <w:sz w:val="28"/>
+          <w:szCs w:val="28"/>
+        </w:rPr>
+        <w:t>Use When:</w:t>
+      </w:r>
+      <w:r>
+        <w:rPr>
+          <w:sz w:val="28"/>
+          <w:szCs w:val="28"/>
+        </w:rPr>
+        <w:t xml:space="preserve"> You want to see the </w:t>
+      </w:r>
+      <w:r>
+        <w:rPr>
+          <w:b/>
+          <w:bCs/>
+          <w:sz w:val="28"/>
+          <w:szCs w:val="28"/>
+        </w:rPr>
+        <w:t>relationship between two numeric variables</w:t>
+      </w:r>
+      <w:r>
+        <w:rPr>
+          <w:sz w:val="28"/>
+          <w:szCs w:val="28"/>
+        </w:rPr>
+        <w:t>.</w:t>
+      </w:r>
+    </w:p>
+    <w:p>
+      <w:pPr>
+        <w:rPr>
+          <w:sz w:val="28"/>
+          <w:szCs w:val="28"/>
+        </w:rPr>
+      </w:pPr>
+      <w:r>
+        <w:rPr>
+          <w:rFonts w:ascii="Segoe UI Emoji" w:hAnsi="Segoe UI Emoji" w:cs="Segoe UI Emoji"/>
+          <w:sz w:val="28"/>
+          <w:szCs w:val="28"/>
+        </w:rPr>
+        <w:t>💡</w:t>
+      </w:r>
+      <w:r>
+        <w:rPr>
+          <w:b/>
+          <w:bCs/>
+          <w:sz w:val="28"/>
+          <w:szCs w:val="28"/>
+        </w:rPr>
+        <w:t>Example Use Cases:</w:t>
+      </w:r>
+    </w:p>
+    <w:p>
+      <w:pPr>
+        <w:numPr>
+          <w:ilvl w:val="0"/>
+          <w:numId w:val="1"/>
+        </w:numPr>
+        <w:rPr>
+          <w:sz w:val="28"/>
+          <w:szCs w:val="28"/>
+        </w:rPr>
+      </w:pPr>
+      <w:r>
+        <w:rPr>
+          <w:sz w:val="28"/>
+          <w:szCs w:val="28"/>
+        </w:rPr>
+        <w:t>Hours studied vs Marks scored (Education)</w:t>
+      </w:r>
+    </w:p>
+    <w:p>
+      <w:pPr>
+        <w:numPr>
+          <w:ilvl w:val="0"/>
+          <w:numId w:val="1"/>
+        </w:numPr>
+        <w:rPr>
+          <w:sz w:val="28"/>
+          <w:szCs w:val="28"/>
+        </w:rPr>
+      </w:pPr>
+      <w:r>
+        <w:rPr>
+          <w:sz w:val="28"/>
+          <w:szCs w:val="28"/>
+        </w:rPr>
+        <w:t>Age vs Blood Pressure (Healthcare)</w:t>
+      </w:r>
+    </w:p>
+    <w:p>
+      <w:pPr>
+        <w:numPr>
+          <w:ilvl w:val="0"/>
+          <w:numId w:val="1"/>
+        </w:numPr>
+        <w:rPr>
+          <w:sz w:val="28"/>
+          <w:szCs w:val="28"/>
+        </w:rPr>
+      </w:pPr>
+      <w:r>
+        <w:rPr>
+          <w:sz w:val="28"/>
+          <w:szCs w:val="28"/>
+        </w:rPr>
+        <w:t>Advertising Spend vs Sales (Business)</w:t>
+      </w:r>
+    </w:p>
+    <w:p>
+      <w:pPr>
+        <w:numPr>
+          <w:ilvl w:val="0"/>
+          <w:numId w:val="1"/>
+        </w:numPr>
+        <w:rPr>
+          <w:sz w:val="28"/>
+          <w:szCs w:val="28"/>
+        </w:rPr>
+      </w:pPr>
+      <w:r>
+        <w:rPr>
+          <w:sz w:val="28"/>
+          <w:szCs w:val="28"/>
+        </w:rPr>
+        <w:t>Temperature vs Electricity Usage (Energy)</w:t>
+      </w:r>
+    </w:p>
+    <w:p>
+      <w:pPr>
+        <w:rPr>
+          <w:sz w:val="28"/>
+          <w:szCs w:val="28"/>
+        </w:rPr>
+      </w:pPr>
+      <w:r>
+        <w:rPr>
+          <w:rFonts w:ascii="Segoe UI Emoji" w:hAnsi="Segoe UI Emoji" w:cs="Segoe UI Emoji"/>
+          <w:sz w:val="28"/>
+          <w:szCs w:val="28"/>
+        </w:rPr>
+        <w:t>🎯</w:t>
+      </w:r>
+      <w:r>
+        <w:rPr>
+          <w:sz w:val="28"/>
+          <w:szCs w:val="28"/>
+        </w:rPr>
+        <w:t xml:space="preserve"> </w:t>
+      </w:r>
+      <w:r>
+        <w:rPr>
+          <w:b/>
+          <w:bCs/>
+          <w:sz w:val="28"/>
+          <w:szCs w:val="28"/>
+        </w:rPr>
+        <w:t>Purpose:</w:t>
+      </w:r>
+      <w:r>
+        <w:rPr>
+          <w:sz w:val="28"/>
+          <w:szCs w:val="28"/>
+        </w:rPr>
+        <w:t xml:space="preserve"> To detect </w:t>
+      </w:r>
+      <w:r>
+        <w:rPr>
+          <w:b/>
+          <w:bCs/>
+          <w:sz w:val="28"/>
+          <w:szCs w:val="28"/>
+        </w:rPr>
+        <w:t>correlation</w:t>
+      </w:r>
+      <w:r>
+        <w:rPr>
+          <w:sz w:val="28"/>
+          <w:szCs w:val="28"/>
+        </w:rPr>
+        <w:t xml:space="preserve"> (positive, negative, or no relation).</w:t>
+      </w:r>
+    </w:p>
+    <w:p>
+      <w:pPr>
+        <w:rPr>
+          <w:sz w:val="28"/>
+          <w:szCs w:val="28"/>
+        </w:rPr>
+      </w:pPr>
+      <w:r>
+        <w:rPr>
+          <w:sz w:val="28"/>
+          <w:szCs w:val="28"/>
+        </w:rPr>
+        <w:br w:type="page"/>
+      </w:r>
+    </w:p>
+    <w:p>
+      <w:pPr>
+        <w:rPr>
+          <w:sz w:val="28"/>
+          <w:szCs w:val="28"/>
+        </w:rPr>
+      </w:pPr>
+    </w:p>
+    <w:p>
+      <w:pPr>
+        <w:rPr>
+          <w:sz w:val="28"/>
+          <w:szCs w:val="28"/>
+        </w:rPr>
+      </w:pPr>
+    </w:p>
+    <w:p>
+      <w:pPr>
+        <w:rPr>
+          <w:sz w:val="28"/>
+          <w:szCs w:val="28"/>
+        </w:rPr>
+      </w:pPr>
+      <w:r>
+        <w:rPr>
+          <w:sz w:val="28"/>
+          <w:szCs w:val="28"/>
+        </w:rPr>
+        <w:t>2️</w:t>
+      </w:r>
+      <w:r>
+        <w:rPr>
+          <w:rFonts w:ascii="Segoe UI Symbol" w:hAnsi="Segoe UI Symbol" w:cs="Segoe UI Symbol"/>
+          <w:sz w:val="28"/>
+          <w:szCs w:val="28"/>
+        </w:rPr>
+        <w:t>⃣</w:t>
+      </w:r>
+      <w:r>
+        <w:rPr>
+          <w:sz w:val="28"/>
+          <w:szCs w:val="28"/>
+        </w:rPr>
+        <w:t xml:space="preserve"> </w:t>
+      </w:r>
+      <w:r>
+        <w:rPr>
+          <w:b/>
+          <w:bCs/>
+          <w:sz w:val="28"/>
+          <w:szCs w:val="28"/>
+        </w:rPr>
+        <w:t>Statistical Relationship – Line Plot</w:t>
+      </w:r>
+    </w:p>
+    <w:p>
+      <w:pPr>
+        <w:rPr>
           <w:sz w:val="28"/>
           <w:szCs w:val="28"/>
         </w:rPr>
@@ -251,10 +528,10 @@
           <w:szCs w:val="28"/>
         </w:rPr>
         <w:drawing>
-          <wp:inline distT="0" distB="0" distL="0" distR="0" wp14:anchorId="7C77C2F8" wp14:editId="197F9743">
-            <wp:extent cx="5639587" cy="2686425"/>
-            <wp:effectExtent l="0" t="0" r="0" b="0"/>
-            <wp:docPr id="1638007245" name="Picture 1"/>
+          <wp:inline distT="0" distB="0" distL="0" distR="0" wp14:anchorId="256ABF90" wp14:editId="21590858">
+            <wp:extent cx="5731510" cy="269875"/>
+            <wp:effectExtent l="0" t="0" r="2540" b="0"/>
+            <wp:docPr id="1149360088" name="Picture 1"/>
             <wp:cNvGraphicFramePr>
               <a:graphicFrameLocks xmlns:a="http://schemas.openxmlformats.org/drawingml/2006/main" noChangeAspect="1"/>
             </wp:cNvGraphicFramePr>
@@ -262,7 +539,7 @@
               <a:graphicData uri="http://schemas.openxmlformats.org/drawingml/2006/picture">
                 <pic:pic xmlns:pic="http://schemas.openxmlformats.org/drawingml/2006/picture">
                   <pic:nvPicPr>
-                    <pic:cNvPr id="1638007245" name=""/>
+                    <pic:cNvPr id="1149360088" name=""/>
                     <pic:cNvPicPr/>
                   </pic:nvPicPr>
                   <pic:blipFill>
@@ -274,7 +551,7 @@
                   <pic:spPr>
                     <a:xfrm>
                       <a:off x="0" y="0"/>
-                      <a:ext cx="5639587" cy="2686425"/>
+                      <a:ext cx="5731510" cy="269875"/>
                     </a:xfrm>
                     <a:prstGeom prst="rect">
                       <a:avLst/>
@@ -290,77 +567,6 @@
     <w:p>
       <w:pPr>
         <w:rPr>
-          <w:rFonts w:ascii="Segoe UI Emoji" w:hAnsi="Segoe UI Emoji" w:cs="Segoe UI Emoji"/>
-          <w:sz w:val="28"/>
-          <w:szCs w:val="28"/>
-        </w:rPr>
-      </w:pPr>
-      <w:r>
-        <w:rPr>
-          <w:rFonts w:ascii="Segoe UI Emoji" w:hAnsi="Segoe UI Emoji" w:cs="Segoe UI Emoji"/>
-          <w:sz w:val="28"/>
-          <w:szCs w:val="28"/>
-        </w:rPr>
-        <w:br w:type="page"/>
-      </w:r>
-    </w:p>
-    <w:p>
-      <w:pPr>
-        <w:rPr>
-          <w:b/>
-          <w:bCs/>
-          <w:sz w:val="28"/>
-          <w:szCs w:val="28"/>
-        </w:rPr>
-      </w:pPr>
-      <w:r>
-        <w:rPr>
-          <w:rFonts w:ascii="Segoe UI Emoji" w:hAnsi="Segoe UI Emoji" w:cs="Segoe UI Emoji"/>
-          <w:sz w:val="28"/>
-          <w:szCs w:val="28"/>
-        </w:rPr>
-        <w:lastRenderedPageBreak/>
-        <w:t>🧩</w:t>
-      </w:r>
-      <w:r>
-        <w:rPr>
-          <w:sz w:val="28"/>
-          <w:szCs w:val="28"/>
-        </w:rPr>
-        <w:t xml:space="preserve"> </w:t>
-      </w:r>
-      <w:r>
-        <w:rPr>
-          <w:b/>
-          <w:bCs/>
-          <w:sz w:val="28"/>
-          <w:szCs w:val="28"/>
-        </w:rPr>
-        <w:t>3️</w:t>
-      </w:r>
-      <w:r>
-        <w:rPr>
-          <w:rFonts w:ascii="Segoe UI Symbol" w:hAnsi="Segoe UI Symbol" w:cs="Segoe UI Symbol"/>
-          <w:b/>
-          <w:bCs/>
-          <w:sz w:val="28"/>
-          <w:szCs w:val="28"/>
-        </w:rPr>
-        <w:t>⃣</w:t>
-      </w:r>
-      <w:r>
-        <w:rPr>
-          <w:b/>
-          <w:bCs/>
-          <w:sz w:val="28"/>
-          <w:szCs w:val="28"/>
-        </w:rPr>
-        <w:t xml:space="preserve"> Generating Arrays Automatically</w:t>
-      </w:r>
-    </w:p>
-    <w:p>
-      <w:pPr>
-        <w:rPr>
           <w:sz w:val="28"/>
           <w:szCs w:val="28"/>
         </w:rPr>
@@ -371,10 +577,10 @@
           <w:szCs w:val="28"/>
         </w:rPr>
         <w:drawing>
-          <wp:inline distT="0" distB="0" distL="0" distR="0" wp14:anchorId="1DCB4815" wp14:editId="2EEE10A3">
-            <wp:extent cx="2990850" cy="1536965"/>
-            <wp:effectExtent l="0" t="0" r="0" b="6350"/>
-            <wp:docPr id="1503625906" name="Picture 1"/>
+          <wp:inline distT="0" distB="0" distL="0" distR="0" wp14:anchorId="1DF38F9D" wp14:editId="6F06FDB9">
+            <wp:extent cx="5731510" cy="636270"/>
+            <wp:effectExtent l="0" t="0" r="2540" b="0"/>
+            <wp:docPr id="998166411" name="Picture 1"/>
             <wp:cNvGraphicFramePr>
               <a:graphicFrameLocks xmlns:a="http://schemas.openxmlformats.org/drawingml/2006/main" noChangeAspect="1"/>
             </wp:cNvGraphicFramePr>
@@ -382,7 +588,7 @@
               <a:graphicData uri="http://schemas.openxmlformats.org/drawingml/2006/picture">
                 <pic:pic xmlns:pic="http://schemas.openxmlformats.org/drawingml/2006/picture">
                   <pic:nvPicPr>
-                    <pic:cNvPr id="1503625906" name=""/>
+                    <pic:cNvPr id="998166411" name=""/>
                     <pic:cNvPicPr/>
                   </pic:nvPicPr>
                   <pic:blipFill>
@@ -394,7 +600,7 @@
                   <pic:spPr>
                     <a:xfrm>
                       <a:off x="0" y="0"/>
-                      <a:ext cx="3001191" cy="1542279"/>
+                      <a:ext cx="5731510" cy="636270"/>
                     </a:xfrm>
                     <a:prstGeom prst="rect">
                       <a:avLst/>
@@ -414,16 +620,392 @@
           <w:szCs w:val="28"/>
         </w:rPr>
       </w:pPr>
+    </w:p>
+    <w:p>
+      <w:pPr>
+        <w:rPr>
+          <w:b/>
+          <w:bCs/>
+          <w:sz w:val="28"/>
+          <w:szCs w:val="28"/>
+        </w:rPr>
+      </w:pPr>
+      <w:r>
+        <w:rPr>
+          <w:rFonts w:ascii="Segoe UI Emoji" w:hAnsi="Segoe UI Emoji" w:cs="Segoe UI Emoji"/>
+          <w:b/>
+          <w:bCs/>
+          <w:sz w:val="28"/>
+          <w:szCs w:val="28"/>
+        </w:rPr>
+        <w:t>🎯</w:t>
+      </w:r>
+      <w:r>
+        <w:rPr>
+          <w:b/>
+          <w:bCs/>
+          <w:sz w:val="28"/>
+          <w:szCs w:val="28"/>
+        </w:rPr>
+        <w:t xml:space="preserve"> Use Case:</w:t>
+      </w:r>
+    </w:p>
+    <w:p>
+      <w:pPr>
+        <w:rPr>
+          <w:sz w:val="28"/>
+          <w:szCs w:val="28"/>
+        </w:rPr>
+      </w:pPr>
+      <w:r>
+        <w:rPr>
+          <w:rFonts w:ascii="Segoe UI Emoji" w:hAnsi="Segoe UI Emoji" w:cs="Segoe UI Emoji"/>
+          <w:sz w:val="28"/>
+          <w:szCs w:val="28"/>
+        </w:rPr>
+        <w:t>👉</w:t>
+      </w:r>
+      <w:r>
+        <w:rPr>
+          <w:sz w:val="28"/>
+          <w:szCs w:val="28"/>
+        </w:rPr>
+        <w:t xml:space="preserve"> To track </w:t>
+      </w:r>
+      <w:r>
+        <w:rPr>
+          <w:b/>
+          <w:bCs/>
+          <w:sz w:val="28"/>
+          <w:szCs w:val="28"/>
+        </w:rPr>
+        <w:t>trends</w:t>
+      </w:r>
+      <w:r>
+        <w:rPr>
+          <w:sz w:val="28"/>
+          <w:szCs w:val="28"/>
+        </w:rPr>
+        <w:t xml:space="preserve"> — e.g., if marks increase consistently with more study hours, and how </w:t>
+      </w:r>
+      <w:r>
+        <w:rPr>
+          <w:b/>
+          <w:bCs/>
+          <w:sz w:val="28"/>
+          <w:szCs w:val="28"/>
+        </w:rPr>
+        <w:t>internet access</w:t>
+      </w:r>
+      <w:r>
+        <w:rPr>
+          <w:sz w:val="28"/>
+          <w:szCs w:val="28"/>
+        </w:rPr>
+        <w:t xml:space="preserve"> changes this trend.</w:t>
+      </w:r>
+    </w:p>
+    <w:p>
+      <w:pPr>
+        <w:rPr>
+          <w:sz w:val="28"/>
+          <w:szCs w:val="28"/>
+        </w:rPr>
+      </w:pPr>
+    </w:p>
+    <w:p>
+      <w:pPr>
+        <w:rPr>
+          <w:sz w:val="28"/>
+          <w:szCs w:val="28"/>
+        </w:rPr>
+      </w:pPr>
+      <w:r>
+        <w:rPr>
+          <w:rFonts w:ascii="Segoe UI Emoji" w:hAnsi="Segoe UI Emoji" w:cs="Segoe UI Emoji"/>
+          <w:sz w:val="28"/>
+          <w:szCs w:val="28"/>
+        </w:rPr>
+        <w:t>📍</w:t>
+      </w:r>
+      <w:r>
+        <w:rPr>
+          <w:b/>
+          <w:bCs/>
+          <w:sz w:val="28"/>
+          <w:szCs w:val="28"/>
+        </w:rPr>
+        <w:t>Use When:</w:t>
+      </w:r>
+      <w:r>
+        <w:rPr>
+          <w:sz w:val="28"/>
+          <w:szCs w:val="28"/>
+        </w:rPr>
+        <w:t xml:space="preserve"> You want to show </w:t>
+      </w:r>
+      <w:r>
+        <w:rPr>
+          <w:b/>
+          <w:bCs/>
+          <w:sz w:val="28"/>
+          <w:szCs w:val="28"/>
+        </w:rPr>
+        <w:t>trends or changes over time</w:t>
+      </w:r>
+      <w:r>
+        <w:rPr>
+          <w:sz w:val="28"/>
+          <w:szCs w:val="28"/>
+        </w:rPr>
+        <w:t>.</w:t>
+      </w:r>
+    </w:p>
+    <w:p>
+      <w:pPr>
+        <w:rPr>
+          <w:sz w:val="28"/>
+          <w:szCs w:val="28"/>
+        </w:rPr>
+      </w:pPr>
+      <w:r>
+        <w:rPr>
+          <w:rFonts w:ascii="Segoe UI Emoji" w:hAnsi="Segoe UI Emoji" w:cs="Segoe UI Emoji"/>
+          <w:sz w:val="28"/>
+          <w:szCs w:val="28"/>
+        </w:rPr>
+        <w:t>💡</w:t>
+      </w:r>
+      <w:r>
+        <w:rPr>
+          <w:b/>
+          <w:bCs/>
+          <w:sz w:val="28"/>
+          <w:szCs w:val="28"/>
+        </w:rPr>
+        <w:t>Example Use Cases:</w:t>
+      </w:r>
+    </w:p>
+    <w:p>
+      <w:pPr>
+        <w:numPr>
+          <w:ilvl w:val="0"/>
+          <w:numId w:val="2"/>
+        </w:numPr>
+        <w:rPr>
+          <w:sz w:val="28"/>
+          <w:szCs w:val="28"/>
+        </w:rPr>
+      </w:pPr>
+      <w:r>
+        <w:rPr>
+          <w:sz w:val="28"/>
+          <w:szCs w:val="28"/>
+        </w:rPr>
+        <w:t>Month vs Revenue (Business trends)</w:t>
+      </w:r>
+    </w:p>
+    <w:p>
+      <w:pPr>
+        <w:numPr>
+          <w:ilvl w:val="0"/>
+          <w:numId w:val="2"/>
+        </w:numPr>
+        <w:rPr>
+          <w:sz w:val="28"/>
+          <w:szCs w:val="28"/>
+        </w:rPr>
+      </w:pPr>
+      <w:r>
+        <w:rPr>
+          <w:sz w:val="28"/>
+          <w:szCs w:val="28"/>
+        </w:rPr>
+        <w:t>Day vs Website Traffic (Digital marketing)</w:t>
+      </w:r>
+    </w:p>
+    <w:p>
+      <w:pPr>
+        <w:numPr>
+          <w:ilvl w:val="0"/>
+          <w:numId w:val="2"/>
+        </w:numPr>
+        <w:rPr>
+          <w:sz w:val="28"/>
+          <w:szCs w:val="28"/>
+        </w:rPr>
+      </w:pPr>
+      <w:r>
+        <w:rPr>
+          <w:sz w:val="28"/>
+          <w:szCs w:val="28"/>
+        </w:rPr>
+        <w:t>Year vs Population Growth (Demographics)</w:t>
+      </w:r>
+    </w:p>
+    <w:p>
+      <w:pPr>
+        <w:numPr>
+          <w:ilvl w:val="0"/>
+          <w:numId w:val="2"/>
+        </w:numPr>
+        <w:rPr>
+          <w:sz w:val="28"/>
+          <w:szCs w:val="28"/>
+        </w:rPr>
+      </w:pPr>
+      <w:r>
+        <w:rPr>
+          <w:sz w:val="28"/>
+          <w:szCs w:val="28"/>
+        </w:rPr>
+        <w:t>Time vs Stock Price (Finance)</w:t>
+      </w:r>
+    </w:p>
+    <w:p>
+      <w:pPr>
+        <w:rPr>
+          <w:sz w:val="28"/>
+          <w:szCs w:val="28"/>
+        </w:rPr>
+      </w:pPr>
+      <w:r>
+        <w:rPr>
+          <w:rFonts w:ascii="Segoe UI Emoji" w:hAnsi="Segoe UI Emoji" w:cs="Segoe UI Emoji"/>
+          <w:sz w:val="28"/>
+          <w:szCs w:val="28"/>
+        </w:rPr>
+        <w:t>🎯</w:t>
+      </w:r>
+      <w:r>
+        <w:rPr>
+          <w:sz w:val="28"/>
+          <w:szCs w:val="28"/>
+        </w:rPr>
+        <w:t xml:space="preserve"> </w:t>
+      </w:r>
+      <w:r>
+        <w:rPr>
+          <w:b/>
+          <w:bCs/>
+          <w:sz w:val="28"/>
+          <w:szCs w:val="28"/>
+        </w:rPr>
+        <w:t>Purpose:</w:t>
+      </w:r>
+      <w:r>
+        <w:rPr>
+          <w:sz w:val="28"/>
+          <w:szCs w:val="28"/>
+        </w:rPr>
+        <w:t xml:space="preserve"> To visualize </w:t>
+      </w:r>
+      <w:r>
+        <w:rPr>
+          <w:b/>
+          <w:bCs/>
+          <w:sz w:val="28"/>
+          <w:szCs w:val="28"/>
+        </w:rPr>
+        <w:t>progression or trend</w:t>
+      </w:r>
+      <w:r>
+        <w:rPr>
+          <w:sz w:val="28"/>
+          <w:szCs w:val="28"/>
+        </w:rPr>
+        <w:t>.</w:t>
+      </w:r>
+    </w:p>
+    <w:p>
+      <w:pPr>
+        <w:rPr>
+          <w:sz w:val="28"/>
+          <w:szCs w:val="28"/>
+        </w:rPr>
+      </w:pPr>
+      <w:r>
+        <w:rPr>
+          <w:sz w:val="28"/>
+          <w:szCs w:val="28"/>
+        </w:rPr>
+        <w:br w:type="page"/>
+      </w:r>
+    </w:p>
+    <w:p>
+      <w:pPr>
+        <w:rPr>
+          <w:sz w:val="28"/>
+          <w:szCs w:val="28"/>
+        </w:rPr>
+      </w:pPr>
+    </w:p>
+    <w:p>
+      <w:pPr>
+        <w:rPr>
+          <w:sz w:val="28"/>
+          <w:szCs w:val="28"/>
+        </w:rPr>
+      </w:pPr>
+    </w:p>
+    <w:p>
+      <w:pPr>
+        <w:rPr>
+          <w:b/>
+          <w:bCs/>
+          <w:sz w:val="28"/>
+          <w:szCs w:val="28"/>
+        </w:rPr>
+      </w:pPr>
+      <w:r>
+        <w:rPr>
+          <w:sz w:val="28"/>
+          <w:szCs w:val="28"/>
+        </w:rPr>
+        <w:t>3️</w:t>
+      </w:r>
+      <w:r>
+        <w:rPr>
+          <w:rFonts w:ascii="Segoe UI Symbol" w:hAnsi="Segoe UI Symbol" w:cs="Segoe UI Symbol"/>
+          <w:sz w:val="28"/>
+          <w:szCs w:val="28"/>
+        </w:rPr>
+        <w:t>⃣</w:t>
+      </w:r>
+      <w:r>
+        <w:rPr>
+          <w:sz w:val="28"/>
+          <w:szCs w:val="28"/>
+        </w:rPr>
+        <w:t xml:space="preserve"> </w:t>
+      </w:r>
+      <w:r>
+        <w:rPr>
+          <w:b/>
+          <w:bCs/>
+          <w:sz w:val="28"/>
+          <w:szCs w:val="28"/>
+        </w:rPr>
+        <w:t>Statistical Relationship – Multiple Plots</w:t>
+      </w:r>
+    </w:p>
+    <w:p>
+      <w:pPr>
+        <w:rPr>
+          <w:sz w:val="28"/>
+          <w:szCs w:val="28"/>
+        </w:rPr>
+      </w:pPr>
       <w:r>
         <w:rPr>
           <w:sz w:val="28"/>
           <w:szCs w:val="28"/>
         </w:rPr>
         <w:drawing>
-          <wp:inline distT="0" distB="0" distL="0" distR="0" wp14:anchorId="3090809A" wp14:editId="4CEBDAC3">
-            <wp:extent cx="5731510" cy="1411605"/>
+          <wp:inline distT="0" distB="0" distL="0" distR="0" wp14:anchorId="58C0E15B" wp14:editId="77E4B178">
+            <wp:extent cx="5731510" cy="290195"/>
             <wp:effectExtent l="0" t="0" r="2540" b="0"/>
-            <wp:docPr id="695828805" name="Picture 1"/>
+            <wp:docPr id="1409602126" name="Picture 1"/>
             <wp:cNvGraphicFramePr>
               <a:graphicFrameLocks xmlns:a="http://schemas.openxmlformats.org/drawingml/2006/main" noChangeAspect="1"/>
             </wp:cNvGraphicFramePr>
@@ -431,7 +1013,7 @@
               <a:graphicData uri="http://schemas.openxmlformats.org/drawingml/2006/picture">
                 <pic:pic xmlns:pic="http://schemas.openxmlformats.org/drawingml/2006/picture">
                   <pic:nvPicPr>
-                    <pic:cNvPr id="695828805" name=""/>
+                    <pic:cNvPr id="1409602126" name=""/>
                     <pic:cNvPicPr/>
                   </pic:nvPicPr>
                   <pic:blipFill>
@@ -443,7 +1025,7 @@
                   <pic:spPr>
                     <a:xfrm>
                       <a:off x="0" y="0"/>
-                      <a:ext cx="5731510" cy="1411605"/>
+                      <a:ext cx="5731510" cy="290195"/>
                     </a:xfrm>
                     <a:prstGeom prst="rect">
                       <a:avLst/>
@@ -459,59 +1041,6 @@
     <w:p>
       <w:pPr>
         <w:rPr>
-          <w:b/>
-          <w:bCs/>
-          <w:sz w:val="28"/>
-          <w:szCs w:val="28"/>
-        </w:rPr>
-      </w:pPr>
-      <w:r>
-        <w:rPr>
-          <w:rFonts w:ascii="Segoe UI Emoji" w:hAnsi="Segoe UI Emoji" w:cs="Segoe UI Emoji"/>
-          <w:sz w:val="28"/>
-          <w:szCs w:val="28"/>
-        </w:rPr>
-        <w:t>🧩</w:t>
-      </w:r>
-      <w:r>
-        <w:rPr>
-          <w:sz w:val="28"/>
-          <w:szCs w:val="28"/>
-        </w:rPr>
-        <w:t xml:space="preserve"> </w:t>
-      </w:r>
-      <w:r>
-        <w:rPr>
-          <w:b/>
-          <w:bCs/>
-          <w:sz w:val="28"/>
-          <w:szCs w:val="28"/>
-        </w:rPr>
-        <w:t>4️</w:t>
-      </w:r>
-      <w:r>
-        <w:rPr>
-          <w:rFonts w:ascii="Segoe UI Symbol" w:hAnsi="Segoe UI Symbol" w:cs="Segoe UI Symbol"/>
-          <w:b/>
-          <w:bCs/>
-          <w:sz w:val="28"/>
-          <w:szCs w:val="28"/>
-        </w:rPr>
-        <w:t>⃣</w:t>
-      </w:r>
-      <w:r>
-        <w:rPr>
-          <w:b/>
-          <w:bCs/>
-          <w:sz w:val="28"/>
-          <w:szCs w:val="28"/>
-        </w:rPr>
-        <w:t xml:space="preserve"> Array Properties</w:t>
-      </w:r>
-    </w:p>
-    <w:p>
-      <w:pPr>
-        <w:rPr>
           <w:sz w:val="28"/>
           <w:szCs w:val="28"/>
         </w:rPr>
@@ -522,10 +1051,10 @@
           <w:szCs w:val="28"/>
         </w:rPr>
         <w:drawing>
-          <wp:inline distT="0" distB="0" distL="0" distR="0" wp14:anchorId="0B6D43AF" wp14:editId="76237888">
-            <wp:extent cx="3057525" cy="2033769"/>
-            <wp:effectExtent l="0" t="0" r="0" b="5080"/>
-            <wp:docPr id="658231306" name="Picture 1"/>
+          <wp:inline distT="0" distB="0" distL="0" distR="0" wp14:anchorId="2BCFB789" wp14:editId="2F949703">
+            <wp:extent cx="5731510" cy="366395"/>
+            <wp:effectExtent l="0" t="0" r="2540" b="0"/>
+            <wp:docPr id="1786980238" name="Picture 1"/>
             <wp:cNvGraphicFramePr>
               <a:graphicFrameLocks xmlns:a="http://schemas.openxmlformats.org/drawingml/2006/main" noChangeAspect="1"/>
             </wp:cNvGraphicFramePr>
@@ -533,7 +1062,7 @@
               <a:graphicData uri="http://schemas.openxmlformats.org/drawingml/2006/picture">
                 <pic:pic xmlns:pic="http://schemas.openxmlformats.org/drawingml/2006/picture">
                   <pic:nvPicPr>
-                    <pic:cNvPr id="658231306" name=""/>
+                    <pic:cNvPr id="1786980238" name=""/>
                     <pic:cNvPicPr/>
                   </pic:nvPicPr>
                   <pic:blipFill>
@@ -545,7 +1074,7 @@
                   <pic:spPr>
                     <a:xfrm>
                       <a:off x="0" y="0"/>
-                      <a:ext cx="3061122" cy="2036162"/>
+                      <a:ext cx="5731510" cy="366395"/>
                     </a:xfrm>
                     <a:prstGeom prst="rect">
                       <a:avLst/>
@@ -561,6 +1090,346 @@
     <w:p>
       <w:pPr>
         <w:rPr>
+          <w:b/>
+          <w:bCs/>
+          <w:sz w:val="28"/>
+          <w:szCs w:val="28"/>
+        </w:rPr>
+      </w:pPr>
+      <w:r>
+        <w:rPr>
+          <w:rFonts w:ascii="Segoe UI Emoji" w:hAnsi="Segoe UI Emoji" w:cs="Segoe UI Emoji"/>
+          <w:b/>
+          <w:bCs/>
+          <w:sz w:val="28"/>
+          <w:szCs w:val="28"/>
+        </w:rPr>
+        <w:t>🎯</w:t>
+      </w:r>
+      <w:r>
+        <w:rPr>
+          <w:b/>
+          <w:bCs/>
+          <w:sz w:val="28"/>
+          <w:szCs w:val="28"/>
+        </w:rPr>
+        <w:t xml:space="preserve"> Use Case:</w:t>
+      </w:r>
+    </w:p>
+    <w:p>
+      <w:pPr>
+        <w:rPr>
+          <w:sz w:val="28"/>
+          <w:szCs w:val="28"/>
+        </w:rPr>
+      </w:pPr>
+      <w:r>
+        <w:rPr>
+          <w:rFonts w:ascii="Segoe UI Emoji" w:hAnsi="Segoe UI Emoji" w:cs="Segoe UI Emoji"/>
+          <w:sz w:val="28"/>
+          <w:szCs w:val="28"/>
+        </w:rPr>
+        <w:t>👉</w:t>
+      </w:r>
+      <w:r>
+        <w:rPr>
+          <w:sz w:val="28"/>
+          <w:szCs w:val="28"/>
+        </w:rPr>
+        <w:t xml:space="preserve"> Compare patterns </w:t>
+      </w:r>
+      <w:r>
+        <w:rPr>
+          <w:b/>
+          <w:bCs/>
+          <w:sz w:val="28"/>
+          <w:szCs w:val="28"/>
+        </w:rPr>
+        <w:t>side-by-side</w:t>
+      </w:r>
+      <w:r>
+        <w:rPr>
+          <w:sz w:val="28"/>
+          <w:szCs w:val="28"/>
+        </w:rPr>
+        <w:t xml:space="preserve"> — one plot for students with internet, another without.</w:t>
+      </w:r>
+    </w:p>
+    <w:p>
+      <w:pPr>
+        <w:rPr>
+          <w:sz w:val="28"/>
+          <w:szCs w:val="28"/>
+        </w:rPr>
+      </w:pPr>
+    </w:p>
+    <w:p>
+      <w:pPr>
+        <w:rPr>
+          <w:sz w:val="28"/>
+          <w:szCs w:val="28"/>
+        </w:rPr>
+      </w:pPr>
+      <w:r>
+        <w:rPr>
+          <w:rFonts w:ascii="Segoe UI Emoji" w:hAnsi="Segoe UI Emoji" w:cs="Segoe UI Emoji"/>
+          <w:sz w:val="28"/>
+          <w:szCs w:val="28"/>
+        </w:rPr>
+        <w:t>📍</w:t>
+      </w:r>
+      <w:r>
+        <w:rPr>
+          <w:b/>
+          <w:bCs/>
+          <w:sz w:val="28"/>
+          <w:szCs w:val="28"/>
+        </w:rPr>
+        <w:t>Use When:</w:t>
+      </w:r>
+      <w:r>
+        <w:rPr>
+          <w:sz w:val="28"/>
+          <w:szCs w:val="28"/>
+        </w:rPr>
+        <w:t xml:space="preserve"> You want to </w:t>
+      </w:r>
+      <w:r>
+        <w:rPr>
+          <w:b/>
+          <w:bCs/>
+          <w:sz w:val="28"/>
+          <w:szCs w:val="28"/>
+        </w:rPr>
+        <w:t>compare multiple categories side by side</w:t>
+      </w:r>
+      <w:r>
+        <w:rPr>
+          <w:sz w:val="28"/>
+          <w:szCs w:val="28"/>
+        </w:rPr>
+        <w:t>.</w:t>
+      </w:r>
+    </w:p>
+    <w:p>
+      <w:pPr>
+        <w:rPr>
+          <w:sz w:val="28"/>
+          <w:szCs w:val="28"/>
+        </w:rPr>
+      </w:pPr>
+      <w:r>
+        <w:rPr>
+          <w:rFonts w:ascii="Segoe UI Emoji" w:hAnsi="Segoe UI Emoji" w:cs="Segoe UI Emoji"/>
+          <w:sz w:val="28"/>
+          <w:szCs w:val="28"/>
+        </w:rPr>
+        <w:t>💡</w:t>
+      </w:r>
+      <w:r>
+        <w:rPr>
+          <w:b/>
+          <w:bCs/>
+          <w:sz w:val="28"/>
+          <w:szCs w:val="28"/>
+        </w:rPr>
+        <w:t>Example Use Cases:</w:t>
+      </w:r>
+    </w:p>
+    <w:p>
+      <w:pPr>
+        <w:numPr>
+          <w:ilvl w:val="0"/>
+          <w:numId w:val="3"/>
+        </w:numPr>
+        <w:rPr>
+          <w:sz w:val="28"/>
+          <w:szCs w:val="28"/>
+        </w:rPr>
+      </w:pPr>
+      <w:r>
+        <w:rPr>
+          <w:sz w:val="28"/>
+          <w:szCs w:val="28"/>
+        </w:rPr>
+        <w:t>Internet vs No Internet: Marks comparison</w:t>
+      </w:r>
+    </w:p>
+    <w:p>
+      <w:pPr>
+        <w:numPr>
+          <w:ilvl w:val="0"/>
+          <w:numId w:val="3"/>
+        </w:numPr>
+        <w:rPr>
+          <w:sz w:val="28"/>
+          <w:szCs w:val="28"/>
+        </w:rPr>
+      </w:pPr>
+      <w:r>
+        <w:rPr>
+          <w:sz w:val="28"/>
+          <w:szCs w:val="28"/>
+        </w:rPr>
+        <w:t>Male vs Female: Salary distribution</w:t>
+      </w:r>
+    </w:p>
+    <w:p>
+      <w:pPr>
+        <w:numPr>
+          <w:ilvl w:val="0"/>
+          <w:numId w:val="3"/>
+        </w:numPr>
+        <w:rPr>
+          <w:sz w:val="28"/>
+          <w:szCs w:val="28"/>
+        </w:rPr>
+      </w:pPr>
+      <w:r>
+        <w:rPr>
+          <w:sz w:val="28"/>
+          <w:szCs w:val="28"/>
+        </w:rPr>
+        <w:t>City-wise: Pollution levels</w:t>
+      </w:r>
+    </w:p>
+    <w:p>
+      <w:pPr>
+        <w:numPr>
+          <w:ilvl w:val="0"/>
+          <w:numId w:val="3"/>
+        </w:numPr>
+        <w:rPr>
+          <w:sz w:val="28"/>
+          <w:szCs w:val="28"/>
+        </w:rPr>
+      </w:pPr>
+      <w:r>
+        <w:rPr>
+          <w:sz w:val="28"/>
+          <w:szCs w:val="28"/>
+        </w:rPr>
+        <w:t>Product-wise: Sales patterns</w:t>
+      </w:r>
+    </w:p>
+    <w:p>
+      <w:pPr>
+        <w:rPr>
+          <w:sz w:val="28"/>
+          <w:szCs w:val="28"/>
+        </w:rPr>
+      </w:pPr>
+      <w:r>
+        <w:rPr>
+          <w:rFonts w:ascii="Segoe UI Emoji" w:hAnsi="Segoe UI Emoji" w:cs="Segoe UI Emoji"/>
+          <w:sz w:val="28"/>
+          <w:szCs w:val="28"/>
+        </w:rPr>
+        <w:t>🎯</w:t>
+      </w:r>
+      <w:r>
+        <w:rPr>
+          <w:sz w:val="28"/>
+          <w:szCs w:val="28"/>
+        </w:rPr>
+        <w:t xml:space="preserve"> </w:t>
+      </w:r>
+      <w:r>
+        <w:rPr>
+          <w:b/>
+          <w:bCs/>
+          <w:sz w:val="28"/>
+          <w:szCs w:val="28"/>
+        </w:rPr>
+        <w:t>Purpose:</w:t>
+      </w:r>
+      <w:r>
+        <w:rPr>
+          <w:sz w:val="28"/>
+          <w:szCs w:val="28"/>
+        </w:rPr>
+        <w:t xml:space="preserve"> To </w:t>
+      </w:r>
+      <w:proofErr w:type="spellStart"/>
+      <w:r>
+        <w:rPr>
+          <w:b/>
+          <w:bCs/>
+          <w:sz w:val="28"/>
+          <w:szCs w:val="28"/>
+        </w:rPr>
+        <w:t>analyze</w:t>
+      </w:r>
+      <w:proofErr w:type="spellEnd"/>
+      <w:r>
+        <w:rPr>
+          <w:b/>
+          <w:bCs/>
+          <w:sz w:val="28"/>
+          <w:szCs w:val="28"/>
+        </w:rPr>
+        <w:t xml:space="preserve"> subgroup patterns</w:t>
+      </w:r>
+      <w:r>
+        <w:rPr>
+          <w:sz w:val="28"/>
+          <w:szCs w:val="28"/>
+        </w:rPr>
+        <w:t xml:space="preserve"> clearly.</w:t>
+      </w:r>
+    </w:p>
+    <w:p>
+      <w:pPr>
+        <w:rPr>
+          <w:sz w:val="28"/>
+          <w:szCs w:val="28"/>
+        </w:rPr>
+      </w:pPr>
+    </w:p>
+    <w:p>
+      <w:pPr>
+        <w:rPr>
+          <w:b/>
+          <w:bCs/>
+          <w:sz w:val="28"/>
+          <w:szCs w:val="28"/>
+        </w:rPr>
+      </w:pPr>
+      <w:r>
+        <w:rPr>
+          <w:sz w:val="28"/>
+          <w:szCs w:val="28"/>
+        </w:rPr>
+        <w:t>4️</w:t>
+      </w:r>
+      <w:r>
+        <w:rPr>
+          <w:rFonts w:ascii="Segoe UI Symbol" w:hAnsi="Segoe UI Symbol" w:cs="Segoe UI Symbol"/>
+          <w:sz w:val="28"/>
+          <w:szCs w:val="28"/>
+        </w:rPr>
+        <w:t>⃣</w:t>
+      </w:r>
+      <w:r>
+        <w:rPr>
+          <w:sz w:val="28"/>
+          <w:szCs w:val="28"/>
+        </w:rPr>
+        <w:t xml:space="preserve"> </w:t>
+      </w:r>
+      <w:r>
+        <w:rPr>
+          <w:b/>
+          <w:bCs/>
+          <w:sz w:val="28"/>
+          <w:szCs w:val="28"/>
+        </w:rPr>
+        <w:t>Data Distribution – Histogram</w:t>
+      </w:r>
+    </w:p>
+    <w:p>
+      <w:pPr>
+        <w:rPr>
           <w:sz w:val="28"/>
           <w:szCs w:val="28"/>
         </w:rPr>
@@ -571,10 +1440,10 @@
           <w:szCs w:val="28"/>
         </w:rPr>
         <w:drawing>
-          <wp:inline distT="0" distB="0" distL="0" distR="0" wp14:anchorId="06242786" wp14:editId="5E03A4A4">
-            <wp:extent cx="5731510" cy="2658745"/>
-            <wp:effectExtent l="0" t="0" r="2540" b="8255"/>
-            <wp:docPr id="260515814" name="Picture 1"/>
+          <wp:inline distT="0" distB="0" distL="0" distR="0" wp14:anchorId="77AECEF7" wp14:editId="11C962C3">
+            <wp:extent cx="5731510" cy="757555"/>
+            <wp:effectExtent l="0" t="0" r="2540" b="4445"/>
+            <wp:docPr id="1487009033" name="Picture 1"/>
             <wp:cNvGraphicFramePr>
               <a:graphicFrameLocks xmlns:a="http://schemas.openxmlformats.org/drawingml/2006/main" noChangeAspect="1"/>
             </wp:cNvGraphicFramePr>
@@ -582,7 +1451,7 @@
               <a:graphicData uri="http://schemas.openxmlformats.org/drawingml/2006/picture">
                 <pic:pic xmlns:pic="http://schemas.openxmlformats.org/drawingml/2006/picture">
                   <pic:nvPicPr>
-                    <pic:cNvPr id="260515814" name=""/>
+                    <pic:cNvPr id="1487009033" name=""/>
                     <pic:cNvPicPr/>
                   </pic:nvPicPr>
                   <pic:blipFill>
@@ -594,7 +1463,7 @@
                   <pic:spPr>
                     <a:xfrm>
                       <a:off x="0" y="0"/>
-                      <a:ext cx="5731510" cy="2658745"/>
+                      <a:ext cx="5731510" cy="757555"/>
                     </a:xfrm>
                     <a:prstGeom prst="rect">
                       <a:avLst/>
@@ -610,60 +1479,6 @@
     <w:p>
       <w:pPr>
         <w:rPr>
-          <w:b/>
-          <w:bCs/>
-          <w:sz w:val="28"/>
-          <w:szCs w:val="28"/>
-        </w:rPr>
-      </w:pPr>
-      <w:r>
-        <w:rPr>
-          <w:rFonts w:ascii="Segoe UI Emoji" w:hAnsi="Segoe UI Emoji" w:cs="Segoe UI Emoji"/>
-          <w:sz w:val="28"/>
-          <w:szCs w:val="28"/>
-        </w:rPr>
-        <w:lastRenderedPageBreak/>
-        <w:t>🧩</w:t>
-      </w:r>
-      <w:r>
-        <w:rPr>
-          <w:sz w:val="28"/>
-          <w:szCs w:val="28"/>
-        </w:rPr>
-        <w:t xml:space="preserve"> </w:t>
-      </w:r>
-      <w:r>
-        <w:rPr>
-          <w:b/>
-          <w:bCs/>
-          <w:sz w:val="28"/>
-          <w:szCs w:val="28"/>
-        </w:rPr>
-        <w:t>5️</w:t>
-      </w:r>
-      <w:r>
-        <w:rPr>
-          <w:rFonts w:ascii="Segoe UI Symbol" w:hAnsi="Segoe UI Symbol" w:cs="Segoe UI Symbol"/>
-          <w:b/>
-          <w:bCs/>
-          <w:sz w:val="28"/>
-          <w:szCs w:val="28"/>
-        </w:rPr>
-        <w:t>⃣</w:t>
-      </w:r>
-      <w:r>
-        <w:rPr>
-          <w:b/>
-          <w:bCs/>
-          <w:sz w:val="28"/>
-          <w:szCs w:val="28"/>
-        </w:rPr>
-        <w:t xml:space="preserve"> Array Reshape</w:t>
-      </w:r>
-    </w:p>
-    <w:p>
-      <w:pPr>
-        <w:rPr>
           <w:sz w:val="28"/>
           <w:szCs w:val="28"/>
         </w:rPr>
@@ -674,10 +1489,10 @@
           <w:szCs w:val="28"/>
         </w:rPr>
         <w:drawing>
-          <wp:inline distT="0" distB="0" distL="0" distR="0" wp14:anchorId="603910AB" wp14:editId="0841504E">
-            <wp:extent cx="3086531" cy="1076475"/>
-            <wp:effectExtent l="0" t="0" r="0" b="9525"/>
-            <wp:docPr id="1772893715" name="Picture 1"/>
+          <wp:inline distT="0" distB="0" distL="0" distR="0" wp14:anchorId="305974A3" wp14:editId="1B31832A">
+            <wp:extent cx="5731510" cy="1103630"/>
+            <wp:effectExtent l="0" t="0" r="2540" b="1270"/>
+            <wp:docPr id="1910363443" name="Picture 1"/>
             <wp:cNvGraphicFramePr>
               <a:graphicFrameLocks xmlns:a="http://schemas.openxmlformats.org/drawingml/2006/main" noChangeAspect="1"/>
             </wp:cNvGraphicFramePr>
@@ -685,7 +1500,7 @@
               <a:graphicData uri="http://schemas.openxmlformats.org/drawingml/2006/picture">
                 <pic:pic xmlns:pic="http://schemas.openxmlformats.org/drawingml/2006/picture">
                   <pic:nvPicPr>
-                    <pic:cNvPr id="1772893715" name=""/>
+                    <pic:cNvPr id="1910363443" name=""/>
                     <pic:cNvPicPr/>
                   </pic:nvPicPr>
                   <pic:blipFill>
@@ -697,7 +1512,7 @@
                   <pic:spPr>
                     <a:xfrm>
                       <a:off x="0" y="0"/>
-                      <a:ext cx="3086531" cy="1076475"/>
+                      <a:ext cx="5731510" cy="1103630"/>
                     </a:xfrm>
                     <a:prstGeom prst="rect">
                       <a:avLst/>
@@ -713,6 +1528,395 @@
     <w:p>
       <w:pPr>
         <w:rPr>
+          <w:rFonts w:ascii="Segoe UI Emoji" w:hAnsi="Segoe UI Emoji" w:cs="Segoe UI Emoji"/>
+          <w:b/>
+          <w:bCs/>
+          <w:sz w:val="28"/>
+          <w:szCs w:val="28"/>
+        </w:rPr>
+      </w:pPr>
+      <w:r>
+        <w:rPr>
+          <w:rFonts w:ascii="Segoe UI Emoji" w:hAnsi="Segoe UI Emoji" w:cs="Segoe UI Emoji"/>
+          <w:b/>
+          <w:bCs/>
+          <w:sz w:val="28"/>
+          <w:szCs w:val="28"/>
+        </w:rPr>
+        <w:br w:type="page"/>
+      </w:r>
+    </w:p>
+    <w:p>
+      <w:pPr>
+        <w:rPr>
+          <w:b/>
+          <w:bCs/>
+          <w:sz w:val="28"/>
+          <w:szCs w:val="28"/>
+        </w:rPr>
+      </w:pPr>
+      <w:r>
+        <w:rPr>
+          <w:rFonts w:ascii="Segoe UI Emoji" w:hAnsi="Segoe UI Emoji" w:cs="Segoe UI Emoji"/>
+          <w:b/>
+          <w:bCs/>
+          <w:sz w:val="28"/>
+          <w:szCs w:val="28"/>
+        </w:rPr>
+        <w:lastRenderedPageBreak/>
+        <w:t>🎯</w:t>
+      </w:r>
+      <w:r>
+        <w:rPr>
+          <w:b/>
+          <w:bCs/>
+          <w:sz w:val="28"/>
+          <w:szCs w:val="28"/>
+        </w:rPr>
+        <w:t xml:space="preserve"> Use Case:</w:t>
+      </w:r>
+    </w:p>
+    <w:p>
+      <w:pPr>
+        <w:rPr>
+          <w:sz w:val="28"/>
+          <w:szCs w:val="28"/>
+        </w:rPr>
+      </w:pPr>
+      <w:r>
+        <w:rPr>
+          <w:rFonts w:ascii="Segoe UI Emoji" w:hAnsi="Segoe UI Emoji" w:cs="Segoe UI Emoji"/>
+          <w:sz w:val="28"/>
+          <w:szCs w:val="28"/>
+        </w:rPr>
+        <w:t>👉</w:t>
+      </w:r>
+      <w:r>
+        <w:rPr>
+          <w:sz w:val="28"/>
+          <w:szCs w:val="28"/>
+        </w:rPr>
+        <w:t xml:space="preserve"> To see </w:t>
+      </w:r>
+      <w:r>
+        <w:rPr>
+          <w:b/>
+          <w:bCs/>
+          <w:sz w:val="28"/>
+          <w:szCs w:val="28"/>
+        </w:rPr>
+        <w:t>how many students</w:t>
+      </w:r>
+      <w:r>
+        <w:rPr>
+          <w:sz w:val="28"/>
+          <w:szCs w:val="28"/>
+        </w:rPr>
+        <w:t xml:space="preserve"> fall in each </w:t>
+      </w:r>
+      <w:r>
+        <w:rPr>
+          <w:b/>
+          <w:bCs/>
+          <w:sz w:val="28"/>
+          <w:szCs w:val="28"/>
+        </w:rPr>
+        <w:t>age group</w:t>
+      </w:r>
+      <w:r>
+        <w:rPr>
+          <w:sz w:val="28"/>
+          <w:szCs w:val="28"/>
+        </w:rPr>
+        <w:t xml:space="preserve">, and how </w:t>
+      </w:r>
+      <w:r>
+        <w:rPr>
+          <w:b/>
+          <w:bCs/>
+          <w:sz w:val="28"/>
+          <w:szCs w:val="28"/>
+        </w:rPr>
+        <w:t>internet access</w:t>
+      </w:r>
+      <w:r>
+        <w:rPr>
+          <w:sz w:val="28"/>
+          <w:szCs w:val="28"/>
+        </w:rPr>
+        <w:t xml:space="preserve"> varies by age.</w:t>
+      </w:r>
+    </w:p>
+    <w:p>
+      <w:pPr>
+        <w:rPr>
+          <w:sz w:val="28"/>
+          <w:szCs w:val="28"/>
+        </w:rPr>
+      </w:pPr>
+    </w:p>
+    <w:p>
+      <w:pPr>
+        <w:rPr>
+          <w:sz w:val="28"/>
+          <w:szCs w:val="28"/>
+        </w:rPr>
+      </w:pPr>
+      <w:r>
+        <w:rPr>
+          <w:rFonts w:ascii="Segoe UI Emoji" w:hAnsi="Segoe UI Emoji" w:cs="Segoe UI Emoji"/>
+          <w:sz w:val="28"/>
+          <w:szCs w:val="28"/>
+        </w:rPr>
+        <w:t>📍</w:t>
+      </w:r>
+      <w:r>
+        <w:rPr>
+          <w:b/>
+          <w:bCs/>
+          <w:sz w:val="28"/>
+          <w:szCs w:val="28"/>
+        </w:rPr>
+        <w:t>Use When:</w:t>
+      </w:r>
+      <w:r>
+        <w:rPr>
+          <w:sz w:val="28"/>
+          <w:szCs w:val="28"/>
+        </w:rPr>
+        <w:t xml:space="preserve"> You want to understand </w:t>
+      </w:r>
+      <w:r>
+        <w:rPr>
+          <w:b/>
+          <w:bCs/>
+          <w:sz w:val="28"/>
+          <w:szCs w:val="28"/>
+        </w:rPr>
+        <w:t>frequency or spread of one numeric variable</w:t>
+      </w:r>
+      <w:r>
+        <w:rPr>
+          <w:sz w:val="28"/>
+          <w:szCs w:val="28"/>
+        </w:rPr>
+        <w:t>.</w:t>
+      </w:r>
+    </w:p>
+    <w:p>
+      <w:pPr>
+        <w:rPr>
+          <w:sz w:val="28"/>
+          <w:szCs w:val="28"/>
+        </w:rPr>
+      </w:pPr>
+      <w:r>
+        <w:rPr>
+          <w:rFonts w:ascii="Segoe UI Emoji" w:hAnsi="Segoe UI Emoji" w:cs="Segoe UI Emoji"/>
+          <w:sz w:val="28"/>
+          <w:szCs w:val="28"/>
+        </w:rPr>
+        <w:t>💡</w:t>
+      </w:r>
+      <w:r>
+        <w:rPr>
+          <w:b/>
+          <w:bCs/>
+          <w:sz w:val="28"/>
+          <w:szCs w:val="28"/>
+        </w:rPr>
+        <w:t>Example Use Cases:</w:t>
+      </w:r>
+    </w:p>
+    <w:p>
+      <w:pPr>
+        <w:numPr>
+          <w:ilvl w:val="0"/>
+          <w:numId w:val="4"/>
+        </w:numPr>
+        <w:rPr>
+          <w:sz w:val="28"/>
+          <w:szCs w:val="28"/>
+        </w:rPr>
+      </w:pPr>
+      <w:r>
+        <w:rPr>
+          <w:sz w:val="28"/>
+          <w:szCs w:val="28"/>
+        </w:rPr>
+        <w:t>Age distribution of students</w:t>
+      </w:r>
+    </w:p>
+    <w:p>
+      <w:pPr>
+        <w:numPr>
+          <w:ilvl w:val="0"/>
+          <w:numId w:val="4"/>
+        </w:numPr>
+        <w:rPr>
+          <w:sz w:val="28"/>
+          <w:szCs w:val="28"/>
+        </w:rPr>
+      </w:pPr>
+      <w:r>
+        <w:rPr>
+          <w:sz w:val="28"/>
+          <w:szCs w:val="28"/>
+        </w:rPr>
+        <w:t>Income levels of employees</w:t>
+      </w:r>
+    </w:p>
+    <w:p>
+      <w:pPr>
+        <w:numPr>
+          <w:ilvl w:val="0"/>
+          <w:numId w:val="4"/>
+        </w:numPr>
+        <w:rPr>
+          <w:sz w:val="28"/>
+          <w:szCs w:val="28"/>
+        </w:rPr>
+      </w:pPr>
+      <w:r>
+        <w:rPr>
+          <w:sz w:val="28"/>
+          <w:szCs w:val="28"/>
+        </w:rPr>
+        <w:t>Product prices in a market</w:t>
+      </w:r>
+    </w:p>
+    <w:p>
+      <w:pPr>
+        <w:numPr>
+          <w:ilvl w:val="0"/>
+          <w:numId w:val="4"/>
+        </w:numPr>
+        <w:rPr>
+          <w:sz w:val="28"/>
+          <w:szCs w:val="28"/>
+        </w:rPr>
+      </w:pPr>
+      <w:r>
+        <w:rPr>
+          <w:sz w:val="28"/>
+          <w:szCs w:val="28"/>
+        </w:rPr>
+        <w:t>Customer ratings count</w:t>
+      </w:r>
+    </w:p>
+    <w:p>
+      <w:pPr>
+        <w:rPr>
+          <w:sz w:val="28"/>
+          <w:szCs w:val="28"/>
+        </w:rPr>
+      </w:pPr>
+      <w:r>
+        <w:rPr>
+          <w:rFonts w:ascii="Segoe UI Emoji" w:hAnsi="Segoe UI Emoji" w:cs="Segoe UI Emoji"/>
+          <w:sz w:val="28"/>
+          <w:szCs w:val="28"/>
+        </w:rPr>
+        <w:t>🎯</w:t>
+      </w:r>
+      <w:r>
+        <w:rPr>
+          <w:sz w:val="28"/>
+          <w:szCs w:val="28"/>
+        </w:rPr>
+        <w:t xml:space="preserve"> </w:t>
+      </w:r>
+      <w:r>
+        <w:rPr>
+          <w:b/>
+          <w:bCs/>
+          <w:sz w:val="28"/>
+          <w:szCs w:val="28"/>
+        </w:rPr>
+        <w:t>Purpose:</w:t>
+      </w:r>
+      <w:r>
+        <w:rPr>
+          <w:sz w:val="28"/>
+          <w:szCs w:val="28"/>
+        </w:rPr>
+        <w:t xml:space="preserve"> To see </w:t>
+      </w:r>
+      <w:r>
+        <w:rPr>
+          <w:b/>
+          <w:bCs/>
+          <w:sz w:val="28"/>
+          <w:szCs w:val="28"/>
+        </w:rPr>
+        <w:t>how data is distributed</w:t>
+      </w:r>
+      <w:r>
+        <w:rPr>
+          <w:sz w:val="28"/>
+          <w:szCs w:val="28"/>
+        </w:rPr>
+        <w:t xml:space="preserve"> (normal, skewed, uniform, etc.).</w:t>
+      </w:r>
+    </w:p>
+    <w:p>
+      <w:pPr>
+        <w:rPr>
+          <w:sz w:val="28"/>
+          <w:szCs w:val="28"/>
+        </w:rPr>
+      </w:pPr>
+    </w:p>
+    <w:p>
+      <w:pPr>
+        <w:rPr>
+          <w:sz w:val="28"/>
+          <w:szCs w:val="28"/>
+        </w:rPr>
+      </w:pPr>
+    </w:p>
+    <w:p>
+      <w:pPr>
+        <w:rPr>
+          <w:sz w:val="28"/>
+          <w:szCs w:val="28"/>
+        </w:rPr>
+      </w:pPr>
+      <w:r>
+        <w:rPr>
+          <w:sz w:val="28"/>
+          <w:szCs w:val="28"/>
+        </w:rPr>
+        <w:t>5️</w:t>
+      </w:r>
+      <w:r>
+        <w:rPr>
+          <w:rFonts w:ascii="Segoe UI Symbol" w:hAnsi="Segoe UI Symbol" w:cs="Segoe UI Symbol"/>
+          <w:sz w:val="28"/>
+          <w:szCs w:val="28"/>
+        </w:rPr>
+        <w:t>⃣</w:t>
+      </w:r>
+      <w:r>
+        <w:rPr>
+          <w:sz w:val="28"/>
+          <w:szCs w:val="28"/>
+        </w:rPr>
+        <w:t xml:space="preserve"> </w:t>
+      </w:r>
+      <w:r>
+        <w:rPr>
+          <w:b/>
+          <w:bCs/>
+          <w:sz w:val="28"/>
+          <w:szCs w:val="28"/>
+        </w:rPr>
+        <w:t>Data Distribution – Multiple</w:t>
+      </w:r>
+    </w:p>
+    <w:p>
+      <w:pPr>
+        <w:rPr>
           <w:sz w:val="28"/>
           <w:szCs w:val="28"/>
         </w:rPr>
@@ -723,10 +1927,10 @@
           <w:szCs w:val="28"/>
         </w:rPr>
         <w:drawing>
-          <wp:inline distT="0" distB="0" distL="0" distR="0" wp14:anchorId="4B3E462F" wp14:editId="27A97303">
-            <wp:extent cx="5731510" cy="4389755"/>
-            <wp:effectExtent l="0" t="0" r="2540" b="0"/>
-            <wp:docPr id="1005162465" name="Picture 1"/>
+          <wp:inline distT="0" distB="0" distL="0" distR="0" wp14:anchorId="058A1023" wp14:editId="1C99B90D">
+            <wp:extent cx="4486901" cy="352474"/>
+            <wp:effectExtent l="0" t="0" r="9525" b="9525"/>
+            <wp:docPr id="595687226" name="Picture 1"/>
             <wp:cNvGraphicFramePr>
               <a:graphicFrameLocks xmlns:a="http://schemas.openxmlformats.org/drawingml/2006/main" noChangeAspect="1"/>
             </wp:cNvGraphicFramePr>
@@ -734,7 +1938,7 @@
               <a:graphicData uri="http://schemas.openxmlformats.org/drawingml/2006/picture">
                 <pic:pic xmlns:pic="http://schemas.openxmlformats.org/drawingml/2006/picture">
                   <pic:nvPicPr>
-                    <pic:cNvPr id="1005162465" name=""/>
+                    <pic:cNvPr id="595687226" name=""/>
                     <pic:cNvPicPr/>
                   </pic:nvPicPr>
                   <pic:blipFill>
@@ -746,7 +1950,7 @@
                   <pic:spPr>
                     <a:xfrm>
                       <a:off x="0" y="0"/>
-                      <a:ext cx="5731510" cy="4389755"/>
+                      <a:ext cx="4486901" cy="352474"/>
                     </a:xfrm>
                     <a:prstGeom prst="rect">
                       <a:avLst/>
@@ -762,59 +1966,6 @@
     <w:p>
       <w:pPr>
         <w:rPr>
-          <w:b/>
-          <w:bCs/>
-          <w:sz w:val="28"/>
-          <w:szCs w:val="28"/>
-        </w:rPr>
-      </w:pPr>
-      <w:r>
-        <w:rPr>
-          <w:rFonts w:ascii="Segoe UI Emoji" w:hAnsi="Segoe UI Emoji" w:cs="Segoe UI Emoji"/>
-          <w:sz w:val="28"/>
-          <w:szCs w:val="28"/>
-        </w:rPr>
-        <w:t>🧩</w:t>
-      </w:r>
-      <w:r>
-        <w:rPr>
-          <w:sz w:val="28"/>
-          <w:szCs w:val="28"/>
-        </w:rPr>
-        <w:t xml:space="preserve"> </w:t>
-      </w:r>
-      <w:r>
-        <w:rPr>
-          <w:b/>
-          <w:bCs/>
-          <w:sz w:val="28"/>
-          <w:szCs w:val="28"/>
-        </w:rPr>
-        <w:t>6️</w:t>
-      </w:r>
-      <w:r>
-        <w:rPr>
-          <w:rFonts w:ascii="Segoe UI Symbol" w:hAnsi="Segoe UI Symbol" w:cs="Segoe UI Symbol"/>
-          <w:b/>
-          <w:bCs/>
-          <w:sz w:val="28"/>
-          <w:szCs w:val="28"/>
-        </w:rPr>
-        <w:t>⃣</w:t>
-      </w:r>
-      <w:r>
-        <w:rPr>
-          <w:b/>
-          <w:bCs/>
-          <w:sz w:val="28"/>
-          <w:szCs w:val="28"/>
-        </w:rPr>
-        <w:t xml:space="preserve"> Array Slicing</w:t>
-      </w:r>
-    </w:p>
-    <w:p>
-      <w:pPr>
-        <w:rPr>
           <w:sz w:val="28"/>
           <w:szCs w:val="28"/>
         </w:rPr>
@@ -825,10 +1976,10 @@
           <w:szCs w:val="28"/>
         </w:rPr>
         <w:drawing>
-          <wp:inline distT="0" distB="0" distL="0" distR="0" wp14:anchorId="4E73165C" wp14:editId="302DA588">
-            <wp:extent cx="3238952" cy="866896"/>
-            <wp:effectExtent l="0" t="0" r="0" b="9525"/>
-            <wp:docPr id="2110023487" name="Picture 1"/>
+          <wp:inline distT="0" distB="0" distL="0" distR="0" wp14:anchorId="60C15190" wp14:editId="5E070466">
+            <wp:extent cx="5731510" cy="487680"/>
+            <wp:effectExtent l="0" t="0" r="2540" b="7620"/>
+            <wp:docPr id="1762665656" name="Picture 1"/>
             <wp:cNvGraphicFramePr>
               <a:graphicFrameLocks xmlns:a="http://schemas.openxmlformats.org/drawingml/2006/main" noChangeAspect="1"/>
             </wp:cNvGraphicFramePr>
@@ -836,7 +1987,7 @@
               <a:graphicData uri="http://schemas.openxmlformats.org/drawingml/2006/picture">
                 <pic:pic xmlns:pic="http://schemas.openxmlformats.org/drawingml/2006/picture">
                   <pic:nvPicPr>
-                    <pic:cNvPr id="2110023487" name=""/>
+                    <pic:cNvPr id="1762665656" name=""/>
                     <pic:cNvPicPr/>
                   </pic:nvPicPr>
                   <pic:blipFill>
@@ -848,7 +1999,7 @@
                   <pic:spPr>
                     <a:xfrm>
                       <a:off x="0" y="0"/>
-                      <a:ext cx="3238952" cy="866896"/>
+                      <a:ext cx="5731510" cy="487680"/>
                     </a:xfrm>
                     <a:prstGeom prst="rect">
                       <a:avLst/>
@@ -864,20 +2015,351 @@
     <w:p>
       <w:pPr>
         <w:rPr>
-          <w:sz w:val="28"/>
-          <w:szCs w:val="28"/>
-        </w:rPr>
-      </w:pPr>
-      <w:r>
-        <w:rPr>
+          <w:b/>
+          <w:bCs/>
+          <w:sz w:val="28"/>
+          <w:szCs w:val="28"/>
+        </w:rPr>
+      </w:pPr>
+      <w:r>
+        <w:rPr>
+          <w:rFonts w:ascii="Segoe UI Emoji" w:hAnsi="Segoe UI Emoji" w:cs="Segoe UI Emoji"/>
+          <w:b/>
+          <w:bCs/>
+          <w:sz w:val="28"/>
+          <w:szCs w:val="28"/>
+        </w:rPr>
+        <w:t>🎯</w:t>
+      </w:r>
+      <w:r>
+        <w:rPr>
+          <w:b/>
+          <w:bCs/>
+          <w:sz w:val="28"/>
+          <w:szCs w:val="28"/>
+        </w:rPr>
+        <w:t xml:space="preserve"> Use Case:</w:t>
+      </w:r>
+    </w:p>
+    <w:p>
+      <w:pPr>
+        <w:rPr>
+          <w:sz w:val="28"/>
+          <w:szCs w:val="28"/>
+        </w:rPr>
+      </w:pPr>
+      <w:r>
+        <w:rPr>
+          <w:rFonts w:ascii="Segoe UI Emoji" w:hAnsi="Segoe UI Emoji" w:cs="Segoe UI Emoji"/>
+          <w:sz w:val="28"/>
+          <w:szCs w:val="28"/>
+        </w:rPr>
+        <w:t>👉</w:t>
+      </w:r>
+      <w:r>
+        <w:rPr>
+          <w:sz w:val="28"/>
+          <w:szCs w:val="28"/>
+        </w:rPr>
+        <w:t xml:space="preserve"> Compare how </w:t>
+      </w:r>
+      <w:r>
+        <w:rPr>
+          <w:b/>
+          <w:bCs/>
+          <w:sz w:val="28"/>
+          <w:szCs w:val="28"/>
+        </w:rPr>
+        <w:t>marks differ</w:t>
+      </w:r>
+      <w:r>
+        <w:rPr>
+          <w:sz w:val="28"/>
+          <w:szCs w:val="28"/>
+        </w:rPr>
+        <w:t xml:space="preserve"> for students </w:t>
+      </w:r>
+      <w:r>
+        <w:rPr>
+          <w:i/>
+          <w:iCs/>
+          <w:sz w:val="28"/>
+          <w:szCs w:val="28"/>
+        </w:rPr>
+        <w:t>with</w:t>
+      </w:r>
+      <w:r>
+        <w:rPr>
+          <w:sz w:val="28"/>
+          <w:szCs w:val="28"/>
+        </w:rPr>
+        <w:t xml:space="preserve"> and </w:t>
+      </w:r>
+      <w:r>
+        <w:rPr>
+          <w:i/>
+          <w:iCs/>
+          <w:sz w:val="28"/>
+          <w:szCs w:val="28"/>
+        </w:rPr>
+        <w:t>without</w:t>
+      </w:r>
+      <w:r>
+        <w:rPr>
+          <w:sz w:val="28"/>
+          <w:szCs w:val="28"/>
+        </w:rPr>
+        <w:t xml:space="preserve"> internet.</w:t>
+      </w:r>
+    </w:p>
+    <w:p>
+      <w:pPr>
+        <w:rPr>
+          <w:sz w:val="28"/>
+          <w:szCs w:val="28"/>
+        </w:rPr>
+      </w:pPr>
+      <w:r>
+        <w:rPr>
+          <w:rFonts w:ascii="Segoe UI Emoji" w:hAnsi="Segoe UI Emoji" w:cs="Segoe UI Emoji"/>
+          <w:sz w:val="28"/>
+          <w:szCs w:val="28"/>
+        </w:rPr>
+        <w:t>📍</w:t>
+      </w:r>
+      <w:r>
+        <w:rPr>
+          <w:b/>
+          <w:bCs/>
+          <w:sz w:val="28"/>
+          <w:szCs w:val="28"/>
+        </w:rPr>
+        <w:t>Use When:</w:t>
+      </w:r>
+      <w:r>
+        <w:rPr>
+          <w:sz w:val="28"/>
+          <w:szCs w:val="28"/>
+        </w:rPr>
+        <w:t xml:space="preserve"> You want a </w:t>
+      </w:r>
+      <w:r>
+        <w:rPr>
+          <w:b/>
+          <w:bCs/>
+          <w:sz w:val="28"/>
+          <w:szCs w:val="28"/>
+        </w:rPr>
+        <w:t>smooth view of data density</w:t>
+      </w:r>
+      <w:r>
+        <w:rPr>
+          <w:sz w:val="28"/>
+          <w:szCs w:val="28"/>
+        </w:rPr>
+        <w:t xml:space="preserve"> instead of bars.</w:t>
+      </w:r>
+    </w:p>
+    <w:p>
+      <w:pPr>
+        <w:rPr>
+          <w:sz w:val="28"/>
+          <w:szCs w:val="28"/>
+        </w:rPr>
+      </w:pPr>
+      <w:r>
+        <w:rPr>
+          <w:rFonts w:ascii="Segoe UI Emoji" w:hAnsi="Segoe UI Emoji" w:cs="Segoe UI Emoji"/>
+          <w:sz w:val="28"/>
+          <w:szCs w:val="28"/>
+        </w:rPr>
+        <w:t>💡</w:t>
+      </w:r>
+      <w:r>
+        <w:rPr>
+          <w:b/>
+          <w:bCs/>
+          <w:sz w:val="28"/>
+          <w:szCs w:val="28"/>
+        </w:rPr>
+        <w:t>Example Use Cases:</w:t>
+      </w:r>
+    </w:p>
+    <w:p>
+      <w:pPr>
+        <w:numPr>
+          <w:ilvl w:val="0"/>
+          <w:numId w:val="5"/>
+        </w:numPr>
+        <w:rPr>
+          <w:sz w:val="28"/>
+          <w:szCs w:val="28"/>
+        </w:rPr>
+      </w:pPr>
+      <w:r>
+        <w:rPr>
+          <w:sz w:val="28"/>
+          <w:szCs w:val="28"/>
+        </w:rPr>
+        <w:t>Where most ages or marks are concentrated.</w:t>
+      </w:r>
+    </w:p>
+    <w:p>
+      <w:pPr>
+        <w:numPr>
+          <w:ilvl w:val="0"/>
+          <w:numId w:val="5"/>
+        </w:numPr>
+        <w:rPr>
+          <w:sz w:val="28"/>
+          <w:szCs w:val="28"/>
+        </w:rPr>
+      </w:pPr>
+      <w:r>
+        <w:rPr>
+          <w:sz w:val="28"/>
+          <w:szCs w:val="28"/>
+        </w:rPr>
+        <w:t>Where most customers fall (in terms of spending).</w:t>
+      </w:r>
+    </w:p>
+    <w:p>
+      <w:pPr>
+        <w:numPr>
+          <w:ilvl w:val="0"/>
+          <w:numId w:val="5"/>
+        </w:numPr>
+        <w:rPr>
+          <w:sz w:val="28"/>
+          <w:szCs w:val="28"/>
+        </w:rPr>
+      </w:pPr>
+      <w:r>
+        <w:rPr>
+          <w:sz w:val="28"/>
+          <w:szCs w:val="28"/>
+        </w:rPr>
+        <w:t>Density of temperature values during a year.</w:t>
+      </w:r>
+    </w:p>
+    <w:p>
+      <w:pPr>
+        <w:rPr>
+          <w:sz w:val="28"/>
+          <w:szCs w:val="28"/>
+        </w:rPr>
+      </w:pPr>
+      <w:r>
+        <w:rPr>
+          <w:rFonts w:ascii="Segoe UI Emoji" w:hAnsi="Segoe UI Emoji" w:cs="Segoe UI Emoji"/>
+          <w:sz w:val="28"/>
+          <w:szCs w:val="28"/>
+        </w:rPr>
+        <w:t>🎯</w:t>
+      </w:r>
+      <w:r>
+        <w:rPr>
+          <w:sz w:val="28"/>
+          <w:szCs w:val="28"/>
+        </w:rPr>
+        <w:t xml:space="preserve"> </w:t>
+      </w:r>
+      <w:r>
+        <w:rPr>
+          <w:b/>
+          <w:bCs/>
+          <w:sz w:val="28"/>
+          <w:szCs w:val="28"/>
+        </w:rPr>
+        <w:t>Purpose:</w:t>
+      </w:r>
+      <w:r>
+        <w:rPr>
+          <w:sz w:val="28"/>
+          <w:szCs w:val="28"/>
+        </w:rPr>
+        <w:t xml:space="preserve"> To identify </w:t>
+      </w:r>
+      <w:r>
+        <w:rPr>
+          <w:b/>
+          <w:bCs/>
+          <w:sz w:val="28"/>
+          <w:szCs w:val="28"/>
+        </w:rPr>
+        <w:t>data concentration regions</w:t>
+      </w:r>
+      <w:r>
+        <w:rPr>
+          <w:sz w:val="28"/>
+          <w:szCs w:val="28"/>
+        </w:rPr>
+        <w:t>.</w:t>
+      </w:r>
+    </w:p>
+    <w:p>
+      <w:pPr>
+        <w:rPr>
+          <w:b/>
+          <w:bCs/>
+          <w:sz w:val="28"/>
+          <w:szCs w:val="28"/>
+        </w:rPr>
+      </w:pPr>
+      <w:r>
+        <w:rPr>
+          <w:sz w:val="28"/>
+          <w:szCs w:val="28"/>
+        </w:rPr>
+        <w:lastRenderedPageBreak/>
+        <w:t>6️</w:t>
+      </w:r>
+      <w:r>
+        <w:rPr>
+          <w:rFonts w:ascii="Segoe UI Symbol" w:hAnsi="Segoe UI Symbol" w:cs="Segoe UI Symbol"/>
+          <w:sz w:val="28"/>
+          <w:szCs w:val="28"/>
+        </w:rPr>
+        <w:t>⃣</w:t>
+      </w:r>
+      <w:r>
+        <w:rPr>
+          <w:sz w:val="28"/>
+          <w:szCs w:val="28"/>
+        </w:rPr>
+        <w:t xml:space="preserve"> </w:t>
+      </w:r>
+      <w:r>
+        <w:rPr>
+          <w:b/>
+          <w:bCs/>
+          <w:sz w:val="28"/>
+          <w:szCs w:val="28"/>
+        </w:rPr>
+        <w:t>Data Distribution – Bivariate</w:t>
+      </w:r>
+    </w:p>
+    <w:p>
+      <w:pPr>
+        <w:rPr>
+          <w:b/>
+          <w:bCs/>
+          <w:sz w:val="28"/>
+          <w:szCs w:val="28"/>
+        </w:rPr>
+      </w:pPr>
+      <w:r>
+        <w:rPr>
+          <w:b/>
+          <w:bCs/>
           <w:sz w:val="28"/>
           <w:szCs w:val="28"/>
         </w:rPr>
         <w:drawing>
-          <wp:inline distT="0" distB="0" distL="0" distR="0" wp14:anchorId="7EE2461D" wp14:editId="49A8D44D">
-            <wp:extent cx="5534797" cy="1314633"/>
-            <wp:effectExtent l="0" t="0" r="8890" b="0"/>
-            <wp:docPr id="384227078" name="Picture 1"/>
+          <wp:inline distT="0" distB="0" distL="0" distR="0" wp14:anchorId="4834FEF2" wp14:editId="34256B2C">
+            <wp:extent cx="5315692" cy="400106"/>
+            <wp:effectExtent l="0" t="0" r="0" b="0"/>
+            <wp:docPr id="31908267" name="Picture 1"/>
             <wp:cNvGraphicFramePr>
               <a:graphicFrameLocks xmlns:a="http://schemas.openxmlformats.org/drawingml/2006/main" noChangeAspect="1"/>
             </wp:cNvGraphicFramePr>
@@ -885,7 +2367,7 @@
               <a:graphicData uri="http://schemas.openxmlformats.org/drawingml/2006/picture">
                 <pic:pic xmlns:pic="http://schemas.openxmlformats.org/drawingml/2006/picture">
                   <pic:nvPicPr>
-                    <pic:cNvPr id="384227078" name=""/>
+                    <pic:cNvPr id="31908267" name=""/>
                     <pic:cNvPicPr/>
                   </pic:nvPicPr>
                   <pic:blipFill>
@@ -897,7 +2379,7 @@
                   <pic:spPr>
                     <a:xfrm>
                       <a:off x="0" y="0"/>
-                      <a:ext cx="5534797" cy="1314633"/>
+                      <a:ext cx="5315692" cy="400106"/>
                     </a:xfrm>
                     <a:prstGeom prst="rect">
                       <a:avLst/>
@@ -913,60 +2395,6 @@
     <w:p>
       <w:pPr>
         <w:rPr>
-          <w:b/>
-          <w:bCs/>
-          <w:sz w:val="28"/>
-          <w:szCs w:val="28"/>
-        </w:rPr>
-      </w:pPr>
-      <w:r>
-        <w:rPr>
-          <w:rFonts w:ascii="Segoe UI Emoji" w:hAnsi="Segoe UI Emoji" w:cs="Segoe UI Emoji"/>
-          <w:sz w:val="28"/>
-          <w:szCs w:val="28"/>
-        </w:rPr>
-        <w:lastRenderedPageBreak/>
-        <w:t>🧩</w:t>
-      </w:r>
-      <w:r>
-        <w:rPr>
-          <w:sz w:val="28"/>
-          <w:szCs w:val="28"/>
-        </w:rPr>
-        <w:t xml:space="preserve"> </w:t>
-      </w:r>
-      <w:r>
-        <w:rPr>
-          <w:b/>
-          <w:bCs/>
-          <w:sz w:val="28"/>
-          <w:szCs w:val="28"/>
-        </w:rPr>
-        <w:t>7️</w:t>
-      </w:r>
-      <w:r>
-        <w:rPr>
-          <w:rFonts w:ascii="Segoe UI Symbol" w:hAnsi="Segoe UI Symbol" w:cs="Segoe UI Symbol"/>
-          <w:b/>
-          <w:bCs/>
-          <w:sz w:val="28"/>
-          <w:szCs w:val="28"/>
-        </w:rPr>
-        <w:t>⃣</w:t>
-      </w:r>
-      <w:r>
-        <w:rPr>
-          <w:b/>
-          <w:bCs/>
-          <w:sz w:val="28"/>
-          <w:szCs w:val="28"/>
-        </w:rPr>
-        <w:t xml:space="preserve"> Array Value Operation</w:t>
-      </w:r>
-    </w:p>
-    <w:p>
-      <w:pPr>
-        <w:rPr>
           <w:sz w:val="28"/>
           <w:szCs w:val="28"/>
         </w:rPr>
@@ -977,10 +2405,10 @@
           <w:szCs w:val="28"/>
         </w:rPr>
         <w:drawing>
-          <wp:inline distT="0" distB="0" distL="0" distR="0" wp14:anchorId="01CEB944" wp14:editId="72A60CE3">
-            <wp:extent cx="2753109" cy="1076475"/>
-            <wp:effectExtent l="0" t="0" r="9525" b="9525"/>
-            <wp:docPr id="425064777" name="Picture 1"/>
+          <wp:inline distT="0" distB="0" distL="0" distR="0" wp14:anchorId="0B833F51" wp14:editId="4520CA89">
+            <wp:extent cx="4382112" cy="714475"/>
+            <wp:effectExtent l="0" t="0" r="0" b="9525"/>
+            <wp:docPr id="1014020584" name="Picture 1"/>
             <wp:cNvGraphicFramePr>
               <a:graphicFrameLocks xmlns:a="http://schemas.openxmlformats.org/drawingml/2006/main" noChangeAspect="1"/>
             </wp:cNvGraphicFramePr>
@@ -988,7 +2416,7 @@
               <a:graphicData uri="http://schemas.openxmlformats.org/drawingml/2006/picture">
                 <pic:pic xmlns:pic="http://schemas.openxmlformats.org/drawingml/2006/picture">
                   <pic:nvPicPr>
-                    <pic:cNvPr id="425064777" name=""/>
+                    <pic:cNvPr id="1014020584" name=""/>
                     <pic:cNvPicPr/>
                   </pic:nvPicPr>
                   <pic:blipFill>
@@ -1000,7 +2428,7 @@
                   <pic:spPr>
                     <a:xfrm>
                       <a:off x="0" y="0"/>
-                      <a:ext cx="2753109" cy="1076475"/>
+                      <a:ext cx="4382112" cy="714475"/>
                     </a:xfrm>
                     <a:prstGeom prst="rect">
                       <a:avLst/>
@@ -1016,20 +2444,296 @@
     <w:p>
       <w:pPr>
         <w:rPr>
-          <w:sz w:val="28"/>
-          <w:szCs w:val="28"/>
-        </w:rPr>
-      </w:pPr>
-      <w:r>
-        <w:rPr>
+          <w:b/>
+          <w:bCs/>
+          <w:sz w:val="28"/>
+          <w:szCs w:val="28"/>
+        </w:rPr>
+      </w:pPr>
+      <w:r>
+        <w:rPr>
+          <w:rFonts w:ascii="Segoe UI Emoji" w:hAnsi="Segoe UI Emoji" w:cs="Segoe UI Emoji"/>
+          <w:b/>
+          <w:bCs/>
+          <w:sz w:val="28"/>
+          <w:szCs w:val="28"/>
+        </w:rPr>
+        <w:t>🎯</w:t>
+      </w:r>
+      <w:r>
+        <w:rPr>
+          <w:b/>
+          <w:bCs/>
+          <w:sz w:val="28"/>
+          <w:szCs w:val="28"/>
+        </w:rPr>
+        <w:t xml:space="preserve"> Use Case:</w:t>
+      </w:r>
+    </w:p>
+    <w:p>
+      <w:pPr>
+        <w:rPr>
+          <w:b/>
+          <w:bCs/>
+          <w:sz w:val="28"/>
+          <w:szCs w:val="28"/>
+        </w:rPr>
+      </w:pPr>
+      <w:r>
+        <w:rPr>
+          <w:rFonts w:ascii="Segoe UI Emoji" w:hAnsi="Segoe UI Emoji" w:cs="Segoe UI Emoji"/>
+          <w:b/>
+          <w:bCs/>
+          <w:sz w:val="28"/>
+          <w:szCs w:val="28"/>
+        </w:rPr>
+        <w:t>👉</w:t>
+      </w:r>
+      <w:r>
+        <w:rPr>
+          <w:b/>
+          <w:bCs/>
+          <w:sz w:val="28"/>
+          <w:szCs w:val="28"/>
+        </w:rPr>
+        <w:t xml:space="preserve"> To observe whether marks increase with age and internet use.</w:t>
+      </w:r>
+    </w:p>
+    <w:p>
+      <w:pPr>
+        <w:rPr>
+          <w:b/>
+          <w:bCs/>
+          <w:sz w:val="28"/>
+          <w:szCs w:val="28"/>
+        </w:rPr>
+      </w:pPr>
+    </w:p>
+    <w:p>
+      <w:pPr>
+        <w:rPr>
+          <w:b/>
+          <w:bCs/>
+          <w:sz w:val="28"/>
+          <w:szCs w:val="28"/>
+        </w:rPr>
+      </w:pPr>
+      <w:r>
+        <w:rPr>
+          <w:rFonts w:ascii="Segoe UI Emoji" w:hAnsi="Segoe UI Emoji" w:cs="Segoe UI Emoji"/>
+          <w:b/>
+          <w:bCs/>
+          <w:sz w:val="28"/>
+          <w:szCs w:val="28"/>
+        </w:rPr>
+        <w:t>📍</w:t>
+      </w:r>
+      <w:r>
+        <w:rPr>
+          <w:b/>
+          <w:bCs/>
+          <w:sz w:val="28"/>
+          <w:szCs w:val="28"/>
+        </w:rPr>
+        <w:t>Use When: You want to see all numeric relationships at once.</w:t>
+      </w:r>
+    </w:p>
+    <w:p>
+      <w:pPr>
+        <w:rPr>
+          <w:b/>
+          <w:bCs/>
+          <w:sz w:val="28"/>
+          <w:szCs w:val="28"/>
+        </w:rPr>
+      </w:pPr>
+      <w:r>
+        <w:rPr>
+          <w:rFonts w:ascii="Segoe UI Emoji" w:hAnsi="Segoe UI Emoji" w:cs="Segoe UI Emoji"/>
+          <w:b/>
+          <w:bCs/>
+          <w:sz w:val="28"/>
+          <w:szCs w:val="28"/>
+        </w:rPr>
+        <w:t>💡</w:t>
+      </w:r>
+      <w:r>
+        <w:rPr>
+          <w:b/>
+          <w:bCs/>
+          <w:sz w:val="28"/>
+          <w:szCs w:val="28"/>
+        </w:rPr>
+        <w:t>Example Use Cases:</w:t>
+      </w:r>
+    </w:p>
+    <w:p>
+      <w:pPr>
+        <w:numPr>
+          <w:ilvl w:val="0"/>
+          <w:numId w:val="6"/>
+        </w:numPr>
+        <w:rPr>
+          <w:b/>
+          <w:bCs/>
+          <w:sz w:val="28"/>
+          <w:szCs w:val="28"/>
+        </w:rPr>
+      </w:pPr>
+      <w:r>
+        <w:rPr>
+          <w:b/>
+          <w:bCs/>
+          <w:sz w:val="28"/>
+          <w:szCs w:val="28"/>
+        </w:rPr>
+        <w:t>Dataset with multiple variables (marks, hours, age, income)</w:t>
+      </w:r>
+    </w:p>
+    <w:p>
+      <w:pPr>
+        <w:numPr>
+          <w:ilvl w:val="0"/>
+          <w:numId w:val="6"/>
+        </w:numPr>
+        <w:rPr>
+          <w:b/>
+          <w:bCs/>
+          <w:sz w:val="28"/>
+          <w:szCs w:val="28"/>
+        </w:rPr>
+      </w:pPr>
+      <w:r>
+        <w:rPr>
+          <w:b/>
+          <w:bCs/>
+          <w:sz w:val="28"/>
+          <w:szCs w:val="28"/>
+        </w:rPr>
+        <w:t>Compare every feature to find correlation in Machine Learning</w:t>
+      </w:r>
+    </w:p>
+    <w:p>
+      <w:pPr>
+        <w:numPr>
+          <w:ilvl w:val="0"/>
+          <w:numId w:val="6"/>
+        </w:numPr>
+        <w:rPr>
+          <w:b/>
+          <w:bCs/>
+          <w:sz w:val="28"/>
+          <w:szCs w:val="28"/>
+        </w:rPr>
+      </w:pPr>
+      <w:r>
+        <w:rPr>
+          <w:b/>
+          <w:bCs/>
+          <w:sz w:val="28"/>
+          <w:szCs w:val="28"/>
+        </w:rPr>
+        <w:t>Exploratory Data Analysis (EDA)</w:t>
+      </w:r>
+    </w:p>
+    <w:p>
+      <w:pPr>
+        <w:rPr>
+          <w:b/>
+          <w:bCs/>
+          <w:sz w:val="28"/>
+          <w:szCs w:val="28"/>
+        </w:rPr>
+      </w:pPr>
+      <w:r>
+        <w:rPr>
+          <w:rFonts w:ascii="Segoe UI Emoji" w:hAnsi="Segoe UI Emoji" w:cs="Segoe UI Emoji"/>
+          <w:b/>
+          <w:bCs/>
+          <w:sz w:val="28"/>
+          <w:szCs w:val="28"/>
+        </w:rPr>
+        <w:t>🎯</w:t>
+      </w:r>
+      <w:r>
+        <w:rPr>
+          <w:b/>
+          <w:bCs/>
+          <w:sz w:val="28"/>
+          <w:szCs w:val="28"/>
+        </w:rPr>
+        <w:t xml:space="preserve"> Purpose: To quickly detect correlation patterns between many variables.</w:t>
+      </w:r>
+    </w:p>
+    <w:p>
+      <w:pPr>
+        <w:rPr>
+          <w:b/>
+          <w:bCs/>
+          <w:sz w:val="28"/>
+          <w:szCs w:val="28"/>
+        </w:rPr>
+      </w:pPr>
+    </w:p>
+    <w:p>
+      <w:pPr>
+        <w:rPr>
+          <w:b/>
+          <w:bCs/>
+          <w:sz w:val="28"/>
+          <w:szCs w:val="28"/>
+        </w:rPr>
+      </w:pPr>
+      <w:r>
+        <w:rPr>
+          <w:b/>
+          <w:bCs/>
+          <w:sz w:val="28"/>
+          <w:szCs w:val="28"/>
+        </w:rPr>
+        <w:t>7️</w:t>
+      </w:r>
+      <w:r>
+        <w:rPr>
+          <w:rFonts w:ascii="Segoe UI Symbol" w:hAnsi="Segoe UI Symbol" w:cs="Segoe UI Symbol"/>
+          <w:b/>
+          <w:bCs/>
+          <w:sz w:val="28"/>
+          <w:szCs w:val="28"/>
+        </w:rPr>
+        <w:t>⃣</w:t>
+      </w:r>
+      <w:r>
+        <w:rPr>
+          <w:b/>
+          <w:bCs/>
+          <w:sz w:val="28"/>
+          <w:szCs w:val="28"/>
+        </w:rPr>
+        <w:t xml:space="preserve"> Kernel Density Estimation (KDE)</w:t>
+      </w:r>
+    </w:p>
+    <w:p>
+      <w:pPr>
+        <w:rPr>
+          <w:b/>
+          <w:bCs/>
+          <w:sz w:val="28"/>
+          <w:szCs w:val="28"/>
+        </w:rPr>
+      </w:pPr>
+      <w:r>
+        <w:rPr>
+          <w:b/>
+          <w:bCs/>
           <w:sz w:val="28"/>
           <w:szCs w:val="28"/>
         </w:rPr>
         <w:drawing>
-          <wp:inline distT="0" distB="0" distL="0" distR="0" wp14:anchorId="6E8E3527" wp14:editId="609A0BBB">
-            <wp:extent cx="2876951" cy="1381318"/>
-            <wp:effectExtent l="0" t="0" r="0" b="9525"/>
-            <wp:docPr id="275370320" name="Picture 1"/>
+          <wp:inline distT="0" distB="0" distL="0" distR="0" wp14:anchorId="0E3B93EC" wp14:editId="55518751">
+            <wp:extent cx="5731510" cy="357505"/>
+            <wp:effectExtent l="0" t="0" r="2540" b="4445"/>
+            <wp:docPr id="2126594334" name="Picture 1"/>
             <wp:cNvGraphicFramePr>
               <a:graphicFrameLocks xmlns:a="http://schemas.openxmlformats.org/drawingml/2006/main" noChangeAspect="1"/>
             </wp:cNvGraphicFramePr>
@@ -1037,7 +2741,7 @@
               <a:graphicData uri="http://schemas.openxmlformats.org/drawingml/2006/picture">
                 <pic:pic xmlns:pic="http://schemas.openxmlformats.org/drawingml/2006/picture">
                   <pic:nvPicPr>
-                    <pic:cNvPr id="275370320" name=""/>
+                    <pic:cNvPr id="2126594334" name=""/>
                     <pic:cNvPicPr/>
                   </pic:nvPicPr>
                   <pic:blipFill>
@@ -1049,7 +2753,7 @@
                   <pic:spPr>
                     <a:xfrm>
                       <a:off x="0" y="0"/>
-                      <a:ext cx="2876951" cy="1381318"/>
+                      <a:ext cx="5731510" cy="357505"/>
                     </a:xfrm>
                     <a:prstGeom prst="rect">
                       <a:avLst/>
@@ -1073,65 +2777,16 @@
       </w:pPr>
       <w:r>
         <w:rPr>
-          <w:rFonts w:ascii="Segoe UI Emoji" w:hAnsi="Segoe UI Emoji" w:cs="Segoe UI Emoji"/>
-          <w:sz w:val="28"/>
-          <w:szCs w:val="28"/>
-        </w:rPr>
-        <w:t>🧩</w:t>
-      </w:r>
-      <w:r>
-        <w:rPr>
-          <w:sz w:val="28"/>
-          <w:szCs w:val="28"/>
-        </w:rPr>
-        <w:t xml:space="preserve"> </w:t>
-      </w:r>
-      <w:r>
-        <w:rPr>
-          <w:b/>
-          <w:bCs/>
-          <w:sz w:val="28"/>
-          <w:szCs w:val="28"/>
-        </w:rPr>
-        <w:t>8️</w:t>
-      </w:r>
-      <w:r>
-        <w:rPr>
-          <w:rFonts w:ascii="Segoe UI Symbol" w:hAnsi="Segoe UI Symbol" w:cs="Segoe UI Symbol"/>
-          <w:b/>
-          <w:bCs/>
-          <w:sz w:val="28"/>
-          <w:szCs w:val="28"/>
-        </w:rPr>
-        <w:t>⃣</w:t>
-      </w:r>
-      <w:r>
-        <w:rPr>
-          <w:b/>
-          <w:bCs/>
-          <w:sz w:val="28"/>
-          <w:szCs w:val="28"/>
-        </w:rPr>
-        <w:t xml:space="preserve"> Array Arithmetic Operation</w:t>
-      </w:r>
-    </w:p>
-    <w:p>
-      <w:pPr>
-        <w:rPr>
-          <w:sz w:val="28"/>
-          <w:szCs w:val="28"/>
-        </w:rPr>
-      </w:pPr>
-      <w:r>
-        <w:rPr>
+          <w:b/>
+          <w:bCs/>
           <w:sz w:val="28"/>
           <w:szCs w:val="28"/>
         </w:rPr>
         <w:drawing>
-          <wp:inline distT="0" distB="0" distL="0" distR="0" wp14:anchorId="1A0B5AD0" wp14:editId="40A79886">
-            <wp:extent cx="2133898" cy="1524213"/>
-            <wp:effectExtent l="0" t="0" r="0" b="0"/>
-            <wp:docPr id="552849971" name="Picture 1"/>
+          <wp:inline distT="0" distB="0" distL="0" distR="0" wp14:anchorId="628D65B1" wp14:editId="574E7C57">
+            <wp:extent cx="5731510" cy="684530"/>
+            <wp:effectExtent l="0" t="0" r="2540" b="1270"/>
+            <wp:docPr id="270672458" name="Picture 1"/>
             <wp:cNvGraphicFramePr>
               <a:graphicFrameLocks xmlns:a="http://schemas.openxmlformats.org/drawingml/2006/main" noChangeAspect="1"/>
             </wp:cNvGraphicFramePr>
@@ -1139,7 +2794,7 @@
               <a:graphicData uri="http://schemas.openxmlformats.org/drawingml/2006/picture">
                 <pic:pic xmlns:pic="http://schemas.openxmlformats.org/drawingml/2006/picture">
                   <pic:nvPicPr>
-                    <pic:cNvPr id="552849971" name=""/>
+                    <pic:cNvPr id="270672458" name=""/>
                     <pic:cNvPicPr/>
                   </pic:nvPicPr>
                   <pic:blipFill>
@@ -1151,7 +2806,7 @@
                   <pic:spPr>
                     <a:xfrm>
                       <a:off x="0" y="0"/>
-                      <a:ext cx="2133898" cy="1524213"/>
+                      <a:ext cx="5731510" cy="684530"/>
                     </a:xfrm>
                     <a:prstGeom prst="rect">
                       <a:avLst/>
@@ -1167,20 +2822,339 @@
     <w:p>
       <w:pPr>
         <w:rPr>
-          <w:sz w:val="28"/>
-          <w:szCs w:val="28"/>
-        </w:rPr>
-      </w:pPr>
-      <w:r>
-        <w:rPr>
+          <w:b/>
+          <w:bCs/>
+          <w:sz w:val="28"/>
+          <w:szCs w:val="28"/>
+        </w:rPr>
+      </w:pPr>
+      <w:r>
+        <w:rPr>
+          <w:rFonts w:ascii="Segoe UI Emoji" w:hAnsi="Segoe UI Emoji" w:cs="Segoe UI Emoji"/>
+          <w:b/>
+          <w:bCs/>
+          <w:sz w:val="28"/>
+          <w:szCs w:val="28"/>
+        </w:rPr>
+        <w:t>🎯</w:t>
+      </w:r>
+      <w:r>
+        <w:rPr>
+          <w:b/>
+          <w:bCs/>
+          <w:sz w:val="28"/>
+          <w:szCs w:val="28"/>
+        </w:rPr>
+        <w:t xml:space="preserve"> Use Case:</w:t>
+      </w:r>
+    </w:p>
+    <w:p>
+      <w:pPr>
+        <w:rPr>
+          <w:b/>
+          <w:bCs/>
+          <w:sz w:val="28"/>
+          <w:szCs w:val="28"/>
+        </w:rPr>
+      </w:pPr>
+      <w:r>
+        <w:rPr>
+          <w:rFonts w:ascii="Segoe UI Emoji" w:hAnsi="Segoe UI Emoji" w:cs="Segoe UI Emoji"/>
+          <w:b/>
+          <w:bCs/>
+          <w:sz w:val="28"/>
+          <w:szCs w:val="28"/>
+        </w:rPr>
+        <w:t>👉</w:t>
+      </w:r>
+      <w:r>
+        <w:rPr>
+          <w:b/>
+          <w:bCs/>
+          <w:sz w:val="28"/>
+          <w:szCs w:val="28"/>
+        </w:rPr>
+        <w:t xml:space="preserve"> To find densely populated regions of age vs marks, like “most students aged 15–17 scored 70–90 marks”.</w:t>
+      </w:r>
+    </w:p>
+    <w:p>
+      <w:pPr>
+        <w:rPr>
+          <w:b/>
+          <w:bCs/>
+          <w:sz w:val="28"/>
+          <w:szCs w:val="28"/>
+        </w:rPr>
+      </w:pPr>
+      <w:r>
+        <w:rPr>
+          <w:b/>
+          <w:bCs/>
+          <w:sz w:val="28"/>
+          <w:szCs w:val="28"/>
+        </w:rPr>
+        <w:br w:type="page"/>
+      </w:r>
+    </w:p>
+    <w:p>
+      <w:pPr>
+        <w:rPr>
+          <w:b/>
+          <w:bCs/>
+          <w:sz w:val="28"/>
+          <w:szCs w:val="28"/>
+        </w:rPr>
+      </w:pPr>
+    </w:p>
+    <w:p>
+      <w:pPr>
+        <w:rPr>
+          <w:b/>
+          <w:bCs/>
+          <w:sz w:val="28"/>
+          <w:szCs w:val="28"/>
+        </w:rPr>
+      </w:pPr>
+      <w:r>
+        <w:rPr>
+          <w:rFonts w:ascii="Segoe UI Emoji" w:hAnsi="Segoe UI Emoji" w:cs="Segoe UI Emoji"/>
+          <w:b/>
+          <w:bCs/>
+          <w:sz w:val="28"/>
+          <w:szCs w:val="28"/>
+        </w:rPr>
+        <w:t>📍</w:t>
+      </w:r>
+      <w:r>
+        <w:rPr>
+          <w:b/>
+          <w:bCs/>
+          <w:sz w:val="28"/>
+          <w:szCs w:val="28"/>
+        </w:rPr>
+        <w:t>Use When: One variable is categorical (grouped) and the other is numeric.</w:t>
+      </w:r>
+    </w:p>
+    <w:p>
+      <w:pPr>
+        <w:rPr>
+          <w:b/>
+          <w:bCs/>
+          <w:sz w:val="28"/>
+          <w:szCs w:val="28"/>
+        </w:rPr>
+      </w:pPr>
+      <w:r>
+        <w:rPr>
+          <w:rFonts w:ascii="Segoe UI Emoji" w:hAnsi="Segoe UI Emoji" w:cs="Segoe UI Emoji"/>
+          <w:b/>
+          <w:bCs/>
+          <w:sz w:val="28"/>
+          <w:szCs w:val="28"/>
+        </w:rPr>
+        <w:t>💡</w:t>
+      </w:r>
+      <w:r>
+        <w:rPr>
+          <w:b/>
+          <w:bCs/>
+          <w:sz w:val="28"/>
+          <w:szCs w:val="28"/>
+        </w:rPr>
+        <w:t>Example Use Cases:</w:t>
+      </w:r>
+    </w:p>
+    <w:p>
+      <w:pPr>
+        <w:numPr>
+          <w:ilvl w:val="0"/>
+          <w:numId w:val="7"/>
+        </w:numPr>
+        <w:rPr>
+          <w:b/>
+          <w:bCs/>
+          <w:sz w:val="28"/>
+          <w:szCs w:val="28"/>
+        </w:rPr>
+      </w:pPr>
+      <w:r>
+        <w:rPr>
+          <w:b/>
+          <w:bCs/>
+          <w:sz w:val="28"/>
+          <w:szCs w:val="28"/>
+        </w:rPr>
+        <w:t>Age group vs Marks</w:t>
+      </w:r>
+    </w:p>
+    <w:p>
+      <w:pPr>
+        <w:numPr>
+          <w:ilvl w:val="0"/>
+          <w:numId w:val="7"/>
+        </w:numPr>
+        <w:rPr>
+          <w:b/>
+          <w:bCs/>
+          <w:sz w:val="28"/>
+          <w:szCs w:val="28"/>
+        </w:rPr>
+      </w:pPr>
+      <w:r>
+        <w:rPr>
+          <w:b/>
+          <w:bCs/>
+          <w:sz w:val="28"/>
+          <w:szCs w:val="28"/>
+        </w:rPr>
+        <w:t>Gender vs Salary</w:t>
+      </w:r>
+    </w:p>
+    <w:p>
+      <w:pPr>
+        <w:numPr>
+          <w:ilvl w:val="0"/>
+          <w:numId w:val="7"/>
+        </w:numPr>
+        <w:rPr>
+          <w:b/>
+          <w:bCs/>
+          <w:sz w:val="28"/>
+          <w:szCs w:val="28"/>
+        </w:rPr>
+      </w:pPr>
+      <w:r>
+        <w:rPr>
+          <w:b/>
+          <w:bCs/>
+          <w:sz w:val="28"/>
+          <w:szCs w:val="28"/>
+        </w:rPr>
+        <w:t>Department vs Satisfaction</w:t>
+      </w:r>
+    </w:p>
+    <w:p>
+      <w:pPr>
+        <w:numPr>
+          <w:ilvl w:val="0"/>
+          <w:numId w:val="7"/>
+        </w:numPr>
+        <w:rPr>
+          <w:b/>
+          <w:bCs/>
+          <w:sz w:val="28"/>
+          <w:szCs w:val="28"/>
+        </w:rPr>
+      </w:pPr>
+      <w:r>
+        <w:rPr>
+          <w:b/>
+          <w:bCs/>
+          <w:sz w:val="28"/>
+          <w:szCs w:val="28"/>
+        </w:rPr>
+        <w:t>Country vs Internet Speed</w:t>
+      </w:r>
+    </w:p>
+    <w:p>
+      <w:pPr>
+        <w:rPr>
+          <w:b/>
+          <w:bCs/>
+          <w:sz w:val="28"/>
+          <w:szCs w:val="28"/>
+        </w:rPr>
+      </w:pPr>
+      <w:r>
+        <w:rPr>
+          <w:rFonts w:ascii="Segoe UI Emoji" w:hAnsi="Segoe UI Emoji" w:cs="Segoe UI Emoji"/>
+          <w:b/>
+          <w:bCs/>
+          <w:sz w:val="28"/>
+          <w:szCs w:val="28"/>
+        </w:rPr>
+        <w:t>🎯</w:t>
+      </w:r>
+      <w:r>
+        <w:rPr>
+          <w:b/>
+          <w:bCs/>
+          <w:sz w:val="28"/>
+          <w:szCs w:val="28"/>
+        </w:rPr>
+        <w:t xml:space="preserve"> Purpose: To compare group averages or distributions.</w:t>
+      </w:r>
+    </w:p>
+    <w:p>
+      <w:pPr>
+        <w:rPr>
+          <w:b/>
+          <w:bCs/>
+          <w:sz w:val="28"/>
+          <w:szCs w:val="28"/>
+        </w:rPr>
+      </w:pPr>
+    </w:p>
+    <w:p>
+      <w:pPr>
+        <w:rPr>
+          <w:rFonts w:ascii="Segoe UI Symbol" w:hAnsi="Segoe UI Symbol" w:cs="Segoe UI Symbol"/>
+          <w:b/>
+          <w:bCs/>
+          <w:sz w:val="28"/>
+          <w:szCs w:val="28"/>
+        </w:rPr>
+      </w:pPr>
+      <w:r>
+        <w:rPr>
+          <w:b/>
+          <w:bCs/>
+          <w:sz w:val="28"/>
+          <w:szCs w:val="28"/>
+        </w:rPr>
+        <w:t>8️</w:t>
+      </w:r>
+      <w:r>
+        <w:rPr>
+          <w:rFonts w:ascii="Segoe UI Symbol" w:hAnsi="Segoe UI Symbol" w:cs="Segoe UI Symbol"/>
+          <w:b/>
+          <w:bCs/>
+          <w:sz w:val="28"/>
+          <w:szCs w:val="28"/>
+        </w:rPr>
+        <w:t>⃣</w:t>
+      </w:r>
+      <w:r>
+        <w:rPr>
+          <w:b/>
+          <w:bCs/>
+          <w:sz w:val="28"/>
+          <w:szCs w:val="28"/>
+        </w:rPr>
+        <w:t xml:space="preserve"> Pair Plot</w:t>
+      </w:r>
+    </w:p>
+    <w:p>
+      <w:pPr>
+        <w:rPr>
+          <w:b/>
+          <w:bCs/>
+          <w:sz w:val="28"/>
+          <w:szCs w:val="28"/>
+        </w:rPr>
+      </w:pPr>
+      <w:r>
+        <w:rPr>
+          <w:b/>
+          <w:bCs/>
           <w:sz w:val="28"/>
           <w:szCs w:val="28"/>
         </w:rPr>
         <w:drawing>
-          <wp:inline distT="0" distB="0" distL="0" distR="0" wp14:anchorId="5C826B14" wp14:editId="4D1E5E8F">
-            <wp:extent cx="5731510" cy="2427605"/>
-            <wp:effectExtent l="0" t="0" r="2540" b="0"/>
-            <wp:docPr id="1149870471" name="Picture 1"/>
+          <wp:inline distT="0" distB="0" distL="0" distR="0" wp14:anchorId="1DE13568" wp14:editId="63CAA17C">
+            <wp:extent cx="2133898" cy="381053"/>
+            <wp:effectExtent l="0" t="0" r="0" b="0"/>
+            <wp:docPr id="22297273" name="Picture 1"/>
             <wp:cNvGraphicFramePr>
               <a:graphicFrameLocks xmlns:a="http://schemas.openxmlformats.org/drawingml/2006/main" noChangeAspect="1"/>
             </wp:cNvGraphicFramePr>
@@ -1188,7 +3162,7 @@
               <a:graphicData uri="http://schemas.openxmlformats.org/drawingml/2006/picture">
                 <pic:pic xmlns:pic="http://schemas.openxmlformats.org/drawingml/2006/picture">
                   <pic:nvPicPr>
-                    <pic:cNvPr id="1149870471" name=""/>
+                    <pic:cNvPr id="22297273" name=""/>
                     <pic:cNvPicPr/>
                   </pic:nvPicPr>
                   <pic:blipFill>
@@ -1200,7 +3174,7 @@
                   <pic:spPr>
                     <a:xfrm>
                       <a:off x="0" y="0"/>
-                      <a:ext cx="5731510" cy="2427605"/>
+                      <a:ext cx="2133898" cy="381053"/>
                     </a:xfrm>
                     <a:prstGeom prst="rect">
                       <a:avLst/>
@@ -1216,89 +3190,24 @@
     <w:p>
       <w:pPr>
         <w:rPr>
-          <w:sz w:val="28"/>
-          <w:szCs w:val="28"/>
-        </w:rPr>
-      </w:pPr>
-      <w:r>
-        <w:rPr>
-          <w:sz w:val="28"/>
-          <w:szCs w:val="28"/>
-        </w:rPr>
-        <w:br w:type="page"/>
-      </w:r>
-    </w:p>
-    <w:p>
-      <w:pPr>
-        <w:rPr>
-          <w:b/>
-          <w:bCs/>
-          <w:sz w:val="28"/>
-          <w:szCs w:val="28"/>
-        </w:rPr>
-      </w:pPr>
-      <w:r>
-        <w:rPr>
-          <w:rFonts w:ascii="Segoe UI Emoji" w:hAnsi="Segoe UI Emoji" w:cs="Segoe UI Emoji"/>
-          <w:sz w:val="28"/>
-          <w:szCs w:val="28"/>
-        </w:rPr>
-        <w:lastRenderedPageBreak/>
-        <w:t>🧩</w:t>
-      </w:r>
-      <w:r>
-        <w:rPr>
-          <w:sz w:val="28"/>
-          <w:szCs w:val="28"/>
-        </w:rPr>
-        <w:t xml:space="preserve"> </w:t>
-      </w:r>
-      <w:r>
-        <w:rPr>
-          <w:b/>
-          <w:bCs/>
-          <w:sz w:val="28"/>
-          <w:szCs w:val="28"/>
-        </w:rPr>
-        <w:t>9️</w:t>
-      </w:r>
-      <w:r>
-        <w:rPr>
-          <w:rFonts w:ascii="Segoe UI Symbol" w:hAnsi="Segoe UI Symbol" w:cs="Segoe UI Symbol"/>
-          <w:b/>
-          <w:bCs/>
-          <w:sz w:val="28"/>
-          <w:szCs w:val="28"/>
-        </w:rPr>
-        <w:t>⃣</w:t>
-      </w:r>
-      <w:r>
-        <w:rPr>
-          <w:b/>
-          <w:bCs/>
-          <w:sz w:val="28"/>
-          <w:szCs w:val="28"/>
-        </w:rPr>
-        <w:t xml:space="preserve"> Sum along Axis + Math Functions</w:t>
-      </w:r>
-    </w:p>
-    <w:p>
-      <w:pPr>
-        <w:rPr>
-          <w:sz w:val="28"/>
-          <w:szCs w:val="28"/>
-        </w:rPr>
-      </w:pPr>
-      <w:r>
-        <w:rPr>
+          <w:b/>
+          <w:bCs/>
+          <w:sz w:val="28"/>
+          <w:szCs w:val="28"/>
+        </w:rPr>
+      </w:pPr>
+      <w:r>
+        <w:rPr>
+          <w:b/>
+          <w:bCs/>
           <w:sz w:val="28"/>
           <w:szCs w:val="28"/>
         </w:rPr>
         <w:drawing>
-          <wp:inline distT="0" distB="0" distL="0" distR="0" wp14:anchorId="06615E15" wp14:editId="606302A0">
-            <wp:extent cx="3124636" cy="2314898"/>
-            <wp:effectExtent l="0" t="0" r="0" b="9525"/>
-            <wp:docPr id="2144491523" name="Picture 1"/>
+          <wp:inline distT="0" distB="0" distL="0" distR="0" wp14:anchorId="0D285A9C" wp14:editId="5CE8013B">
+            <wp:extent cx="5731510" cy="679450"/>
+            <wp:effectExtent l="0" t="0" r="2540" b="6350"/>
+            <wp:docPr id="355491884" name="Picture 1"/>
             <wp:cNvGraphicFramePr>
               <a:graphicFrameLocks xmlns:a="http://schemas.openxmlformats.org/drawingml/2006/main" noChangeAspect="1"/>
             </wp:cNvGraphicFramePr>
@@ -1306,7 +3215,7 @@
               <a:graphicData uri="http://schemas.openxmlformats.org/drawingml/2006/picture">
                 <pic:pic xmlns:pic="http://schemas.openxmlformats.org/drawingml/2006/picture">
                   <pic:nvPicPr>
-                    <pic:cNvPr id="2144491523" name=""/>
+                    <pic:cNvPr id="355491884" name=""/>
                     <pic:cNvPicPr/>
                   </pic:nvPicPr>
                   <pic:blipFill>
@@ -1318,7 +3227,7 @@
                   <pic:spPr>
                     <a:xfrm>
                       <a:off x="0" y="0"/>
-                      <a:ext cx="3124636" cy="2314898"/>
+                      <a:ext cx="5731510" cy="679450"/>
                     </a:xfrm>
                     <a:prstGeom prst="rect">
                       <a:avLst/>
@@ -1334,28 +3243,377 @@
     <w:p>
       <w:pPr>
         <w:rPr>
-          <w:sz w:val="28"/>
-          <w:szCs w:val="28"/>
-        </w:rPr>
-      </w:pPr>
-    </w:p>
-    <w:p>
-      <w:pPr>
-        <w:rPr>
-          <w:sz w:val="28"/>
-          <w:szCs w:val="28"/>
-        </w:rPr>
-      </w:pPr>
-      <w:r>
-        <w:rPr>
+          <w:b/>
+          <w:bCs/>
+          <w:sz w:val="28"/>
+          <w:szCs w:val="28"/>
+        </w:rPr>
+      </w:pPr>
+      <w:r>
+        <w:rPr>
+          <w:rFonts w:ascii="Segoe UI Emoji" w:hAnsi="Segoe UI Emoji" w:cs="Segoe UI Emoji"/>
+          <w:b/>
+          <w:bCs/>
+          <w:sz w:val="28"/>
+          <w:szCs w:val="28"/>
+        </w:rPr>
+        <w:t>🎯</w:t>
+      </w:r>
+      <w:r>
+        <w:rPr>
+          <w:b/>
+          <w:bCs/>
+          <w:sz w:val="28"/>
+          <w:szCs w:val="28"/>
+        </w:rPr>
+        <w:t xml:space="preserve"> Use Case:</w:t>
+      </w:r>
+    </w:p>
+    <w:p>
+      <w:pPr>
+        <w:rPr>
+          <w:b/>
+          <w:bCs/>
+          <w:sz w:val="28"/>
+          <w:szCs w:val="28"/>
+        </w:rPr>
+      </w:pPr>
+      <w:r>
+        <w:rPr>
+          <w:rFonts w:ascii="Segoe UI Emoji" w:hAnsi="Segoe UI Emoji" w:cs="Segoe UI Emoji"/>
+          <w:b/>
+          <w:bCs/>
+          <w:sz w:val="28"/>
+          <w:szCs w:val="28"/>
+        </w:rPr>
+        <w:t>👉</w:t>
+      </w:r>
+      <w:r>
+        <w:rPr>
+          <w:b/>
+          <w:bCs/>
+          <w:sz w:val="28"/>
+          <w:szCs w:val="28"/>
+        </w:rPr>
+        <w:t xml:space="preserve"> To quickly see correlations between all columns (e.g., marks, hours, age).</w:t>
+      </w:r>
+    </w:p>
+    <w:p>
+      <w:pPr>
+        <w:rPr>
+          <w:b/>
+          <w:bCs/>
+          <w:sz w:val="28"/>
+          <w:szCs w:val="28"/>
+        </w:rPr>
+      </w:pPr>
+      <w:r>
+        <w:rPr>
+          <w:b/>
+          <w:bCs/>
+          <w:sz w:val="28"/>
+          <w:szCs w:val="28"/>
+        </w:rPr>
+        <w:t>8️</w:t>
+      </w:r>
+      <w:r>
+        <w:rPr>
+          <w:rFonts w:ascii="Segoe UI Symbol" w:hAnsi="Segoe UI Symbol" w:cs="Segoe UI Symbol"/>
+          <w:b/>
+          <w:bCs/>
+          <w:sz w:val="28"/>
+          <w:szCs w:val="28"/>
+        </w:rPr>
+        <w:t>⃣</w:t>
+      </w:r>
+      <w:r>
+        <w:rPr>
+          <w:b/>
+          <w:bCs/>
+          <w:sz w:val="28"/>
+          <w:szCs w:val="28"/>
+        </w:rPr>
+        <w:t xml:space="preserve"> Box Plot (</w:t>
+      </w:r>
+      <w:proofErr w:type="spellStart"/>
+      <w:r>
+        <w:rPr>
+          <w:b/>
+          <w:bCs/>
+          <w:sz w:val="28"/>
+          <w:szCs w:val="28"/>
+        </w:rPr>
+        <w:t>catplot</w:t>
+      </w:r>
+      <w:proofErr w:type="spellEnd"/>
+      <w:r>
+        <w:rPr>
+          <w:b/>
+          <w:bCs/>
+          <w:sz w:val="28"/>
+          <w:szCs w:val="28"/>
+        </w:rPr>
+        <w:t>(kind="box"))</w:t>
+      </w:r>
+    </w:p>
+    <w:p>
+      <w:pPr>
+        <w:rPr>
+          <w:b/>
+          <w:bCs/>
+          <w:sz w:val="28"/>
+          <w:szCs w:val="28"/>
+        </w:rPr>
+      </w:pPr>
+      <w:r>
+        <w:rPr>
+          <w:rFonts w:ascii="Segoe UI Emoji" w:hAnsi="Segoe UI Emoji" w:cs="Segoe UI Emoji"/>
+          <w:b/>
+          <w:bCs/>
+          <w:sz w:val="28"/>
+          <w:szCs w:val="28"/>
+        </w:rPr>
+        <w:t>📍</w:t>
+      </w:r>
+      <w:r>
+        <w:rPr>
+          <w:b/>
+          <w:bCs/>
+          <w:sz w:val="28"/>
+          <w:szCs w:val="28"/>
+        </w:rPr>
+        <w:t>Use When: You want to show spread, median, and outliers of data across categories.</w:t>
+      </w:r>
+    </w:p>
+    <w:p>
+      <w:pPr>
+        <w:rPr>
+          <w:b/>
+          <w:bCs/>
+          <w:sz w:val="28"/>
+          <w:szCs w:val="28"/>
+        </w:rPr>
+      </w:pPr>
+      <w:r>
+        <w:rPr>
+          <w:rFonts w:ascii="Segoe UI Emoji" w:hAnsi="Segoe UI Emoji" w:cs="Segoe UI Emoji"/>
+          <w:b/>
+          <w:bCs/>
+          <w:sz w:val="28"/>
+          <w:szCs w:val="28"/>
+        </w:rPr>
+        <w:t>💡</w:t>
+      </w:r>
+      <w:r>
+        <w:rPr>
+          <w:b/>
+          <w:bCs/>
+          <w:sz w:val="28"/>
+          <w:szCs w:val="28"/>
+        </w:rPr>
+        <w:t>Example Use Cases:</w:t>
+      </w:r>
+    </w:p>
+    <w:p>
+      <w:pPr>
+        <w:numPr>
+          <w:ilvl w:val="0"/>
+          <w:numId w:val="8"/>
+        </w:numPr>
+        <w:rPr>
+          <w:b/>
+          <w:bCs/>
+          <w:sz w:val="28"/>
+          <w:szCs w:val="28"/>
+        </w:rPr>
+      </w:pPr>
+      <w:r>
+        <w:rPr>
+          <w:b/>
+          <w:bCs/>
+          <w:sz w:val="28"/>
+          <w:szCs w:val="28"/>
+        </w:rPr>
+        <w:t>Salary distribution across departments</w:t>
+      </w:r>
+    </w:p>
+    <w:p>
+      <w:pPr>
+        <w:numPr>
+          <w:ilvl w:val="0"/>
+          <w:numId w:val="8"/>
+        </w:numPr>
+        <w:rPr>
+          <w:b/>
+          <w:bCs/>
+          <w:sz w:val="28"/>
+          <w:szCs w:val="28"/>
+        </w:rPr>
+      </w:pPr>
+      <w:r>
+        <w:rPr>
+          <w:b/>
+          <w:bCs/>
+          <w:sz w:val="28"/>
+          <w:szCs w:val="28"/>
+        </w:rPr>
+        <w:t>Marks across schools</w:t>
+      </w:r>
+    </w:p>
+    <w:p>
+      <w:pPr>
+        <w:numPr>
+          <w:ilvl w:val="0"/>
+          <w:numId w:val="8"/>
+        </w:numPr>
+        <w:rPr>
+          <w:b/>
+          <w:bCs/>
+          <w:sz w:val="28"/>
+          <w:szCs w:val="28"/>
+        </w:rPr>
+      </w:pPr>
+      <w:r>
+        <w:rPr>
+          <w:b/>
+          <w:bCs/>
+          <w:sz w:val="28"/>
+          <w:szCs w:val="28"/>
+        </w:rPr>
+        <w:t>Sales across regions</w:t>
+      </w:r>
+    </w:p>
+    <w:p>
+      <w:pPr>
+        <w:numPr>
+          <w:ilvl w:val="0"/>
+          <w:numId w:val="8"/>
+        </w:numPr>
+        <w:rPr>
+          <w:b/>
+          <w:bCs/>
+          <w:sz w:val="28"/>
+          <w:szCs w:val="28"/>
+        </w:rPr>
+      </w:pPr>
+      <w:r>
+        <w:rPr>
+          <w:b/>
+          <w:bCs/>
+          <w:sz w:val="28"/>
+          <w:szCs w:val="28"/>
+        </w:rPr>
+        <w:t>Age spread by gender</w:t>
+      </w:r>
+    </w:p>
+    <w:p>
+      <w:pPr>
+        <w:rPr>
+          <w:b/>
+          <w:bCs/>
+          <w:sz w:val="28"/>
+          <w:szCs w:val="28"/>
+        </w:rPr>
+      </w:pPr>
+      <w:r>
+        <w:rPr>
+          <w:rFonts w:ascii="Segoe UI Emoji" w:hAnsi="Segoe UI Emoji" w:cs="Segoe UI Emoji"/>
+          <w:b/>
+          <w:bCs/>
+          <w:sz w:val="28"/>
+          <w:szCs w:val="28"/>
+        </w:rPr>
+        <w:t>🎯</w:t>
+      </w:r>
+      <w:r>
+        <w:rPr>
+          <w:b/>
+          <w:bCs/>
+          <w:sz w:val="28"/>
+          <w:szCs w:val="28"/>
+        </w:rPr>
+        <w:t xml:space="preserve"> Purpose: To detect outliers and data spread.</w:t>
+      </w:r>
+    </w:p>
+    <w:p>
+      <w:pPr>
+        <w:rPr>
+          <w:b/>
+          <w:bCs/>
+          <w:sz w:val="28"/>
+          <w:szCs w:val="28"/>
+        </w:rPr>
+      </w:pPr>
+    </w:p>
+    <w:p>
+      <w:pPr>
+        <w:rPr>
+          <w:b/>
+          <w:bCs/>
+          <w:sz w:val="28"/>
+          <w:szCs w:val="28"/>
+        </w:rPr>
+      </w:pPr>
+    </w:p>
+    <w:p>
+      <w:pPr>
+        <w:rPr>
+          <w:b/>
+          <w:bCs/>
+          <w:sz w:val="28"/>
+          <w:szCs w:val="28"/>
+        </w:rPr>
+      </w:pPr>
+      <w:r>
+        <w:rPr>
+          <w:b/>
+          <w:bCs/>
+          <w:sz w:val="28"/>
+          <w:szCs w:val="28"/>
+        </w:rPr>
+        <w:t>9️</w:t>
+      </w:r>
+      <w:r>
+        <w:rPr>
+          <w:rFonts w:ascii="Segoe UI Symbol" w:hAnsi="Segoe UI Symbol" w:cs="Segoe UI Symbol"/>
+          <w:b/>
+          <w:bCs/>
+          <w:sz w:val="28"/>
+          <w:szCs w:val="28"/>
+        </w:rPr>
+        <w:t>⃣</w:t>
+      </w:r>
+      <w:r>
+        <w:rPr>
+          <w:b/>
+          <w:bCs/>
+          <w:sz w:val="28"/>
+          <w:szCs w:val="28"/>
+        </w:rPr>
+        <w:t xml:space="preserve"> Categorical Data – Scatterplot</w:t>
+      </w:r>
+    </w:p>
+    <w:p>
+      <w:pPr>
+        <w:rPr>
+          <w:b/>
+          <w:bCs/>
+          <w:sz w:val="28"/>
+          <w:szCs w:val="28"/>
+        </w:rPr>
+      </w:pPr>
+      <w:r>
+        <w:rPr>
+          <w:b/>
+          <w:bCs/>
           <w:sz w:val="28"/>
           <w:szCs w:val="28"/>
         </w:rPr>
         <w:drawing>
-          <wp:inline distT="0" distB="0" distL="0" distR="0" wp14:anchorId="5EB6906B" wp14:editId="2042B1AB">
-            <wp:extent cx="6381234" cy="3667125"/>
-            <wp:effectExtent l="0" t="0" r="635" b="0"/>
-            <wp:docPr id="540675958" name="Picture 1"/>
+          <wp:inline distT="0" distB="0" distL="0" distR="0" wp14:anchorId="024BED85" wp14:editId="4BABE55B">
+            <wp:extent cx="5731510" cy="347345"/>
+            <wp:effectExtent l="0" t="0" r="2540" b="0"/>
+            <wp:docPr id="1505660848" name="Picture 1"/>
             <wp:cNvGraphicFramePr>
               <a:graphicFrameLocks xmlns:a="http://schemas.openxmlformats.org/drawingml/2006/main" noChangeAspect="1"/>
             </wp:cNvGraphicFramePr>
@@ -1363,7 +3621,7 @@
               <a:graphicData uri="http://schemas.openxmlformats.org/drawingml/2006/picture">
                 <pic:pic xmlns:pic="http://schemas.openxmlformats.org/drawingml/2006/picture">
                   <pic:nvPicPr>
-                    <pic:cNvPr id="540675958" name=""/>
+                    <pic:cNvPr id="1505660848" name=""/>
                     <pic:cNvPicPr/>
                   </pic:nvPicPr>
                   <pic:blipFill>
@@ -1375,7 +3633,7 @@
                   <pic:spPr>
                     <a:xfrm>
                       <a:off x="0" y="0"/>
-                      <a:ext cx="6389725" cy="3672005"/>
+                      <a:ext cx="5731510" cy="347345"/>
                     </a:xfrm>
                     <a:prstGeom prst="rect">
                       <a:avLst/>
@@ -1391,80 +3649,24 @@
     <w:p>
       <w:pPr>
         <w:rPr>
-          <w:sz w:val="28"/>
-          <w:szCs w:val="28"/>
-        </w:rPr>
-      </w:pPr>
-      <w:r>
-        <w:rPr>
-          <w:sz w:val="28"/>
-          <w:szCs w:val="28"/>
-        </w:rPr>
-        <w:br w:type="page"/>
-      </w:r>
-    </w:p>
-    <w:p>
-      <w:pPr>
-        <w:rPr>
-          <w:b/>
-          <w:bCs/>
-          <w:sz w:val="28"/>
-          <w:szCs w:val="28"/>
-        </w:rPr>
-      </w:pPr>
-      <w:r>
-        <w:rPr>
-          <w:rFonts w:ascii="Segoe UI Emoji" w:hAnsi="Segoe UI Emoji" w:cs="Segoe UI Emoji"/>
-          <w:sz w:val="28"/>
-          <w:szCs w:val="28"/>
-        </w:rPr>
-        <w:lastRenderedPageBreak/>
-        <w:t>🧩</w:t>
-      </w:r>
-      <w:r>
-        <w:rPr>
-          <w:sz w:val="28"/>
-          <w:szCs w:val="28"/>
-        </w:rPr>
-        <w:t xml:space="preserve"> </w:t>
-      </w:r>
-      <w:r>
-        <w:rPr>
-          <w:rFonts w:ascii="Segoe UI Emoji" w:hAnsi="Segoe UI Emoji" w:cs="Segoe UI Emoji"/>
-          <w:b/>
-          <w:bCs/>
-          <w:sz w:val="28"/>
-          <w:szCs w:val="28"/>
-        </w:rPr>
-        <w:t>🔟</w:t>
-      </w:r>
-      <w:r>
-        <w:rPr>
-          <w:b/>
-          <w:bCs/>
-          <w:sz w:val="28"/>
-          <w:szCs w:val="28"/>
-        </w:rPr>
-        <w:t xml:space="preserve"> Array Merging and Flattening</w:t>
-      </w:r>
-    </w:p>
-    <w:p>
-      <w:pPr>
-        <w:rPr>
-          <w:sz w:val="28"/>
-          <w:szCs w:val="28"/>
-        </w:rPr>
-      </w:pPr>
-      <w:r>
-        <w:rPr>
+          <w:b/>
+          <w:bCs/>
+          <w:sz w:val="28"/>
+          <w:szCs w:val="28"/>
+        </w:rPr>
+      </w:pPr>
+      <w:r>
+        <w:rPr>
+          <w:b/>
+          <w:bCs/>
           <w:sz w:val="28"/>
           <w:szCs w:val="28"/>
         </w:rPr>
         <w:drawing>
-          <wp:inline distT="0" distB="0" distL="0" distR="0" wp14:anchorId="2942569B" wp14:editId="71014F5F">
-            <wp:extent cx="3115110" cy="1286054"/>
-            <wp:effectExtent l="0" t="0" r="9525" b="0"/>
-            <wp:docPr id="40381473" name="Picture 1"/>
+          <wp:inline distT="0" distB="0" distL="0" distR="0" wp14:anchorId="4A42653A" wp14:editId="70323CCE">
+            <wp:extent cx="5572903" cy="771633"/>
+            <wp:effectExtent l="0" t="0" r="0" b="9525"/>
+            <wp:docPr id="1434298384" name="Picture 1"/>
             <wp:cNvGraphicFramePr>
               <a:graphicFrameLocks xmlns:a="http://schemas.openxmlformats.org/drawingml/2006/main" noChangeAspect="1"/>
             </wp:cNvGraphicFramePr>
@@ -1472,7 +3674,7 @@
               <a:graphicData uri="http://schemas.openxmlformats.org/drawingml/2006/picture">
                 <pic:pic xmlns:pic="http://schemas.openxmlformats.org/drawingml/2006/picture">
                   <pic:nvPicPr>
-                    <pic:cNvPr id="40381473" name=""/>
+                    <pic:cNvPr id="1434298384" name=""/>
                     <pic:cNvPicPr/>
                   </pic:nvPicPr>
                   <pic:blipFill>
@@ -1484,7 +3686,7 @@
                   <pic:spPr>
                     <a:xfrm>
                       <a:off x="0" y="0"/>
-                      <a:ext cx="3115110" cy="1286054"/>
+                      <a:ext cx="5572903" cy="771633"/>
                     </a:xfrm>
                     <a:prstGeom prst="rect">
                       <a:avLst/>
@@ -1500,28 +3702,310 @@
     <w:p>
       <w:pPr>
         <w:rPr>
-          <w:sz w:val="28"/>
-          <w:szCs w:val="28"/>
-        </w:rPr>
-      </w:pPr>
-    </w:p>
-    <w:p>
-      <w:pPr>
-        <w:rPr>
-          <w:sz w:val="28"/>
-          <w:szCs w:val="28"/>
-        </w:rPr>
-      </w:pPr>
-      <w:r>
-        <w:rPr>
+          <w:b/>
+          <w:bCs/>
+          <w:sz w:val="28"/>
+          <w:szCs w:val="28"/>
+        </w:rPr>
+      </w:pPr>
+      <w:r>
+        <w:rPr>
+          <w:rFonts w:ascii="Segoe UI Emoji" w:hAnsi="Segoe UI Emoji" w:cs="Segoe UI Emoji"/>
+          <w:b/>
+          <w:bCs/>
+          <w:sz w:val="28"/>
+          <w:szCs w:val="28"/>
+        </w:rPr>
+        <w:t>🎯</w:t>
+      </w:r>
+      <w:r>
+        <w:rPr>
+          <w:b/>
+          <w:bCs/>
+          <w:sz w:val="28"/>
+          <w:szCs w:val="28"/>
+        </w:rPr>
+        <w:t xml:space="preserve"> Use Case:</w:t>
+      </w:r>
+    </w:p>
+    <w:p>
+      <w:pPr>
+        <w:rPr>
+          <w:b/>
+          <w:bCs/>
+          <w:sz w:val="28"/>
+          <w:szCs w:val="28"/>
+        </w:rPr>
+      </w:pPr>
+      <w:r>
+        <w:rPr>
+          <w:rFonts w:ascii="Segoe UI Emoji" w:hAnsi="Segoe UI Emoji" w:cs="Segoe UI Emoji"/>
+          <w:b/>
+          <w:bCs/>
+          <w:sz w:val="28"/>
+          <w:szCs w:val="28"/>
+        </w:rPr>
+        <w:t>👉</w:t>
+      </w:r>
+      <w:r>
+        <w:rPr>
+          <w:b/>
+          <w:bCs/>
+          <w:sz w:val="28"/>
+          <w:szCs w:val="28"/>
+        </w:rPr>
+        <w:t xml:space="preserve"> To see how marks differ among age groups and internet categories.</w:t>
+      </w:r>
+    </w:p>
+    <w:p>
+      <w:pPr>
+        <w:rPr>
+          <w:b/>
+          <w:bCs/>
+          <w:sz w:val="28"/>
+          <w:szCs w:val="28"/>
+        </w:rPr>
+      </w:pPr>
+    </w:p>
+    <w:p>
+      <w:pPr>
+        <w:rPr>
+          <w:b/>
+          <w:bCs/>
+          <w:sz w:val="28"/>
+          <w:szCs w:val="28"/>
+        </w:rPr>
+      </w:pPr>
+      <w:r>
+        <w:rPr>
+          <w:rFonts w:ascii="Segoe UI Emoji" w:hAnsi="Segoe UI Emoji" w:cs="Segoe UI Emoji"/>
+          <w:b/>
+          <w:bCs/>
+          <w:sz w:val="28"/>
+          <w:szCs w:val="28"/>
+        </w:rPr>
+        <w:t>📍</w:t>
+      </w:r>
+      <w:r>
+        <w:rPr>
+          <w:b/>
+          <w:bCs/>
+          <w:sz w:val="28"/>
+          <w:szCs w:val="28"/>
+        </w:rPr>
+        <w:t>Use When: You want to show trend lines and strength of relationships.</w:t>
+      </w:r>
+    </w:p>
+    <w:p>
+      <w:pPr>
+        <w:rPr>
+          <w:b/>
+          <w:bCs/>
+          <w:sz w:val="28"/>
+          <w:szCs w:val="28"/>
+        </w:rPr>
+      </w:pPr>
+      <w:r>
+        <w:rPr>
+          <w:rFonts w:ascii="Segoe UI Emoji" w:hAnsi="Segoe UI Emoji" w:cs="Segoe UI Emoji"/>
+          <w:b/>
+          <w:bCs/>
+          <w:sz w:val="28"/>
+          <w:szCs w:val="28"/>
+        </w:rPr>
+        <w:t>💡</w:t>
+      </w:r>
+      <w:r>
+        <w:rPr>
+          <w:b/>
+          <w:bCs/>
+          <w:sz w:val="28"/>
+          <w:szCs w:val="28"/>
+        </w:rPr>
+        <w:t>Example Use Cases:</w:t>
+      </w:r>
+    </w:p>
+    <w:p>
+      <w:pPr>
+        <w:numPr>
+          <w:ilvl w:val="0"/>
+          <w:numId w:val="9"/>
+        </w:numPr>
+        <w:rPr>
+          <w:b/>
+          <w:bCs/>
+          <w:sz w:val="28"/>
+          <w:szCs w:val="28"/>
+        </w:rPr>
+      </w:pPr>
+      <w:r>
+        <w:rPr>
+          <w:b/>
+          <w:bCs/>
+          <w:sz w:val="28"/>
+          <w:szCs w:val="28"/>
+        </w:rPr>
+        <w:t>Hours vs Marks (Education)</w:t>
+      </w:r>
+    </w:p>
+    <w:p>
+      <w:pPr>
+        <w:numPr>
+          <w:ilvl w:val="0"/>
+          <w:numId w:val="9"/>
+        </w:numPr>
+        <w:rPr>
+          <w:b/>
+          <w:bCs/>
+          <w:sz w:val="28"/>
+          <w:szCs w:val="28"/>
+        </w:rPr>
+      </w:pPr>
+      <w:r>
+        <w:rPr>
+          <w:b/>
+          <w:bCs/>
+          <w:sz w:val="28"/>
+          <w:szCs w:val="28"/>
+        </w:rPr>
+        <w:t>Price vs Demand (Economics)</w:t>
+      </w:r>
+    </w:p>
+    <w:p>
+      <w:pPr>
+        <w:numPr>
+          <w:ilvl w:val="0"/>
+          <w:numId w:val="9"/>
+        </w:numPr>
+        <w:rPr>
+          <w:b/>
+          <w:bCs/>
+          <w:sz w:val="28"/>
+          <w:szCs w:val="28"/>
+        </w:rPr>
+      </w:pPr>
+      <w:r>
+        <w:rPr>
+          <w:b/>
+          <w:bCs/>
+          <w:sz w:val="28"/>
+          <w:szCs w:val="28"/>
+        </w:rPr>
+        <w:t>Experience vs Salary (HR)</w:t>
+      </w:r>
+    </w:p>
+    <w:p>
+      <w:pPr>
+        <w:numPr>
+          <w:ilvl w:val="0"/>
+          <w:numId w:val="9"/>
+        </w:numPr>
+        <w:rPr>
+          <w:b/>
+          <w:bCs/>
+          <w:sz w:val="28"/>
+          <w:szCs w:val="28"/>
+        </w:rPr>
+      </w:pPr>
+      <w:r>
+        <w:rPr>
+          <w:b/>
+          <w:bCs/>
+          <w:sz w:val="28"/>
+          <w:szCs w:val="28"/>
+        </w:rPr>
+        <w:t>Advertising spend vs Sales (Marketing)</w:t>
+      </w:r>
+    </w:p>
+    <w:p>
+      <w:pPr>
+        <w:rPr>
+          <w:b/>
+          <w:bCs/>
+          <w:sz w:val="28"/>
+          <w:szCs w:val="28"/>
+        </w:rPr>
+      </w:pPr>
+      <w:r>
+        <w:rPr>
+          <w:rFonts w:ascii="Segoe UI Emoji" w:hAnsi="Segoe UI Emoji" w:cs="Segoe UI Emoji"/>
+          <w:b/>
+          <w:bCs/>
+          <w:sz w:val="28"/>
+          <w:szCs w:val="28"/>
+        </w:rPr>
+        <w:t>🎯</w:t>
+      </w:r>
+      <w:r>
+        <w:rPr>
+          <w:b/>
+          <w:bCs/>
+          <w:sz w:val="28"/>
+          <w:szCs w:val="28"/>
+        </w:rPr>
+        <w:t xml:space="preserve"> Purpose: To show linear relationships and predictions.</w:t>
+      </w:r>
+    </w:p>
+    <w:p>
+      <w:pPr>
+        <w:rPr>
+          <w:b/>
+          <w:bCs/>
+          <w:sz w:val="28"/>
+          <w:szCs w:val="28"/>
+        </w:rPr>
+      </w:pPr>
+    </w:p>
+    <w:p>
+      <w:pPr>
+        <w:rPr>
+          <w:b/>
+          <w:bCs/>
+          <w:sz w:val="28"/>
+          <w:szCs w:val="28"/>
+        </w:rPr>
+      </w:pPr>
+      <w:r>
+        <w:rPr>
+          <w:rFonts w:ascii="Segoe UI Emoji" w:hAnsi="Segoe UI Emoji" w:cs="Segoe UI Emoji"/>
+          <w:b/>
+          <w:bCs/>
+          <w:sz w:val="28"/>
+          <w:szCs w:val="28"/>
+        </w:rPr>
+        <w:t>🔟</w:t>
+      </w:r>
+      <w:r>
+        <w:rPr>
+          <w:b/>
+          <w:bCs/>
+          <w:sz w:val="28"/>
+          <w:szCs w:val="28"/>
+        </w:rPr>
+        <w:t xml:space="preserve"> Categorical Data – Box Plot</w:t>
+      </w:r>
+    </w:p>
+    <w:p>
+      <w:pPr>
+        <w:rPr>
+          <w:b/>
+          <w:bCs/>
+          <w:sz w:val="28"/>
+          <w:szCs w:val="28"/>
+        </w:rPr>
+      </w:pPr>
+      <w:r>
+        <w:rPr>
+          <w:b/>
+          <w:bCs/>
           <w:sz w:val="28"/>
           <w:szCs w:val="28"/>
         </w:rPr>
         <w:drawing>
-          <wp:inline distT="0" distB="0" distL="0" distR="0" wp14:anchorId="68B24028" wp14:editId="3E69740B">
-            <wp:extent cx="6353175" cy="1838325"/>
-            <wp:effectExtent l="0" t="0" r="9525" b="9525"/>
-            <wp:docPr id="546380206" name="Picture 1"/>
+          <wp:inline distT="0" distB="0" distL="0" distR="0" wp14:anchorId="1EAA3175" wp14:editId="3168BCAC">
+            <wp:extent cx="5731510" cy="338455"/>
+            <wp:effectExtent l="0" t="0" r="2540" b="4445"/>
+            <wp:docPr id="1533918850" name="Picture 1"/>
             <wp:cNvGraphicFramePr>
               <a:graphicFrameLocks xmlns:a="http://schemas.openxmlformats.org/drawingml/2006/main" noChangeAspect="1"/>
             </wp:cNvGraphicFramePr>
@@ -1529,7 +4013,7 @@
               <a:graphicData uri="http://schemas.openxmlformats.org/drawingml/2006/picture">
                 <pic:pic xmlns:pic="http://schemas.openxmlformats.org/drawingml/2006/picture">
                   <pic:nvPicPr>
-                    <pic:cNvPr id="546380206" name=""/>
+                    <pic:cNvPr id="1533918850" name=""/>
                     <pic:cNvPicPr/>
                   </pic:nvPicPr>
                   <pic:blipFill>
@@ -1541,7 +4025,7 @@
                   <pic:spPr>
                     <a:xfrm>
                       <a:off x="0" y="0"/>
-                      <a:ext cx="6353175" cy="1838325"/>
+                      <a:ext cx="5731510" cy="338455"/>
                     </a:xfrm>
                     <a:prstGeom prst="rect">
                       <a:avLst/>
@@ -1553,8 +4037,131 @@
           </wp:inline>
         </w:drawing>
       </w:r>
-      <w:r>
-        <w:rPr>
+    </w:p>
+    <w:p>
+      <w:pPr>
+        <w:rPr>
+          <w:b/>
+          <w:bCs/>
+          <w:sz w:val="28"/>
+          <w:szCs w:val="28"/>
+        </w:rPr>
+      </w:pPr>
+      <w:r>
+        <w:rPr>
+          <w:b/>
+          <w:bCs/>
+          <w:sz w:val="28"/>
+          <w:szCs w:val="28"/>
+        </w:rPr>
+        <w:drawing>
+          <wp:inline distT="0" distB="0" distL="0" distR="0" wp14:anchorId="3D1443A1" wp14:editId="47BD6818">
+            <wp:extent cx="5731510" cy="704215"/>
+            <wp:effectExtent l="0" t="0" r="2540" b="635"/>
+            <wp:docPr id="676681388" name="Picture 1"/>
+            <wp:cNvGraphicFramePr>
+              <a:graphicFrameLocks xmlns:a="http://schemas.openxmlformats.org/drawingml/2006/main" noChangeAspect="1"/>
+            </wp:cNvGraphicFramePr>
+            <a:graphic xmlns:a="http://schemas.openxmlformats.org/drawingml/2006/main">
+              <a:graphicData uri="http://schemas.openxmlformats.org/drawingml/2006/picture">
+                <pic:pic xmlns:pic="http://schemas.openxmlformats.org/drawingml/2006/picture">
+                  <pic:nvPicPr>
+                    <pic:cNvPr id="676681388" name=""/>
+                    <pic:cNvPicPr/>
+                  </pic:nvPicPr>
+                  <pic:blipFill>
+                    <a:blip r:embed="rId24"/>
+                    <a:stretch>
+                      <a:fillRect/>
+                    </a:stretch>
+                  </pic:blipFill>
+                  <pic:spPr>
+                    <a:xfrm>
+                      <a:off x="0" y="0"/>
+                      <a:ext cx="5731510" cy="704215"/>
+                    </a:xfrm>
+                    <a:prstGeom prst="rect">
+                      <a:avLst/>
+                    </a:prstGeom>
+                  </pic:spPr>
+                </pic:pic>
+              </a:graphicData>
+            </a:graphic>
+          </wp:inline>
+        </w:drawing>
+      </w:r>
+    </w:p>
+    <w:p>
+      <w:pPr>
+        <w:rPr>
+          <w:b/>
+          <w:bCs/>
+          <w:sz w:val="28"/>
+          <w:szCs w:val="28"/>
+        </w:rPr>
+      </w:pPr>
+      <w:r>
+        <w:rPr>
+          <w:rFonts w:ascii="Segoe UI Emoji" w:hAnsi="Segoe UI Emoji" w:cs="Segoe UI Emoji"/>
+          <w:b/>
+          <w:bCs/>
+          <w:sz w:val="28"/>
+          <w:szCs w:val="28"/>
+        </w:rPr>
+        <w:t>🎯</w:t>
+      </w:r>
+      <w:r>
+        <w:rPr>
+          <w:b/>
+          <w:bCs/>
+          <w:sz w:val="28"/>
+          <w:szCs w:val="28"/>
+        </w:rPr>
+        <w:t xml:space="preserve"> Use Case:</w:t>
+      </w:r>
+    </w:p>
+    <w:p>
+      <w:pPr>
+        <w:rPr>
+          <w:b/>
+          <w:bCs/>
+          <w:sz w:val="28"/>
+          <w:szCs w:val="28"/>
+        </w:rPr>
+      </w:pPr>
+      <w:r>
+        <w:rPr>
+          <w:rFonts w:ascii="Segoe UI Emoji" w:hAnsi="Segoe UI Emoji" w:cs="Segoe UI Emoji"/>
+          <w:b/>
+          <w:bCs/>
+          <w:sz w:val="28"/>
+          <w:szCs w:val="28"/>
+        </w:rPr>
+        <w:t>👉</w:t>
+      </w:r>
+      <w:r>
+        <w:rPr>
+          <w:b/>
+          <w:bCs/>
+          <w:sz w:val="28"/>
+          <w:szCs w:val="28"/>
+        </w:rPr>
+        <w:t xml:space="preserve"> To check data spread (which age or internet group performs consistently or has outliers).</w:t>
+      </w:r>
+    </w:p>
+    <w:p>
+      <w:pPr>
+        <w:rPr>
+          <w:b/>
+          <w:bCs/>
+          <w:sz w:val="28"/>
+          <w:szCs w:val="28"/>
+        </w:rPr>
+      </w:pPr>
+      <w:r>
+        <w:rPr>
+          <w:b/>
+          <w:bCs/>
           <w:sz w:val="28"/>
           <w:szCs w:val="28"/>
         </w:rPr>
@@ -1564,18 +4171,700 @@
     <w:p>
       <w:pPr>
         <w:rPr>
-          <w:sz w:val="28"/>
-          <w:szCs w:val="28"/>
-        </w:rPr>
-      </w:pPr>
-      <w:r>
-        <w:rPr>
+          <w:b/>
+          <w:bCs/>
+          <w:sz w:val="28"/>
+          <w:szCs w:val="28"/>
+        </w:rPr>
+      </w:pPr>
+      <w:r>
+        <w:rPr>
+          <w:rFonts w:ascii="Segoe UI Emoji" w:hAnsi="Segoe UI Emoji" w:cs="Segoe UI Emoji"/>
+          <w:b/>
+          <w:bCs/>
           <w:sz w:val="28"/>
           <w:szCs w:val="28"/>
         </w:rPr>
         <w:lastRenderedPageBreak/>
+        <w:t>📍</w:t>
+      </w:r>
+      <w:r>
+        <w:rPr>
+          <w:b/>
+          <w:bCs/>
+          <w:sz w:val="28"/>
+          <w:szCs w:val="28"/>
+        </w:rPr>
+        <w:t>Use When: You want to style your plots for different presentation formats.</w:t>
+      </w:r>
+    </w:p>
+    <w:p>
+      <w:pPr>
+        <w:rPr>
+          <w:b/>
+          <w:bCs/>
+          <w:sz w:val="28"/>
+          <w:szCs w:val="28"/>
+        </w:rPr>
+      </w:pPr>
+      <w:r>
+        <w:rPr>
+          <w:rFonts w:ascii="Segoe UI Emoji" w:hAnsi="Segoe UI Emoji" w:cs="Segoe UI Emoji"/>
+          <w:b/>
+          <w:bCs/>
+          <w:sz w:val="28"/>
+          <w:szCs w:val="28"/>
+        </w:rPr>
+        <w:t>💡</w:t>
+      </w:r>
+      <w:r>
+        <w:rPr>
+          <w:b/>
+          <w:bCs/>
+          <w:sz w:val="28"/>
+          <w:szCs w:val="28"/>
+        </w:rPr>
+        <w:t>Example Use Cases:</w:t>
+      </w:r>
+    </w:p>
+    <w:p>
+      <w:pPr>
+        <w:numPr>
+          <w:ilvl w:val="0"/>
+          <w:numId w:val="10"/>
+        </w:numPr>
+        <w:rPr>
+          <w:b/>
+          <w:bCs/>
+          <w:sz w:val="28"/>
+          <w:szCs w:val="28"/>
+        </w:rPr>
+      </w:pPr>
+      <w:r>
+        <w:rPr>
+          <w:b/>
+          <w:bCs/>
+          <w:sz w:val="28"/>
+          <w:szCs w:val="28"/>
+        </w:rPr>
+        <w:t>Paper: Research reports, academic journals</w:t>
+      </w:r>
+    </w:p>
+    <w:p>
+      <w:pPr>
+        <w:numPr>
+          <w:ilvl w:val="0"/>
+          <w:numId w:val="10"/>
+        </w:numPr>
+        <w:rPr>
+          <w:b/>
+          <w:bCs/>
+          <w:sz w:val="28"/>
+          <w:szCs w:val="28"/>
+        </w:rPr>
+      </w:pPr>
+      <w:r>
+        <w:rPr>
+          <w:b/>
+          <w:bCs/>
+          <w:sz w:val="28"/>
+          <w:szCs w:val="28"/>
+        </w:rPr>
+        <w:t>Talk: PowerPoint presentations</w:t>
+      </w:r>
+    </w:p>
+    <w:p>
+      <w:pPr>
+        <w:numPr>
+          <w:ilvl w:val="0"/>
+          <w:numId w:val="10"/>
+        </w:numPr>
+        <w:rPr>
+          <w:b/>
+          <w:bCs/>
+          <w:sz w:val="28"/>
+          <w:szCs w:val="28"/>
+        </w:rPr>
+      </w:pPr>
+      <w:r>
+        <w:rPr>
+          <w:b/>
+          <w:bCs/>
+          <w:sz w:val="28"/>
+          <w:szCs w:val="28"/>
+        </w:rPr>
+        <w:t>Poster: Large infographics or posters</w:t>
+      </w:r>
+    </w:p>
+    <w:p>
+      <w:pPr>
+        <w:rPr>
+          <w:b/>
+          <w:bCs/>
+          <w:sz w:val="28"/>
+          <w:szCs w:val="28"/>
+        </w:rPr>
+      </w:pPr>
+      <w:r>
+        <w:rPr>
+          <w:rFonts w:ascii="Segoe UI Emoji" w:hAnsi="Segoe UI Emoji" w:cs="Segoe UI Emoji"/>
+          <w:b/>
+          <w:bCs/>
+          <w:sz w:val="28"/>
+          <w:szCs w:val="28"/>
+        </w:rPr>
+        <w:t>🎯</w:t>
+      </w:r>
+      <w:r>
+        <w:rPr>
+          <w:b/>
+          <w:bCs/>
+          <w:sz w:val="28"/>
+          <w:szCs w:val="28"/>
+        </w:rPr>
+        <w:t xml:space="preserve"> Purpose: To adjust font sizes, line thickness, and layout automatically.</w:t>
+      </w:r>
+    </w:p>
+    <w:p>
+      <w:pPr>
+        <w:rPr>
+          <w:b/>
+          <w:bCs/>
+          <w:sz w:val="28"/>
+          <w:szCs w:val="28"/>
+        </w:rPr>
+      </w:pPr>
+    </w:p>
+    <w:p>
+      <w:pPr>
+        <w:rPr>
+          <w:b/>
+          <w:bCs/>
+          <w:sz w:val="28"/>
+          <w:szCs w:val="28"/>
+        </w:rPr>
+      </w:pPr>
+    </w:p>
+    <w:p>
+      <w:pPr>
+        <w:rPr>
+          <w:b/>
+          <w:bCs/>
+          <w:sz w:val="28"/>
+          <w:szCs w:val="28"/>
+        </w:rPr>
+      </w:pPr>
+      <w:r>
+        <w:rPr>
+          <w:b/>
+          <w:bCs/>
+          <w:sz w:val="28"/>
+          <w:szCs w:val="28"/>
+        </w:rPr>
+        <w:t>1️</w:t>
+      </w:r>
+      <w:r>
+        <w:rPr>
+          <w:rFonts w:ascii="Segoe UI Symbol" w:hAnsi="Segoe UI Symbol" w:cs="Segoe UI Symbol"/>
+          <w:b/>
+          <w:bCs/>
+          <w:sz w:val="28"/>
+          <w:szCs w:val="28"/>
+        </w:rPr>
+        <w:t>⃣</w:t>
+      </w:r>
+      <w:r>
+        <w:rPr>
+          <w:b/>
+          <w:bCs/>
+          <w:sz w:val="28"/>
+          <w:szCs w:val="28"/>
+        </w:rPr>
+        <w:t>1️</w:t>
+      </w:r>
+      <w:r>
+        <w:rPr>
+          <w:rFonts w:ascii="Segoe UI Symbol" w:hAnsi="Segoe UI Symbol" w:cs="Segoe UI Symbol"/>
+          <w:b/>
+          <w:bCs/>
+          <w:sz w:val="28"/>
+          <w:szCs w:val="28"/>
+        </w:rPr>
+        <w:t>⃣</w:t>
+      </w:r>
+      <w:r>
+        <w:rPr>
+          <w:b/>
+          <w:bCs/>
+          <w:sz w:val="28"/>
+          <w:szCs w:val="28"/>
+        </w:rPr>
+        <w:t xml:space="preserve"> Regression Output</w:t>
+      </w:r>
+    </w:p>
+    <w:p>
+      <w:pPr>
+        <w:rPr>
+          <w:b/>
+          <w:bCs/>
+          <w:sz w:val="28"/>
+          <w:szCs w:val="28"/>
+        </w:rPr>
+      </w:pPr>
+      <w:r>
+        <w:rPr>
+          <w:b/>
+          <w:bCs/>
+          <w:sz w:val="28"/>
+          <w:szCs w:val="28"/>
+        </w:rPr>
+        <w:drawing>
+          <wp:inline distT="0" distB="0" distL="0" distR="0" wp14:anchorId="43E175EA" wp14:editId="3EB7688D">
+            <wp:extent cx="5731510" cy="438150"/>
+            <wp:effectExtent l="0" t="0" r="2540" b="0"/>
+            <wp:docPr id="131303366" name="Picture 1"/>
+            <wp:cNvGraphicFramePr>
+              <a:graphicFrameLocks xmlns:a="http://schemas.openxmlformats.org/drawingml/2006/main" noChangeAspect="1"/>
+            </wp:cNvGraphicFramePr>
+            <a:graphic xmlns:a="http://schemas.openxmlformats.org/drawingml/2006/main">
+              <a:graphicData uri="http://schemas.openxmlformats.org/drawingml/2006/picture">
+                <pic:pic xmlns:pic="http://schemas.openxmlformats.org/drawingml/2006/picture">
+                  <pic:nvPicPr>
+                    <pic:cNvPr id="131303366" name=""/>
+                    <pic:cNvPicPr/>
+                  </pic:nvPicPr>
+                  <pic:blipFill>
+                    <a:blip r:embed="rId25"/>
+                    <a:stretch>
+                      <a:fillRect/>
+                    </a:stretch>
+                  </pic:blipFill>
+                  <pic:spPr>
+                    <a:xfrm>
+                      <a:off x="0" y="0"/>
+                      <a:ext cx="5731510" cy="438150"/>
+                    </a:xfrm>
+                    <a:prstGeom prst="rect">
+                      <a:avLst/>
+                    </a:prstGeom>
+                  </pic:spPr>
+                </pic:pic>
+              </a:graphicData>
+            </a:graphic>
+          </wp:inline>
+        </w:drawing>
+      </w:r>
+    </w:p>
+    <w:p>
+      <w:pPr>
+        <w:rPr>
+          <w:b/>
+          <w:bCs/>
+          <w:sz w:val="28"/>
+          <w:szCs w:val="28"/>
+        </w:rPr>
+      </w:pPr>
+      <w:r>
+        <w:rPr>
+          <w:b/>
+          <w:bCs/>
+          <w:sz w:val="28"/>
+          <w:szCs w:val="28"/>
+        </w:rPr>
+        <w:drawing>
+          <wp:inline distT="0" distB="0" distL="0" distR="0" wp14:anchorId="31F3BB84" wp14:editId="6E6D86F9">
+            <wp:extent cx="4715533" cy="1143160"/>
+            <wp:effectExtent l="0" t="0" r="0" b="0"/>
+            <wp:docPr id="383003122" name="Picture 1"/>
+            <wp:cNvGraphicFramePr>
+              <a:graphicFrameLocks xmlns:a="http://schemas.openxmlformats.org/drawingml/2006/main" noChangeAspect="1"/>
+            </wp:cNvGraphicFramePr>
+            <a:graphic xmlns:a="http://schemas.openxmlformats.org/drawingml/2006/main">
+              <a:graphicData uri="http://schemas.openxmlformats.org/drawingml/2006/picture">
+                <pic:pic xmlns:pic="http://schemas.openxmlformats.org/drawingml/2006/picture">
+                  <pic:nvPicPr>
+                    <pic:cNvPr id="383003122" name=""/>
+                    <pic:cNvPicPr/>
+                  </pic:nvPicPr>
+                  <pic:blipFill>
+                    <a:blip r:embed="rId26"/>
+                    <a:stretch>
+                      <a:fillRect/>
+                    </a:stretch>
+                  </pic:blipFill>
+                  <pic:spPr>
+                    <a:xfrm>
+                      <a:off x="0" y="0"/>
+                      <a:ext cx="4715533" cy="1143160"/>
+                    </a:xfrm>
+                    <a:prstGeom prst="rect">
+                      <a:avLst/>
+                    </a:prstGeom>
+                  </pic:spPr>
+                </pic:pic>
+              </a:graphicData>
+            </a:graphic>
+          </wp:inline>
+        </w:drawing>
+      </w:r>
+    </w:p>
+    <w:p>
+      <w:pPr>
+        <w:rPr>
+          <w:b/>
+          <w:bCs/>
+          <w:sz w:val="28"/>
+          <w:szCs w:val="28"/>
+        </w:rPr>
+      </w:pPr>
+      <w:r>
+        <w:rPr>
+          <w:rFonts w:ascii="Segoe UI Emoji" w:hAnsi="Segoe UI Emoji" w:cs="Segoe UI Emoji"/>
+          <w:b/>
+          <w:bCs/>
+          <w:sz w:val="28"/>
+          <w:szCs w:val="28"/>
+        </w:rPr>
+        <w:t>🎯</w:t>
+      </w:r>
+      <w:r>
+        <w:rPr>
+          <w:b/>
+          <w:bCs/>
+          <w:sz w:val="28"/>
+          <w:szCs w:val="28"/>
+        </w:rPr>
+        <w:t xml:space="preserve"> Use Case:</w:t>
+      </w:r>
+    </w:p>
+    <w:p>
+      <w:pPr>
+        <w:rPr>
+          <w:b/>
+          <w:bCs/>
+          <w:sz w:val="28"/>
+          <w:szCs w:val="28"/>
+        </w:rPr>
+      </w:pPr>
+      <w:r>
+        <w:rPr>
+          <w:rFonts w:ascii="Segoe UI Emoji" w:hAnsi="Segoe UI Emoji" w:cs="Segoe UI Emoji"/>
+          <w:b/>
+          <w:bCs/>
+          <w:sz w:val="28"/>
+          <w:szCs w:val="28"/>
+        </w:rPr>
+        <w:t>👉</w:t>
+      </w:r>
+      <w:r>
+        <w:rPr>
+          <w:b/>
+          <w:bCs/>
+          <w:sz w:val="28"/>
+          <w:szCs w:val="28"/>
+        </w:rPr>
+        <w:t xml:space="preserve"> To check relationship strength — e.g., “More study hours = higher marks” and see if internet access affects that relation.</w:t>
+      </w:r>
+    </w:p>
+    <w:p>
+      <w:pPr>
+        <w:rPr>
+          <w:b/>
+          <w:bCs/>
+          <w:sz w:val="28"/>
+          <w:szCs w:val="28"/>
+        </w:rPr>
+      </w:pPr>
+    </w:p>
+    <w:p>
+      <w:pPr>
+        <w:rPr>
+          <w:b/>
+          <w:bCs/>
+          <w:sz w:val="28"/>
+          <w:szCs w:val="28"/>
+        </w:rPr>
+      </w:pPr>
+      <w:r>
+        <w:rPr>
+          <w:b/>
+          <w:bCs/>
+          <w:sz w:val="28"/>
+          <w:szCs w:val="28"/>
+        </w:rPr>
         <w:br w:type="page"/>
       </w:r>
+    </w:p>
+    <w:p>
+      <w:pPr>
+        <w:rPr>
+          <w:b/>
+          <w:bCs/>
+          <w:sz w:val="28"/>
+          <w:szCs w:val="28"/>
+        </w:rPr>
+      </w:pPr>
+      <w:r>
+        <w:rPr>
+          <w:b/>
+          <w:bCs/>
+          <w:sz w:val="28"/>
+          <w:szCs w:val="28"/>
+        </w:rPr>
+        <w:lastRenderedPageBreak/>
+        <w:t>1️</w:t>
+      </w:r>
+      <w:r>
+        <w:rPr>
+          <w:rFonts w:ascii="Segoe UI Symbol" w:hAnsi="Segoe UI Symbol" w:cs="Segoe UI Symbol"/>
+          <w:b/>
+          <w:bCs/>
+          <w:sz w:val="28"/>
+          <w:szCs w:val="28"/>
+        </w:rPr>
+        <w:t>⃣</w:t>
+      </w:r>
+      <w:r>
+        <w:rPr>
+          <w:b/>
+          <w:bCs/>
+          <w:sz w:val="28"/>
+          <w:szCs w:val="28"/>
+        </w:rPr>
+        <w:t>2️</w:t>
+      </w:r>
+      <w:r>
+        <w:rPr>
+          <w:rFonts w:ascii="Segoe UI Symbol" w:hAnsi="Segoe UI Symbol" w:cs="Segoe UI Symbol"/>
+          <w:b/>
+          <w:bCs/>
+          <w:sz w:val="28"/>
+          <w:szCs w:val="28"/>
+        </w:rPr>
+        <w:t>⃣</w:t>
+      </w:r>
+      <w:r>
+        <w:rPr>
+          <w:b/>
+          <w:bCs/>
+          <w:sz w:val="28"/>
+          <w:szCs w:val="28"/>
+        </w:rPr>
+        <w:t xml:space="preserve"> Using Seaborn Theme in Matplotlib</w:t>
+      </w:r>
+    </w:p>
+    <w:p>
+      <w:pPr>
+        <w:rPr>
+          <w:b/>
+          <w:bCs/>
+          <w:sz w:val="28"/>
+          <w:szCs w:val="28"/>
+        </w:rPr>
+      </w:pPr>
+      <w:r>
+        <w:rPr>
+          <w:b/>
+          <w:bCs/>
+          <w:sz w:val="28"/>
+          <w:szCs w:val="28"/>
+        </w:rPr>
+        <w:drawing>
+          <wp:inline distT="0" distB="0" distL="0" distR="0" wp14:anchorId="383F5E73" wp14:editId="72173A1D">
+            <wp:extent cx="5363323" cy="2924583"/>
+            <wp:effectExtent l="0" t="0" r="8890" b="9525"/>
+            <wp:docPr id="461204617" name="Picture 1"/>
+            <wp:cNvGraphicFramePr>
+              <a:graphicFrameLocks xmlns:a="http://schemas.openxmlformats.org/drawingml/2006/main" noChangeAspect="1"/>
+            </wp:cNvGraphicFramePr>
+            <a:graphic xmlns:a="http://schemas.openxmlformats.org/drawingml/2006/main">
+              <a:graphicData uri="http://schemas.openxmlformats.org/drawingml/2006/picture">
+                <pic:pic xmlns:pic="http://schemas.openxmlformats.org/drawingml/2006/picture">
+                  <pic:nvPicPr>
+                    <pic:cNvPr id="461204617" name=""/>
+                    <pic:cNvPicPr/>
+                  </pic:nvPicPr>
+                  <pic:blipFill>
+                    <a:blip r:embed="rId27"/>
+                    <a:stretch>
+                      <a:fillRect/>
+                    </a:stretch>
+                  </pic:blipFill>
+                  <pic:spPr>
+                    <a:xfrm>
+                      <a:off x="0" y="0"/>
+                      <a:ext cx="5363323" cy="2924583"/>
+                    </a:xfrm>
+                    <a:prstGeom prst="rect">
+                      <a:avLst/>
+                    </a:prstGeom>
+                  </pic:spPr>
+                </pic:pic>
+              </a:graphicData>
+            </a:graphic>
+          </wp:inline>
+        </w:drawing>
+      </w:r>
+    </w:p>
+    <w:p>
+      <w:pPr>
+        <w:rPr>
+          <w:b/>
+          <w:bCs/>
+          <w:sz w:val="28"/>
+          <w:szCs w:val="28"/>
+        </w:rPr>
+      </w:pPr>
+      <w:r>
+        <w:rPr>
+          <w:b/>
+          <w:bCs/>
+          <w:sz w:val="28"/>
+          <w:szCs w:val="28"/>
+        </w:rPr>
+        <w:drawing>
+          <wp:inline distT="0" distB="0" distL="0" distR="0" wp14:anchorId="29FF80E7" wp14:editId="3FA480EF">
+            <wp:extent cx="5731510" cy="1547495"/>
+            <wp:effectExtent l="0" t="0" r="2540" b="0"/>
+            <wp:docPr id="419238684" name="Picture 1"/>
+            <wp:cNvGraphicFramePr>
+              <a:graphicFrameLocks xmlns:a="http://schemas.openxmlformats.org/drawingml/2006/main" noChangeAspect="1"/>
+            </wp:cNvGraphicFramePr>
+            <a:graphic xmlns:a="http://schemas.openxmlformats.org/drawingml/2006/main">
+              <a:graphicData uri="http://schemas.openxmlformats.org/drawingml/2006/picture">
+                <pic:pic xmlns:pic="http://schemas.openxmlformats.org/drawingml/2006/picture">
+                  <pic:nvPicPr>
+                    <pic:cNvPr id="419238684" name=""/>
+                    <pic:cNvPicPr/>
+                  </pic:nvPicPr>
+                  <pic:blipFill>
+                    <a:blip r:embed="rId28"/>
+                    <a:stretch>
+                      <a:fillRect/>
+                    </a:stretch>
+                  </pic:blipFill>
+                  <pic:spPr>
+                    <a:xfrm>
+                      <a:off x="0" y="0"/>
+                      <a:ext cx="5731510" cy="1547495"/>
+                    </a:xfrm>
+                    <a:prstGeom prst="rect">
+                      <a:avLst/>
+                    </a:prstGeom>
+                  </pic:spPr>
+                </pic:pic>
+              </a:graphicData>
+            </a:graphic>
+          </wp:inline>
+        </w:drawing>
+      </w:r>
+    </w:p>
+    <w:p>
+      <w:pPr>
+        <w:rPr>
+          <w:b/>
+          <w:bCs/>
+          <w:sz w:val="28"/>
+          <w:szCs w:val="28"/>
+        </w:rPr>
+      </w:pPr>
+      <w:r>
+        <w:rPr>
+          <w:rFonts w:ascii="Segoe UI Emoji" w:hAnsi="Segoe UI Emoji" w:cs="Segoe UI Emoji"/>
+          <w:b/>
+          <w:bCs/>
+          <w:sz w:val="28"/>
+          <w:szCs w:val="28"/>
+        </w:rPr>
+        <w:t>🎯</w:t>
+      </w:r>
+      <w:r>
+        <w:rPr>
+          <w:b/>
+          <w:bCs/>
+          <w:sz w:val="28"/>
+          <w:szCs w:val="28"/>
+        </w:rPr>
+        <w:t xml:space="preserve"> Use Case:</w:t>
+      </w:r>
+    </w:p>
+    <w:p>
+      <w:pPr>
+        <w:rPr>
+          <w:b/>
+          <w:bCs/>
+          <w:sz w:val="28"/>
+          <w:szCs w:val="28"/>
+        </w:rPr>
+      </w:pPr>
+      <w:r>
+        <w:rPr>
+          <w:rFonts w:ascii="Segoe UI Emoji" w:hAnsi="Segoe UI Emoji" w:cs="Segoe UI Emoji"/>
+          <w:b/>
+          <w:bCs/>
+          <w:sz w:val="28"/>
+          <w:szCs w:val="28"/>
+        </w:rPr>
+        <w:t>👉</w:t>
+      </w:r>
+      <w:r>
+        <w:rPr>
+          <w:b/>
+          <w:bCs/>
+          <w:sz w:val="28"/>
+          <w:szCs w:val="28"/>
+        </w:rPr>
+        <w:t xml:space="preserve"> To show how Seaborn themes improve Matplotlib charts for professional look and scaling.</w:t>
+      </w:r>
+    </w:p>
+    <w:p>
+      <w:pPr>
+        <w:rPr>
+          <w:b/>
+          <w:bCs/>
+          <w:sz w:val="28"/>
+          <w:szCs w:val="28"/>
+        </w:rPr>
+      </w:pPr>
+    </w:p>
+    <w:p>
+      <w:pPr>
+        <w:rPr>
+          <w:b/>
+          <w:bCs/>
+          <w:sz w:val="28"/>
+          <w:szCs w:val="28"/>
+        </w:rPr>
+      </w:pPr>
+      <w:r>
+        <w:rPr>
+          <w:b/>
+          <w:bCs/>
+          <w:sz w:val="28"/>
+          <w:szCs w:val="28"/>
+        </w:rPr>
+        <w:br w:type="page"/>
+      </w:r>
+    </w:p>
+    <w:p>
+      <w:pPr>
+        <w:rPr>
+          <w:b/>
+          <w:bCs/>
+          <w:sz w:val="28"/>
+          <w:szCs w:val="28"/>
+        </w:rPr>
+      </w:pPr>
+    </w:p>
+    <w:p>
+      <w:pPr>
+        <w:rPr>
+          <w:b/>
+          <w:bCs/>
+          <w:sz w:val="28"/>
+          <w:szCs w:val="28"/>
+        </w:rPr>
+      </w:pPr>
     </w:p>
     <w:p>
       <w:pPr>
@@ -1593,6 +4882,1531 @@
     </w:sectPr>
   </w:body>
 </w:document>
+</file>
+
+<file path=word/numbering.xml><?xml version="1.0" encoding="utf-8"?>
+<w:numbering xmlns:wpc="http://schemas.microsoft.com/office/word/2010/wordprocessingCanvas" xmlns:cx="http://schemas.microsoft.com/office/drawing/2014/chartex" xmlns:cx1="http://schemas.microsoft.com/office/drawing/2015/9/8/chartex" xmlns:cx2="http://schemas.microsoft.com/office/drawing/2015/10/21/chartex" xmlns:cx3="http://schemas.microsoft.com/office/drawing/2016/5/9/chartex" xmlns:cx4="http://schemas.microsoft.com/office/drawing/2016/5/10/chartex" xmlns:cx5="http://schemas.microsoft.com/office/drawing/2016/5/11/chartex" xmlns:cx6="http://schemas.microsoft.com/office/drawing/2016/5/12/chartex" xmlns:cx7="http://schemas.microsoft.com/office/drawing/2016/5/13/chartex" xmlns:cx8="http://schemas.microsoft.com/office/drawing/2016/5/14/chartex" xmlns:mc="http://schemas.openxmlformats.org/markup-compatibility/2006" xmlns:aink="http://schemas.microsoft.com/office/drawing/2016/ink" xmlns:am3d="http://schemas.microsoft.com/office/drawing/2017/model3d" xmlns:o="urn:schemas-microsoft-com:office:office" xmlns:oel="http://schemas.microsoft.com/office/2019/extlst" xmlns:r="http://schemas.openxmlformats.org/officeDocument/2006/relationships" xmlns:m="http://schemas.openxmlformats.org/officeDocument/2006/math" xmlns:v="urn:schemas-microsoft-com:vml" xmlns:wp14="http://schemas.microsoft.com/office/word/2010/wordprocessingDrawing" xmlns:wp="http://schemas.openxmlformats.org/drawingml/2006/wordprocessingDrawing" xmlns:w10="urn:schemas-microsoft-com:office:word" xmlns:w="http://schemas.openxmlformats.org/wordprocessingml/2006/main" xmlns:w14="http://schemas.microsoft.com/office/word/2010/wordml" xmlns:w15="http://schemas.microsoft.com/office/word/2012/wordml" xmlns:w16cex="http://schemas.microsoft.com/office/word/2018/wordml/cex" xmlns:w16cid="http://schemas.microsoft.com/office/word/2016/wordml/cid" xmlns:w16="http://schemas.microsoft.com/office/word/2018/wordml" xmlns:w16du="http://schemas.microsoft.com/office/word/2023/wordml/word16du" xmlns:w16sdtdh="http://schemas.microsoft.com/office/word/2020/wordml/sdtdatahash" xmlns:w16sdtfl="http://schemas.microsoft.com/office/word/2024/wordml/sdtformatlock" xmlns:w16se="http://schemas.microsoft.com/office/word/2015/wordml/symex" xmlns:wpg="http://schemas.microsoft.com/office/word/2010/wordprocessingGroup" xmlns:wpi="http://schemas.microsoft.com/office/word/2010/wordprocessingInk" xmlns:wne="http://schemas.microsoft.com/office/word/2006/wordml" xmlns:wps="http://schemas.microsoft.com/office/word/2010/wordprocessingShape" mc:Ignorable="w14 w15 w16se w16cid w16 w16cex w16sdtdh w16sdtfl w16du wp14">
+  <w:abstractNum w:abstractNumId="0" w15:restartNumberingAfterBreak="0">
+    <w:nsid w:val="2159114E"/>
+    <w:multiLevelType w:val="multilevel"/>
+    <w:tmpl w:val="1B40B03A"/>
+    <w:lvl w:ilvl="0">
+      <w:start w:val="1"/>
+      <w:numFmt w:val="bullet"/>
+      <w:lvlText w:val=""/>
+      <w:lvlJc w:val="left"/>
+      <w:pPr>
+        <w:tabs>
+          <w:tab w:val="num" w:pos="720"/>
+        </w:tabs>
+        <w:ind w:left="720" w:hanging="360"/>
+      </w:pPr>
+      <w:rPr>
+        <w:rFonts w:ascii="Symbol" w:hAnsi="Symbol" w:hint="default"/>
+        <w:sz w:val="20"/>
+      </w:rPr>
+    </w:lvl>
+    <w:lvl w:ilvl="1" w:tentative="1">
+      <w:start w:val="1"/>
+      <w:numFmt w:val="bullet"/>
+      <w:lvlText w:val="o"/>
+      <w:lvlJc w:val="left"/>
+      <w:pPr>
+        <w:tabs>
+          <w:tab w:val="num" w:pos="1440"/>
+        </w:tabs>
+        <w:ind w:left="1440" w:hanging="360"/>
+      </w:pPr>
+      <w:rPr>
+        <w:rFonts w:ascii="Courier New" w:hAnsi="Courier New" w:hint="default"/>
+        <w:sz w:val="20"/>
+      </w:rPr>
+    </w:lvl>
+    <w:lvl w:ilvl="2" w:tentative="1">
+      <w:start w:val="1"/>
+      <w:numFmt w:val="bullet"/>
+      <w:lvlText w:val=""/>
+      <w:lvlJc w:val="left"/>
+      <w:pPr>
+        <w:tabs>
+          <w:tab w:val="num" w:pos="2160"/>
+        </w:tabs>
+        <w:ind w:left="2160" w:hanging="360"/>
+      </w:pPr>
+      <w:rPr>
+        <w:rFonts w:ascii="Wingdings" w:hAnsi="Wingdings" w:hint="default"/>
+        <w:sz w:val="20"/>
+      </w:rPr>
+    </w:lvl>
+    <w:lvl w:ilvl="3" w:tentative="1">
+      <w:start w:val="1"/>
+      <w:numFmt w:val="bullet"/>
+      <w:lvlText w:val=""/>
+      <w:lvlJc w:val="left"/>
+      <w:pPr>
+        <w:tabs>
+          <w:tab w:val="num" w:pos="2880"/>
+        </w:tabs>
+        <w:ind w:left="2880" w:hanging="360"/>
+      </w:pPr>
+      <w:rPr>
+        <w:rFonts w:ascii="Wingdings" w:hAnsi="Wingdings" w:hint="default"/>
+        <w:sz w:val="20"/>
+      </w:rPr>
+    </w:lvl>
+    <w:lvl w:ilvl="4" w:tentative="1">
+      <w:start w:val="1"/>
+      <w:numFmt w:val="bullet"/>
+      <w:lvlText w:val=""/>
+      <w:lvlJc w:val="left"/>
+      <w:pPr>
+        <w:tabs>
+          <w:tab w:val="num" w:pos="3600"/>
+        </w:tabs>
+        <w:ind w:left="3600" w:hanging="360"/>
+      </w:pPr>
+      <w:rPr>
+        <w:rFonts w:ascii="Wingdings" w:hAnsi="Wingdings" w:hint="default"/>
+        <w:sz w:val="20"/>
+      </w:rPr>
+    </w:lvl>
+    <w:lvl w:ilvl="5" w:tentative="1">
+      <w:start w:val="1"/>
+      <w:numFmt w:val="bullet"/>
+      <w:lvlText w:val=""/>
+      <w:lvlJc w:val="left"/>
+      <w:pPr>
+        <w:tabs>
+          <w:tab w:val="num" w:pos="4320"/>
+        </w:tabs>
+        <w:ind w:left="4320" w:hanging="360"/>
+      </w:pPr>
+      <w:rPr>
+        <w:rFonts w:ascii="Wingdings" w:hAnsi="Wingdings" w:hint="default"/>
+        <w:sz w:val="20"/>
+      </w:rPr>
+    </w:lvl>
+    <w:lvl w:ilvl="6" w:tentative="1">
+      <w:start w:val="1"/>
+      <w:numFmt w:val="bullet"/>
+      <w:lvlText w:val=""/>
+      <w:lvlJc w:val="left"/>
+      <w:pPr>
+        <w:tabs>
+          <w:tab w:val="num" w:pos="5040"/>
+        </w:tabs>
+        <w:ind w:left="5040" w:hanging="360"/>
+      </w:pPr>
+      <w:rPr>
+        <w:rFonts w:ascii="Wingdings" w:hAnsi="Wingdings" w:hint="default"/>
+        <w:sz w:val="20"/>
+      </w:rPr>
+    </w:lvl>
+    <w:lvl w:ilvl="7" w:tentative="1">
+      <w:start w:val="1"/>
+      <w:numFmt w:val="bullet"/>
+      <w:lvlText w:val=""/>
+      <w:lvlJc w:val="left"/>
+      <w:pPr>
+        <w:tabs>
+          <w:tab w:val="num" w:pos="5760"/>
+        </w:tabs>
+        <w:ind w:left="5760" w:hanging="360"/>
+      </w:pPr>
+      <w:rPr>
+        <w:rFonts w:ascii="Wingdings" w:hAnsi="Wingdings" w:hint="default"/>
+        <w:sz w:val="20"/>
+      </w:rPr>
+    </w:lvl>
+    <w:lvl w:ilvl="8" w:tentative="1">
+      <w:start w:val="1"/>
+      <w:numFmt w:val="bullet"/>
+      <w:lvlText w:val=""/>
+      <w:lvlJc w:val="left"/>
+      <w:pPr>
+        <w:tabs>
+          <w:tab w:val="num" w:pos="6480"/>
+        </w:tabs>
+        <w:ind w:left="6480" w:hanging="360"/>
+      </w:pPr>
+      <w:rPr>
+        <w:rFonts w:ascii="Wingdings" w:hAnsi="Wingdings" w:hint="default"/>
+        <w:sz w:val="20"/>
+      </w:rPr>
+    </w:lvl>
+  </w:abstractNum>
+  <w:abstractNum w:abstractNumId="1" w15:restartNumberingAfterBreak="0">
+    <w:nsid w:val="25072D55"/>
+    <w:multiLevelType w:val="multilevel"/>
+    <w:tmpl w:val="A330F1B2"/>
+    <w:lvl w:ilvl="0">
+      <w:start w:val="1"/>
+      <w:numFmt w:val="bullet"/>
+      <w:lvlText w:val=""/>
+      <w:lvlJc w:val="left"/>
+      <w:pPr>
+        <w:tabs>
+          <w:tab w:val="num" w:pos="720"/>
+        </w:tabs>
+        <w:ind w:left="720" w:hanging="360"/>
+      </w:pPr>
+      <w:rPr>
+        <w:rFonts w:ascii="Symbol" w:hAnsi="Symbol" w:hint="default"/>
+        <w:sz w:val="20"/>
+      </w:rPr>
+    </w:lvl>
+    <w:lvl w:ilvl="1" w:tentative="1">
+      <w:start w:val="1"/>
+      <w:numFmt w:val="bullet"/>
+      <w:lvlText w:val="o"/>
+      <w:lvlJc w:val="left"/>
+      <w:pPr>
+        <w:tabs>
+          <w:tab w:val="num" w:pos="1440"/>
+        </w:tabs>
+        <w:ind w:left="1440" w:hanging="360"/>
+      </w:pPr>
+      <w:rPr>
+        <w:rFonts w:ascii="Courier New" w:hAnsi="Courier New" w:hint="default"/>
+        <w:sz w:val="20"/>
+      </w:rPr>
+    </w:lvl>
+    <w:lvl w:ilvl="2" w:tentative="1">
+      <w:start w:val="1"/>
+      <w:numFmt w:val="bullet"/>
+      <w:lvlText w:val=""/>
+      <w:lvlJc w:val="left"/>
+      <w:pPr>
+        <w:tabs>
+          <w:tab w:val="num" w:pos="2160"/>
+        </w:tabs>
+        <w:ind w:left="2160" w:hanging="360"/>
+      </w:pPr>
+      <w:rPr>
+        <w:rFonts w:ascii="Wingdings" w:hAnsi="Wingdings" w:hint="default"/>
+        <w:sz w:val="20"/>
+      </w:rPr>
+    </w:lvl>
+    <w:lvl w:ilvl="3" w:tentative="1">
+      <w:start w:val="1"/>
+      <w:numFmt w:val="bullet"/>
+      <w:lvlText w:val=""/>
+      <w:lvlJc w:val="left"/>
+      <w:pPr>
+        <w:tabs>
+          <w:tab w:val="num" w:pos="2880"/>
+        </w:tabs>
+        <w:ind w:left="2880" w:hanging="360"/>
+      </w:pPr>
+      <w:rPr>
+        <w:rFonts w:ascii="Wingdings" w:hAnsi="Wingdings" w:hint="default"/>
+        <w:sz w:val="20"/>
+      </w:rPr>
+    </w:lvl>
+    <w:lvl w:ilvl="4" w:tentative="1">
+      <w:start w:val="1"/>
+      <w:numFmt w:val="bullet"/>
+      <w:lvlText w:val=""/>
+      <w:lvlJc w:val="left"/>
+      <w:pPr>
+        <w:tabs>
+          <w:tab w:val="num" w:pos="3600"/>
+        </w:tabs>
+        <w:ind w:left="3600" w:hanging="360"/>
+      </w:pPr>
+      <w:rPr>
+        <w:rFonts w:ascii="Wingdings" w:hAnsi="Wingdings" w:hint="default"/>
+        <w:sz w:val="20"/>
+      </w:rPr>
+    </w:lvl>
+    <w:lvl w:ilvl="5" w:tentative="1">
+      <w:start w:val="1"/>
+      <w:numFmt w:val="bullet"/>
+      <w:lvlText w:val=""/>
+      <w:lvlJc w:val="left"/>
+      <w:pPr>
+        <w:tabs>
+          <w:tab w:val="num" w:pos="4320"/>
+        </w:tabs>
+        <w:ind w:left="4320" w:hanging="360"/>
+      </w:pPr>
+      <w:rPr>
+        <w:rFonts w:ascii="Wingdings" w:hAnsi="Wingdings" w:hint="default"/>
+        <w:sz w:val="20"/>
+      </w:rPr>
+    </w:lvl>
+    <w:lvl w:ilvl="6" w:tentative="1">
+      <w:start w:val="1"/>
+      <w:numFmt w:val="bullet"/>
+      <w:lvlText w:val=""/>
+      <w:lvlJc w:val="left"/>
+      <w:pPr>
+        <w:tabs>
+          <w:tab w:val="num" w:pos="5040"/>
+        </w:tabs>
+        <w:ind w:left="5040" w:hanging="360"/>
+      </w:pPr>
+      <w:rPr>
+        <w:rFonts w:ascii="Wingdings" w:hAnsi="Wingdings" w:hint="default"/>
+        <w:sz w:val="20"/>
+      </w:rPr>
+    </w:lvl>
+    <w:lvl w:ilvl="7" w:tentative="1">
+      <w:start w:val="1"/>
+      <w:numFmt w:val="bullet"/>
+      <w:lvlText w:val=""/>
+      <w:lvlJc w:val="left"/>
+      <w:pPr>
+        <w:tabs>
+          <w:tab w:val="num" w:pos="5760"/>
+        </w:tabs>
+        <w:ind w:left="5760" w:hanging="360"/>
+      </w:pPr>
+      <w:rPr>
+        <w:rFonts w:ascii="Wingdings" w:hAnsi="Wingdings" w:hint="default"/>
+        <w:sz w:val="20"/>
+      </w:rPr>
+    </w:lvl>
+    <w:lvl w:ilvl="8" w:tentative="1">
+      <w:start w:val="1"/>
+      <w:numFmt w:val="bullet"/>
+      <w:lvlText w:val=""/>
+      <w:lvlJc w:val="left"/>
+      <w:pPr>
+        <w:tabs>
+          <w:tab w:val="num" w:pos="6480"/>
+        </w:tabs>
+        <w:ind w:left="6480" w:hanging="360"/>
+      </w:pPr>
+      <w:rPr>
+        <w:rFonts w:ascii="Wingdings" w:hAnsi="Wingdings" w:hint="default"/>
+        <w:sz w:val="20"/>
+      </w:rPr>
+    </w:lvl>
+  </w:abstractNum>
+  <w:abstractNum w:abstractNumId="2" w15:restartNumberingAfterBreak="0">
+    <w:nsid w:val="2DB063A6"/>
+    <w:multiLevelType w:val="multilevel"/>
+    <w:tmpl w:val="65E0AD8E"/>
+    <w:lvl w:ilvl="0">
+      <w:start w:val="1"/>
+      <w:numFmt w:val="bullet"/>
+      <w:lvlText w:val=""/>
+      <w:lvlJc w:val="left"/>
+      <w:pPr>
+        <w:tabs>
+          <w:tab w:val="num" w:pos="720"/>
+        </w:tabs>
+        <w:ind w:left="720" w:hanging="360"/>
+      </w:pPr>
+      <w:rPr>
+        <w:rFonts w:ascii="Symbol" w:hAnsi="Symbol" w:hint="default"/>
+        <w:sz w:val="20"/>
+      </w:rPr>
+    </w:lvl>
+    <w:lvl w:ilvl="1" w:tentative="1">
+      <w:start w:val="1"/>
+      <w:numFmt w:val="bullet"/>
+      <w:lvlText w:val="o"/>
+      <w:lvlJc w:val="left"/>
+      <w:pPr>
+        <w:tabs>
+          <w:tab w:val="num" w:pos="1440"/>
+        </w:tabs>
+        <w:ind w:left="1440" w:hanging="360"/>
+      </w:pPr>
+      <w:rPr>
+        <w:rFonts w:ascii="Courier New" w:hAnsi="Courier New" w:hint="default"/>
+        <w:sz w:val="20"/>
+      </w:rPr>
+    </w:lvl>
+    <w:lvl w:ilvl="2" w:tentative="1">
+      <w:start w:val="1"/>
+      <w:numFmt w:val="bullet"/>
+      <w:lvlText w:val=""/>
+      <w:lvlJc w:val="left"/>
+      <w:pPr>
+        <w:tabs>
+          <w:tab w:val="num" w:pos="2160"/>
+        </w:tabs>
+        <w:ind w:left="2160" w:hanging="360"/>
+      </w:pPr>
+      <w:rPr>
+        <w:rFonts w:ascii="Wingdings" w:hAnsi="Wingdings" w:hint="default"/>
+        <w:sz w:val="20"/>
+      </w:rPr>
+    </w:lvl>
+    <w:lvl w:ilvl="3" w:tentative="1">
+      <w:start w:val="1"/>
+      <w:numFmt w:val="bullet"/>
+      <w:lvlText w:val=""/>
+      <w:lvlJc w:val="left"/>
+      <w:pPr>
+        <w:tabs>
+          <w:tab w:val="num" w:pos="2880"/>
+        </w:tabs>
+        <w:ind w:left="2880" w:hanging="360"/>
+      </w:pPr>
+      <w:rPr>
+        <w:rFonts w:ascii="Wingdings" w:hAnsi="Wingdings" w:hint="default"/>
+        <w:sz w:val="20"/>
+      </w:rPr>
+    </w:lvl>
+    <w:lvl w:ilvl="4" w:tentative="1">
+      <w:start w:val="1"/>
+      <w:numFmt w:val="bullet"/>
+      <w:lvlText w:val=""/>
+      <w:lvlJc w:val="left"/>
+      <w:pPr>
+        <w:tabs>
+          <w:tab w:val="num" w:pos="3600"/>
+        </w:tabs>
+        <w:ind w:left="3600" w:hanging="360"/>
+      </w:pPr>
+      <w:rPr>
+        <w:rFonts w:ascii="Wingdings" w:hAnsi="Wingdings" w:hint="default"/>
+        <w:sz w:val="20"/>
+      </w:rPr>
+    </w:lvl>
+    <w:lvl w:ilvl="5" w:tentative="1">
+      <w:start w:val="1"/>
+      <w:numFmt w:val="bullet"/>
+      <w:lvlText w:val=""/>
+      <w:lvlJc w:val="left"/>
+      <w:pPr>
+        <w:tabs>
+          <w:tab w:val="num" w:pos="4320"/>
+        </w:tabs>
+        <w:ind w:left="4320" w:hanging="360"/>
+      </w:pPr>
+      <w:rPr>
+        <w:rFonts w:ascii="Wingdings" w:hAnsi="Wingdings" w:hint="default"/>
+        <w:sz w:val="20"/>
+      </w:rPr>
+    </w:lvl>
+    <w:lvl w:ilvl="6" w:tentative="1">
+      <w:start w:val="1"/>
+      <w:numFmt w:val="bullet"/>
+      <w:lvlText w:val=""/>
+      <w:lvlJc w:val="left"/>
+      <w:pPr>
+        <w:tabs>
+          <w:tab w:val="num" w:pos="5040"/>
+        </w:tabs>
+        <w:ind w:left="5040" w:hanging="360"/>
+      </w:pPr>
+      <w:rPr>
+        <w:rFonts w:ascii="Wingdings" w:hAnsi="Wingdings" w:hint="default"/>
+        <w:sz w:val="20"/>
+      </w:rPr>
+    </w:lvl>
+    <w:lvl w:ilvl="7" w:tentative="1">
+      <w:start w:val="1"/>
+      <w:numFmt w:val="bullet"/>
+      <w:lvlText w:val=""/>
+      <w:lvlJc w:val="left"/>
+      <w:pPr>
+        <w:tabs>
+          <w:tab w:val="num" w:pos="5760"/>
+        </w:tabs>
+        <w:ind w:left="5760" w:hanging="360"/>
+      </w:pPr>
+      <w:rPr>
+        <w:rFonts w:ascii="Wingdings" w:hAnsi="Wingdings" w:hint="default"/>
+        <w:sz w:val="20"/>
+      </w:rPr>
+    </w:lvl>
+    <w:lvl w:ilvl="8" w:tentative="1">
+      <w:start w:val="1"/>
+      <w:numFmt w:val="bullet"/>
+      <w:lvlText w:val=""/>
+      <w:lvlJc w:val="left"/>
+      <w:pPr>
+        <w:tabs>
+          <w:tab w:val="num" w:pos="6480"/>
+        </w:tabs>
+        <w:ind w:left="6480" w:hanging="360"/>
+      </w:pPr>
+      <w:rPr>
+        <w:rFonts w:ascii="Wingdings" w:hAnsi="Wingdings" w:hint="default"/>
+        <w:sz w:val="20"/>
+      </w:rPr>
+    </w:lvl>
+  </w:abstractNum>
+  <w:abstractNum w:abstractNumId="3" w15:restartNumberingAfterBreak="0">
+    <w:nsid w:val="2F0F1968"/>
+    <w:multiLevelType w:val="multilevel"/>
+    <w:tmpl w:val="9F180D96"/>
+    <w:lvl w:ilvl="0">
+      <w:start w:val="1"/>
+      <w:numFmt w:val="bullet"/>
+      <w:lvlText w:val=""/>
+      <w:lvlJc w:val="left"/>
+      <w:pPr>
+        <w:tabs>
+          <w:tab w:val="num" w:pos="720"/>
+        </w:tabs>
+        <w:ind w:left="720" w:hanging="360"/>
+      </w:pPr>
+      <w:rPr>
+        <w:rFonts w:ascii="Symbol" w:hAnsi="Symbol" w:hint="default"/>
+        <w:sz w:val="20"/>
+      </w:rPr>
+    </w:lvl>
+    <w:lvl w:ilvl="1" w:tentative="1">
+      <w:start w:val="1"/>
+      <w:numFmt w:val="bullet"/>
+      <w:lvlText w:val="o"/>
+      <w:lvlJc w:val="left"/>
+      <w:pPr>
+        <w:tabs>
+          <w:tab w:val="num" w:pos="1440"/>
+        </w:tabs>
+        <w:ind w:left="1440" w:hanging="360"/>
+      </w:pPr>
+      <w:rPr>
+        <w:rFonts w:ascii="Courier New" w:hAnsi="Courier New" w:hint="default"/>
+        <w:sz w:val="20"/>
+      </w:rPr>
+    </w:lvl>
+    <w:lvl w:ilvl="2" w:tentative="1">
+      <w:start w:val="1"/>
+      <w:numFmt w:val="bullet"/>
+      <w:lvlText w:val=""/>
+      <w:lvlJc w:val="left"/>
+      <w:pPr>
+        <w:tabs>
+          <w:tab w:val="num" w:pos="2160"/>
+        </w:tabs>
+        <w:ind w:left="2160" w:hanging="360"/>
+      </w:pPr>
+      <w:rPr>
+        <w:rFonts w:ascii="Wingdings" w:hAnsi="Wingdings" w:hint="default"/>
+        <w:sz w:val="20"/>
+      </w:rPr>
+    </w:lvl>
+    <w:lvl w:ilvl="3" w:tentative="1">
+      <w:start w:val="1"/>
+      <w:numFmt w:val="bullet"/>
+      <w:lvlText w:val=""/>
+      <w:lvlJc w:val="left"/>
+      <w:pPr>
+        <w:tabs>
+          <w:tab w:val="num" w:pos="2880"/>
+        </w:tabs>
+        <w:ind w:left="2880" w:hanging="360"/>
+      </w:pPr>
+      <w:rPr>
+        <w:rFonts w:ascii="Wingdings" w:hAnsi="Wingdings" w:hint="default"/>
+        <w:sz w:val="20"/>
+      </w:rPr>
+    </w:lvl>
+    <w:lvl w:ilvl="4" w:tentative="1">
+      <w:start w:val="1"/>
+      <w:numFmt w:val="bullet"/>
+      <w:lvlText w:val=""/>
+      <w:lvlJc w:val="left"/>
+      <w:pPr>
+        <w:tabs>
+          <w:tab w:val="num" w:pos="3600"/>
+        </w:tabs>
+        <w:ind w:left="3600" w:hanging="360"/>
+      </w:pPr>
+      <w:rPr>
+        <w:rFonts w:ascii="Wingdings" w:hAnsi="Wingdings" w:hint="default"/>
+        <w:sz w:val="20"/>
+      </w:rPr>
+    </w:lvl>
+    <w:lvl w:ilvl="5" w:tentative="1">
+      <w:start w:val="1"/>
+      <w:numFmt w:val="bullet"/>
+      <w:lvlText w:val=""/>
+      <w:lvlJc w:val="left"/>
+      <w:pPr>
+        <w:tabs>
+          <w:tab w:val="num" w:pos="4320"/>
+        </w:tabs>
+        <w:ind w:left="4320" w:hanging="360"/>
+      </w:pPr>
+      <w:rPr>
+        <w:rFonts w:ascii="Wingdings" w:hAnsi="Wingdings" w:hint="default"/>
+        <w:sz w:val="20"/>
+      </w:rPr>
+    </w:lvl>
+    <w:lvl w:ilvl="6" w:tentative="1">
+      <w:start w:val="1"/>
+      <w:numFmt w:val="bullet"/>
+      <w:lvlText w:val=""/>
+      <w:lvlJc w:val="left"/>
+      <w:pPr>
+        <w:tabs>
+          <w:tab w:val="num" w:pos="5040"/>
+        </w:tabs>
+        <w:ind w:left="5040" w:hanging="360"/>
+      </w:pPr>
+      <w:rPr>
+        <w:rFonts w:ascii="Wingdings" w:hAnsi="Wingdings" w:hint="default"/>
+        <w:sz w:val="20"/>
+      </w:rPr>
+    </w:lvl>
+    <w:lvl w:ilvl="7" w:tentative="1">
+      <w:start w:val="1"/>
+      <w:numFmt w:val="bullet"/>
+      <w:lvlText w:val=""/>
+      <w:lvlJc w:val="left"/>
+      <w:pPr>
+        <w:tabs>
+          <w:tab w:val="num" w:pos="5760"/>
+        </w:tabs>
+        <w:ind w:left="5760" w:hanging="360"/>
+      </w:pPr>
+      <w:rPr>
+        <w:rFonts w:ascii="Wingdings" w:hAnsi="Wingdings" w:hint="default"/>
+        <w:sz w:val="20"/>
+      </w:rPr>
+    </w:lvl>
+    <w:lvl w:ilvl="8" w:tentative="1">
+      <w:start w:val="1"/>
+      <w:numFmt w:val="bullet"/>
+      <w:lvlText w:val=""/>
+      <w:lvlJc w:val="left"/>
+      <w:pPr>
+        <w:tabs>
+          <w:tab w:val="num" w:pos="6480"/>
+        </w:tabs>
+        <w:ind w:left="6480" w:hanging="360"/>
+      </w:pPr>
+      <w:rPr>
+        <w:rFonts w:ascii="Wingdings" w:hAnsi="Wingdings" w:hint="default"/>
+        <w:sz w:val="20"/>
+      </w:rPr>
+    </w:lvl>
+  </w:abstractNum>
+  <w:abstractNum w:abstractNumId="4" w15:restartNumberingAfterBreak="0">
+    <w:nsid w:val="32DE23CE"/>
+    <w:multiLevelType w:val="multilevel"/>
+    <w:tmpl w:val="793426A2"/>
+    <w:lvl w:ilvl="0">
+      <w:start w:val="1"/>
+      <w:numFmt w:val="bullet"/>
+      <w:lvlText w:val=""/>
+      <w:lvlJc w:val="left"/>
+      <w:pPr>
+        <w:tabs>
+          <w:tab w:val="num" w:pos="720"/>
+        </w:tabs>
+        <w:ind w:left="720" w:hanging="360"/>
+      </w:pPr>
+      <w:rPr>
+        <w:rFonts w:ascii="Symbol" w:hAnsi="Symbol" w:hint="default"/>
+        <w:sz w:val="20"/>
+      </w:rPr>
+    </w:lvl>
+    <w:lvl w:ilvl="1" w:tentative="1">
+      <w:start w:val="1"/>
+      <w:numFmt w:val="bullet"/>
+      <w:lvlText w:val="o"/>
+      <w:lvlJc w:val="left"/>
+      <w:pPr>
+        <w:tabs>
+          <w:tab w:val="num" w:pos="1440"/>
+        </w:tabs>
+        <w:ind w:left="1440" w:hanging="360"/>
+      </w:pPr>
+      <w:rPr>
+        <w:rFonts w:ascii="Courier New" w:hAnsi="Courier New" w:hint="default"/>
+        <w:sz w:val="20"/>
+      </w:rPr>
+    </w:lvl>
+    <w:lvl w:ilvl="2" w:tentative="1">
+      <w:start w:val="1"/>
+      <w:numFmt w:val="bullet"/>
+      <w:lvlText w:val=""/>
+      <w:lvlJc w:val="left"/>
+      <w:pPr>
+        <w:tabs>
+          <w:tab w:val="num" w:pos="2160"/>
+        </w:tabs>
+        <w:ind w:left="2160" w:hanging="360"/>
+      </w:pPr>
+      <w:rPr>
+        <w:rFonts w:ascii="Wingdings" w:hAnsi="Wingdings" w:hint="default"/>
+        <w:sz w:val="20"/>
+      </w:rPr>
+    </w:lvl>
+    <w:lvl w:ilvl="3" w:tentative="1">
+      <w:start w:val="1"/>
+      <w:numFmt w:val="bullet"/>
+      <w:lvlText w:val=""/>
+      <w:lvlJc w:val="left"/>
+      <w:pPr>
+        <w:tabs>
+          <w:tab w:val="num" w:pos="2880"/>
+        </w:tabs>
+        <w:ind w:left="2880" w:hanging="360"/>
+      </w:pPr>
+      <w:rPr>
+        <w:rFonts w:ascii="Wingdings" w:hAnsi="Wingdings" w:hint="default"/>
+        <w:sz w:val="20"/>
+      </w:rPr>
+    </w:lvl>
+    <w:lvl w:ilvl="4" w:tentative="1">
+      <w:start w:val="1"/>
+      <w:numFmt w:val="bullet"/>
+      <w:lvlText w:val=""/>
+      <w:lvlJc w:val="left"/>
+      <w:pPr>
+        <w:tabs>
+          <w:tab w:val="num" w:pos="3600"/>
+        </w:tabs>
+        <w:ind w:left="3600" w:hanging="360"/>
+      </w:pPr>
+      <w:rPr>
+        <w:rFonts w:ascii="Wingdings" w:hAnsi="Wingdings" w:hint="default"/>
+        <w:sz w:val="20"/>
+      </w:rPr>
+    </w:lvl>
+    <w:lvl w:ilvl="5" w:tentative="1">
+      <w:start w:val="1"/>
+      <w:numFmt w:val="bullet"/>
+      <w:lvlText w:val=""/>
+      <w:lvlJc w:val="left"/>
+      <w:pPr>
+        <w:tabs>
+          <w:tab w:val="num" w:pos="4320"/>
+        </w:tabs>
+        <w:ind w:left="4320" w:hanging="360"/>
+      </w:pPr>
+      <w:rPr>
+        <w:rFonts w:ascii="Wingdings" w:hAnsi="Wingdings" w:hint="default"/>
+        <w:sz w:val="20"/>
+      </w:rPr>
+    </w:lvl>
+    <w:lvl w:ilvl="6" w:tentative="1">
+      <w:start w:val="1"/>
+      <w:numFmt w:val="bullet"/>
+      <w:lvlText w:val=""/>
+      <w:lvlJc w:val="left"/>
+      <w:pPr>
+        <w:tabs>
+          <w:tab w:val="num" w:pos="5040"/>
+        </w:tabs>
+        <w:ind w:left="5040" w:hanging="360"/>
+      </w:pPr>
+      <w:rPr>
+        <w:rFonts w:ascii="Wingdings" w:hAnsi="Wingdings" w:hint="default"/>
+        <w:sz w:val="20"/>
+      </w:rPr>
+    </w:lvl>
+    <w:lvl w:ilvl="7" w:tentative="1">
+      <w:start w:val="1"/>
+      <w:numFmt w:val="bullet"/>
+      <w:lvlText w:val=""/>
+      <w:lvlJc w:val="left"/>
+      <w:pPr>
+        <w:tabs>
+          <w:tab w:val="num" w:pos="5760"/>
+        </w:tabs>
+        <w:ind w:left="5760" w:hanging="360"/>
+      </w:pPr>
+      <w:rPr>
+        <w:rFonts w:ascii="Wingdings" w:hAnsi="Wingdings" w:hint="default"/>
+        <w:sz w:val="20"/>
+      </w:rPr>
+    </w:lvl>
+    <w:lvl w:ilvl="8" w:tentative="1">
+      <w:start w:val="1"/>
+      <w:numFmt w:val="bullet"/>
+      <w:lvlText w:val=""/>
+      <w:lvlJc w:val="left"/>
+      <w:pPr>
+        <w:tabs>
+          <w:tab w:val="num" w:pos="6480"/>
+        </w:tabs>
+        <w:ind w:left="6480" w:hanging="360"/>
+      </w:pPr>
+      <w:rPr>
+        <w:rFonts w:ascii="Wingdings" w:hAnsi="Wingdings" w:hint="default"/>
+        <w:sz w:val="20"/>
+      </w:rPr>
+    </w:lvl>
+  </w:abstractNum>
+  <w:abstractNum w:abstractNumId="5" w15:restartNumberingAfterBreak="0">
+    <w:nsid w:val="4A752E9E"/>
+    <w:multiLevelType w:val="multilevel"/>
+    <w:tmpl w:val="3E14106E"/>
+    <w:lvl w:ilvl="0">
+      <w:start w:val="1"/>
+      <w:numFmt w:val="bullet"/>
+      <w:lvlText w:val=""/>
+      <w:lvlJc w:val="left"/>
+      <w:pPr>
+        <w:tabs>
+          <w:tab w:val="num" w:pos="720"/>
+        </w:tabs>
+        <w:ind w:left="720" w:hanging="360"/>
+      </w:pPr>
+      <w:rPr>
+        <w:rFonts w:ascii="Symbol" w:hAnsi="Symbol" w:hint="default"/>
+        <w:sz w:val="20"/>
+      </w:rPr>
+    </w:lvl>
+    <w:lvl w:ilvl="1" w:tentative="1">
+      <w:start w:val="1"/>
+      <w:numFmt w:val="bullet"/>
+      <w:lvlText w:val="o"/>
+      <w:lvlJc w:val="left"/>
+      <w:pPr>
+        <w:tabs>
+          <w:tab w:val="num" w:pos="1440"/>
+        </w:tabs>
+        <w:ind w:left="1440" w:hanging="360"/>
+      </w:pPr>
+      <w:rPr>
+        <w:rFonts w:ascii="Courier New" w:hAnsi="Courier New" w:hint="default"/>
+        <w:sz w:val="20"/>
+      </w:rPr>
+    </w:lvl>
+    <w:lvl w:ilvl="2" w:tentative="1">
+      <w:start w:val="1"/>
+      <w:numFmt w:val="bullet"/>
+      <w:lvlText w:val=""/>
+      <w:lvlJc w:val="left"/>
+      <w:pPr>
+        <w:tabs>
+          <w:tab w:val="num" w:pos="2160"/>
+        </w:tabs>
+        <w:ind w:left="2160" w:hanging="360"/>
+      </w:pPr>
+      <w:rPr>
+        <w:rFonts w:ascii="Wingdings" w:hAnsi="Wingdings" w:hint="default"/>
+        <w:sz w:val="20"/>
+      </w:rPr>
+    </w:lvl>
+    <w:lvl w:ilvl="3" w:tentative="1">
+      <w:start w:val="1"/>
+      <w:numFmt w:val="bullet"/>
+      <w:lvlText w:val=""/>
+      <w:lvlJc w:val="left"/>
+      <w:pPr>
+        <w:tabs>
+          <w:tab w:val="num" w:pos="2880"/>
+        </w:tabs>
+        <w:ind w:left="2880" w:hanging="360"/>
+      </w:pPr>
+      <w:rPr>
+        <w:rFonts w:ascii="Wingdings" w:hAnsi="Wingdings" w:hint="default"/>
+        <w:sz w:val="20"/>
+      </w:rPr>
+    </w:lvl>
+    <w:lvl w:ilvl="4" w:tentative="1">
+      <w:start w:val="1"/>
+      <w:numFmt w:val="bullet"/>
+      <w:lvlText w:val=""/>
+      <w:lvlJc w:val="left"/>
+      <w:pPr>
+        <w:tabs>
+          <w:tab w:val="num" w:pos="3600"/>
+        </w:tabs>
+        <w:ind w:left="3600" w:hanging="360"/>
+      </w:pPr>
+      <w:rPr>
+        <w:rFonts w:ascii="Wingdings" w:hAnsi="Wingdings" w:hint="default"/>
+        <w:sz w:val="20"/>
+      </w:rPr>
+    </w:lvl>
+    <w:lvl w:ilvl="5" w:tentative="1">
+      <w:start w:val="1"/>
+      <w:numFmt w:val="bullet"/>
+      <w:lvlText w:val=""/>
+      <w:lvlJc w:val="left"/>
+      <w:pPr>
+        <w:tabs>
+          <w:tab w:val="num" w:pos="4320"/>
+        </w:tabs>
+        <w:ind w:left="4320" w:hanging="360"/>
+      </w:pPr>
+      <w:rPr>
+        <w:rFonts w:ascii="Wingdings" w:hAnsi="Wingdings" w:hint="default"/>
+        <w:sz w:val="20"/>
+      </w:rPr>
+    </w:lvl>
+    <w:lvl w:ilvl="6" w:tentative="1">
+      <w:start w:val="1"/>
+      <w:numFmt w:val="bullet"/>
+      <w:lvlText w:val=""/>
+      <w:lvlJc w:val="left"/>
+      <w:pPr>
+        <w:tabs>
+          <w:tab w:val="num" w:pos="5040"/>
+        </w:tabs>
+        <w:ind w:left="5040" w:hanging="360"/>
+      </w:pPr>
+      <w:rPr>
+        <w:rFonts w:ascii="Wingdings" w:hAnsi="Wingdings" w:hint="default"/>
+        <w:sz w:val="20"/>
+      </w:rPr>
+    </w:lvl>
+    <w:lvl w:ilvl="7" w:tentative="1">
+      <w:start w:val="1"/>
+      <w:numFmt w:val="bullet"/>
+      <w:lvlText w:val=""/>
+      <w:lvlJc w:val="left"/>
+      <w:pPr>
+        <w:tabs>
+          <w:tab w:val="num" w:pos="5760"/>
+        </w:tabs>
+        <w:ind w:left="5760" w:hanging="360"/>
+      </w:pPr>
+      <w:rPr>
+        <w:rFonts w:ascii="Wingdings" w:hAnsi="Wingdings" w:hint="default"/>
+        <w:sz w:val="20"/>
+      </w:rPr>
+    </w:lvl>
+    <w:lvl w:ilvl="8" w:tentative="1">
+      <w:start w:val="1"/>
+      <w:numFmt w:val="bullet"/>
+      <w:lvlText w:val=""/>
+      <w:lvlJc w:val="left"/>
+      <w:pPr>
+        <w:tabs>
+          <w:tab w:val="num" w:pos="6480"/>
+        </w:tabs>
+        <w:ind w:left="6480" w:hanging="360"/>
+      </w:pPr>
+      <w:rPr>
+        <w:rFonts w:ascii="Wingdings" w:hAnsi="Wingdings" w:hint="default"/>
+        <w:sz w:val="20"/>
+      </w:rPr>
+    </w:lvl>
+  </w:abstractNum>
+  <w:abstractNum w:abstractNumId="6" w15:restartNumberingAfterBreak="0">
+    <w:nsid w:val="57452BC1"/>
+    <w:multiLevelType w:val="multilevel"/>
+    <w:tmpl w:val="89A27BAE"/>
+    <w:lvl w:ilvl="0">
+      <w:start w:val="1"/>
+      <w:numFmt w:val="bullet"/>
+      <w:lvlText w:val=""/>
+      <w:lvlJc w:val="left"/>
+      <w:pPr>
+        <w:tabs>
+          <w:tab w:val="num" w:pos="720"/>
+        </w:tabs>
+        <w:ind w:left="720" w:hanging="360"/>
+      </w:pPr>
+      <w:rPr>
+        <w:rFonts w:ascii="Symbol" w:hAnsi="Symbol" w:hint="default"/>
+        <w:sz w:val="20"/>
+      </w:rPr>
+    </w:lvl>
+    <w:lvl w:ilvl="1" w:tentative="1">
+      <w:start w:val="1"/>
+      <w:numFmt w:val="bullet"/>
+      <w:lvlText w:val="o"/>
+      <w:lvlJc w:val="left"/>
+      <w:pPr>
+        <w:tabs>
+          <w:tab w:val="num" w:pos="1440"/>
+        </w:tabs>
+        <w:ind w:left="1440" w:hanging="360"/>
+      </w:pPr>
+      <w:rPr>
+        <w:rFonts w:ascii="Courier New" w:hAnsi="Courier New" w:hint="default"/>
+        <w:sz w:val="20"/>
+      </w:rPr>
+    </w:lvl>
+    <w:lvl w:ilvl="2" w:tentative="1">
+      <w:start w:val="1"/>
+      <w:numFmt w:val="bullet"/>
+      <w:lvlText w:val=""/>
+      <w:lvlJc w:val="left"/>
+      <w:pPr>
+        <w:tabs>
+          <w:tab w:val="num" w:pos="2160"/>
+        </w:tabs>
+        <w:ind w:left="2160" w:hanging="360"/>
+      </w:pPr>
+      <w:rPr>
+        <w:rFonts w:ascii="Wingdings" w:hAnsi="Wingdings" w:hint="default"/>
+        <w:sz w:val="20"/>
+      </w:rPr>
+    </w:lvl>
+    <w:lvl w:ilvl="3" w:tentative="1">
+      <w:start w:val="1"/>
+      <w:numFmt w:val="bullet"/>
+      <w:lvlText w:val=""/>
+      <w:lvlJc w:val="left"/>
+      <w:pPr>
+        <w:tabs>
+          <w:tab w:val="num" w:pos="2880"/>
+        </w:tabs>
+        <w:ind w:left="2880" w:hanging="360"/>
+      </w:pPr>
+      <w:rPr>
+        <w:rFonts w:ascii="Wingdings" w:hAnsi="Wingdings" w:hint="default"/>
+        <w:sz w:val="20"/>
+      </w:rPr>
+    </w:lvl>
+    <w:lvl w:ilvl="4" w:tentative="1">
+      <w:start w:val="1"/>
+      <w:numFmt w:val="bullet"/>
+      <w:lvlText w:val=""/>
+      <w:lvlJc w:val="left"/>
+      <w:pPr>
+        <w:tabs>
+          <w:tab w:val="num" w:pos="3600"/>
+        </w:tabs>
+        <w:ind w:left="3600" w:hanging="360"/>
+      </w:pPr>
+      <w:rPr>
+        <w:rFonts w:ascii="Wingdings" w:hAnsi="Wingdings" w:hint="default"/>
+        <w:sz w:val="20"/>
+      </w:rPr>
+    </w:lvl>
+    <w:lvl w:ilvl="5" w:tentative="1">
+      <w:start w:val="1"/>
+      <w:numFmt w:val="bullet"/>
+      <w:lvlText w:val=""/>
+      <w:lvlJc w:val="left"/>
+      <w:pPr>
+        <w:tabs>
+          <w:tab w:val="num" w:pos="4320"/>
+        </w:tabs>
+        <w:ind w:left="4320" w:hanging="360"/>
+      </w:pPr>
+      <w:rPr>
+        <w:rFonts w:ascii="Wingdings" w:hAnsi="Wingdings" w:hint="default"/>
+        <w:sz w:val="20"/>
+      </w:rPr>
+    </w:lvl>
+    <w:lvl w:ilvl="6" w:tentative="1">
+      <w:start w:val="1"/>
+      <w:numFmt w:val="bullet"/>
+      <w:lvlText w:val=""/>
+      <w:lvlJc w:val="left"/>
+      <w:pPr>
+        <w:tabs>
+          <w:tab w:val="num" w:pos="5040"/>
+        </w:tabs>
+        <w:ind w:left="5040" w:hanging="360"/>
+      </w:pPr>
+      <w:rPr>
+        <w:rFonts w:ascii="Wingdings" w:hAnsi="Wingdings" w:hint="default"/>
+        <w:sz w:val="20"/>
+      </w:rPr>
+    </w:lvl>
+    <w:lvl w:ilvl="7" w:tentative="1">
+      <w:start w:val="1"/>
+      <w:numFmt w:val="bullet"/>
+      <w:lvlText w:val=""/>
+      <w:lvlJc w:val="left"/>
+      <w:pPr>
+        <w:tabs>
+          <w:tab w:val="num" w:pos="5760"/>
+        </w:tabs>
+        <w:ind w:left="5760" w:hanging="360"/>
+      </w:pPr>
+      <w:rPr>
+        <w:rFonts w:ascii="Wingdings" w:hAnsi="Wingdings" w:hint="default"/>
+        <w:sz w:val="20"/>
+      </w:rPr>
+    </w:lvl>
+    <w:lvl w:ilvl="8" w:tentative="1">
+      <w:start w:val="1"/>
+      <w:numFmt w:val="bullet"/>
+      <w:lvlText w:val=""/>
+      <w:lvlJc w:val="left"/>
+      <w:pPr>
+        <w:tabs>
+          <w:tab w:val="num" w:pos="6480"/>
+        </w:tabs>
+        <w:ind w:left="6480" w:hanging="360"/>
+      </w:pPr>
+      <w:rPr>
+        <w:rFonts w:ascii="Wingdings" w:hAnsi="Wingdings" w:hint="default"/>
+        <w:sz w:val="20"/>
+      </w:rPr>
+    </w:lvl>
+  </w:abstractNum>
+  <w:abstractNum w:abstractNumId="7" w15:restartNumberingAfterBreak="0">
+    <w:nsid w:val="5B616BF3"/>
+    <w:multiLevelType w:val="multilevel"/>
+    <w:tmpl w:val="4F4C6B2A"/>
+    <w:lvl w:ilvl="0">
+      <w:start w:val="1"/>
+      <w:numFmt w:val="bullet"/>
+      <w:lvlText w:val=""/>
+      <w:lvlJc w:val="left"/>
+      <w:pPr>
+        <w:tabs>
+          <w:tab w:val="num" w:pos="720"/>
+        </w:tabs>
+        <w:ind w:left="720" w:hanging="360"/>
+      </w:pPr>
+      <w:rPr>
+        <w:rFonts w:ascii="Symbol" w:hAnsi="Symbol" w:hint="default"/>
+        <w:sz w:val="20"/>
+      </w:rPr>
+    </w:lvl>
+    <w:lvl w:ilvl="1" w:tentative="1">
+      <w:start w:val="1"/>
+      <w:numFmt w:val="bullet"/>
+      <w:lvlText w:val="o"/>
+      <w:lvlJc w:val="left"/>
+      <w:pPr>
+        <w:tabs>
+          <w:tab w:val="num" w:pos="1440"/>
+        </w:tabs>
+        <w:ind w:left="1440" w:hanging="360"/>
+      </w:pPr>
+      <w:rPr>
+        <w:rFonts w:ascii="Courier New" w:hAnsi="Courier New" w:hint="default"/>
+        <w:sz w:val="20"/>
+      </w:rPr>
+    </w:lvl>
+    <w:lvl w:ilvl="2" w:tentative="1">
+      <w:start w:val="1"/>
+      <w:numFmt w:val="bullet"/>
+      <w:lvlText w:val=""/>
+      <w:lvlJc w:val="left"/>
+      <w:pPr>
+        <w:tabs>
+          <w:tab w:val="num" w:pos="2160"/>
+        </w:tabs>
+        <w:ind w:left="2160" w:hanging="360"/>
+      </w:pPr>
+      <w:rPr>
+        <w:rFonts w:ascii="Wingdings" w:hAnsi="Wingdings" w:hint="default"/>
+        <w:sz w:val="20"/>
+      </w:rPr>
+    </w:lvl>
+    <w:lvl w:ilvl="3" w:tentative="1">
+      <w:start w:val="1"/>
+      <w:numFmt w:val="bullet"/>
+      <w:lvlText w:val=""/>
+      <w:lvlJc w:val="left"/>
+      <w:pPr>
+        <w:tabs>
+          <w:tab w:val="num" w:pos="2880"/>
+        </w:tabs>
+        <w:ind w:left="2880" w:hanging="360"/>
+      </w:pPr>
+      <w:rPr>
+        <w:rFonts w:ascii="Wingdings" w:hAnsi="Wingdings" w:hint="default"/>
+        <w:sz w:val="20"/>
+      </w:rPr>
+    </w:lvl>
+    <w:lvl w:ilvl="4" w:tentative="1">
+      <w:start w:val="1"/>
+      <w:numFmt w:val="bullet"/>
+      <w:lvlText w:val=""/>
+      <w:lvlJc w:val="left"/>
+      <w:pPr>
+        <w:tabs>
+          <w:tab w:val="num" w:pos="3600"/>
+        </w:tabs>
+        <w:ind w:left="3600" w:hanging="360"/>
+      </w:pPr>
+      <w:rPr>
+        <w:rFonts w:ascii="Wingdings" w:hAnsi="Wingdings" w:hint="default"/>
+        <w:sz w:val="20"/>
+      </w:rPr>
+    </w:lvl>
+    <w:lvl w:ilvl="5" w:tentative="1">
+      <w:start w:val="1"/>
+      <w:numFmt w:val="bullet"/>
+      <w:lvlText w:val=""/>
+      <w:lvlJc w:val="left"/>
+      <w:pPr>
+        <w:tabs>
+          <w:tab w:val="num" w:pos="4320"/>
+        </w:tabs>
+        <w:ind w:left="4320" w:hanging="360"/>
+      </w:pPr>
+      <w:rPr>
+        <w:rFonts w:ascii="Wingdings" w:hAnsi="Wingdings" w:hint="default"/>
+        <w:sz w:val="20"/>
+      </w:rPr>
+    </w:lvl>
+    <w:lvl w:ilvl="6" w:tentative="1">
+      <w:start w:val="1"/>
+      <w:numFmt w:val="bullet"/>
+      <w:lvlText w:val=""/>
+      <w:lvlJc w:val="left"/>
+      <w:pPr>
+        <w:tabs>
+          <w:tab w:val="num" w:pos="5040"/>
+        </w:tabs>
+        <w:ind w:left="5040" w:hanging="360"/>
+      </w:pPr>
+      <w:rPr>
+        <w:rFonts w:ascii="Wingdings" w:hAnsi="Wingdings" w:hint="default"/>
+        <w:sz w:val="20"/>
+      </w:rPr>
+    </w:lvl>
+    <w:lvl w:ilvl="7" w:tentative="1">
+      <w:start w:val="1"/>
+      <w:numFmt w:val="bullet"/>
+      <w:lvlText w:val=""/>
+      <w:lvlJc w:val="left"/>
+      <w:pPr>
+        <w:tabs>
+          <w:tab w:val="num" w:pos="5760"/>
+        </w:tabs>
+        <w:ind w:left="5760" w:hanging="360"/>
+      </w:pPr>
+      <w:rPr>
+        <w:rFonts w:ascii="Wingdings" w:hAnsi="Wingdings" w:hint="default"/>
+        <w:sz w:val="20"/>
+      </w:rPr>
+    </w:lvl>
+    <w:lvl w:ilvl="8" w:tentative="1">
+      <w:start w:val="1"/>
+      <w:numFmt w:val="bullet"/>
+      <w:lvlText w:val=""/>
+      <w:lvlJc w:val="left"/>
+      <w:pPr>
+        <w:tabs>
+          <w:tab w:val="num" w:pos="6480"/>
+        </w:tabs>
+        <w:ind w:left="6480" w:hanging="360"/>
+      </w:pPr>
+      <w:rPr>
+        <w:rFonts w:ascii="Wingdings" w:hAnsi="Wingdings" w:hint="default"/>
+        <w:sz w:val="20"/>
+      </w:rPr>
+    </w:lvl>
+  </w:abstractNum>
+  <w:abstractNum w:abstractNumId="8" w15:restartNumberingAfterBreak="0">
+    <w:nsid w:val="68205840"/>
+    <w:multiLevelType w:val="multilevel"/>
+    <w:tmpl w:val="9C5883AA"/>
+    <w:lvl w:ilvl="0">
+      <w:start w:val="1"/>
+      <w:numFmt w:val="bullet"/>
+      <w:lvlText w:val=""/>
+      <w:lvlJc w:val="left"/>
+      <w:pPr>
+        <w:tabs>
+          <w:tab w:val="num" w:pos="720"/>
+        </w:tabs>
+        <w:ind w:left="720" w:hanging="360"/>
+      </w:pPr>
+      <w:rPr>
+        <w:rFonts w:ascii="Symbol" w:hAnsi="Symbol" w:hint="default"/>
+        <w:sz w:val="20"/>
+      </w:rPr>
+    </w:lvl>
+    <w:lvl w:ilvl="1" w:tentative="1">
+      <w:start w:val="1"/>
+      <w:numFmt w:val="bullet"/>
+      <w:lvlText w:val="o"/>
+      <w:lvlJc w:val="left"/>
+      <w:pPr>
+        <w:tabs>
+          <w:tab w:val="num" w:pos="1440"/>
+        </w:tabs>
+        <w:ind w:left="1440" w:hanging="360"/>
+      </w:pPr>
+      <w:rPr>
+        <w:rFonts w:ascii="Courier New" w:hAnsi="Courier New" w:hint="default"/>
+        <w:sz w:val="20"/>
+      </w:rPr>
+    </w:lvl>
+    <w:lvl w:ilvl="2" w:tentative="1">
+      <w:start w:val="1"/>
+      <w:numFmt w:val="bullet"/>
+      <w:lvlText w:val=""/>
+      <w:lvlJc w:val="left"/>
+      <w:pPr>
+        <w:tabs>
+          <w:tab w:val="num" w:pos="2160"/>
+        </w:tabs>
+        <w:ind w:left="2160" w:hanging="360"/>
+      </w:pPr>
+      <w:rPr>
+        <w:rFonts w:ascii="Wingdings" w:hAnsi="Wingdings" w:hint="default"/>
+        <w:sz w:val="20"/>
+      </w:rPr>
+    </w:lvl>
+    <w:lvl w:ilvl="3" w:tentative="1">
+      <w:start w:val="1"/>
+      <w:numFmt w:val="bullet"/>
+      <w:lvlText w:val=""/>
+      <w:lvlJc w:val="left"/>
+      <w:pPr>
+        <w:tabs>
+          <w:tab w:val="num" w:pos="2880"/>
+        </w:tabs>
+        <w:ind w:left="2880" w:hanging="360"/>
+      </w:pPr>
+      <w:rPr>
+        <w:rFonts w:ascii="Wingdings" w:hAnsi="Wingdings" w:hint="default"/>
+        <w:sz w:val="20"/>
+      </w:rPr>
+    </w:lvl>
+    <w:lvl w:ilvl="4" w:tentative="1">
+      <w:start w:val="1"/>
+      <w:numFmt w:val="bullet"/>
+      <w:lvlText w:val=""/>
+      <w:lvlJc w:val="left"/>
+      <w:pPr>
+        <w:tabs>
+          <w:tab w:val="num" w:pos="3600"/>
+        </w:tabs>
+        <w:ind w:left="3600" w:hanging="360"/>
+      </w:pPr>
+      <w:rPr>
+        <w:rFonts w:ascii="Wingdings" w:hAnsi="Wingdings" w:hint="default"/>
+        <w:sz w:val="20"/>
+      </w:rPr>
+    </w:lvl>
+    <w:lvl w:ilvl="5" w:tentative="1">
+      <w:start w:val="1"/>
+      <w:numFmt w:val="bullet"/>
+      <w:lvlText w:val=""/>
+      <w:lvlJc w:val="left"/>
+      <w:pPr>
+        <w:tabs>
+          <w:tab w:val="num" w:pos="4320"/>
+        </w:tabs>
+        <w:ind w:left="4320" w:hanging="360"/>
+      </w:pPr>
+      <w:rPr>
+        <w:rFonts w:ascii="Wingdings" w:hAnsi="Wingdings" w:hint="default"/>
+        <w:sz w:val="20"/>
+      </w:rPr>
+    </w:lvl>
+    <w:lvl w:ilvl="6" w:tentative="1">
+      <w:start w:val="1"/>
+      <w:numFmt w:val="bullet"/>
+      <w:lvlText w:val=""/>
+      <w:lvlJc w:val="left"/>
+      <w:pPr>
+        <w:tabs>
+          <w:tab w:val="num" w:pos="5040"/>
+        </w:tabs>
+        <w:ind w:left="5040" w:hanging="360"/>
+      </w:pPr>
+      <w:rPr>
+        <w:rFonts w:ascii="Wingdings" w:hAnsi="Wingdings" w:hint="default"/>
+        <w:sz w:val="20"/>
+      </w:rPr>
+    </w:lvl>
+    <w:lvl w:ilvl="7" w:tentative="1">
+      <w:start w:val="1"/>
+      <w:numFmt w:val="bullet"/>
+      <w:lvlText w:val=""/>
+      <w:lvlJc w:val="left"/>
+      <w:pPr>
+        <w:tabs>
+          <w:tab w:val="num" w:pos="5760"/>
+        </w:tabs>
+        <w:ind w:left="5760" w:hanging="360"/>
+      </w:pPr>
+      <w:rPr>
+        <w:rFonts w:ascii="Wingdings" w:hAnsi="Wingdings" w:hint="default"/>
+        <w:sz w:val="20"/>
+      </w:rPr>
+    </w:lvl>
+    <w:lvl w:ilvl="8" w:tentative="1">
+      <w:start w:val="1"/>
+      <w:numFmt w:val="bullet"/>
+      <w:lvlText w:val=""/>
+      <w:lvlJc w:val="left"/>
+      <w:pPr>
+        <w:tabs>
+          <w:tab w:val="num" w:pos="6480"/>
+        </w:tabs>
+        <w:ind w:left="6480" w:hanging="360"/>
+      </w:pPr>
+      <w:rPr>
+        <w:rFonts w:ascii="Wingdings" w:hAnsi="Wingdings" w:hint="default"/>
+        <w:sz w:val="20"/>
+      </w:rPr>
+    </w:lvl>
+  </w:abstractNum>
+  <w:abstractNum w:abstractNumId="9" w15:restartNumberingAfterBreak="0">
+    <w:nsid w:val="684900C5"/>
+    <w:multiLevelType w:val="multilevel"/>
+    <w:tmpl w:val="7862C13E"/>
+    <w:lvl w:ilvl="0">
+      <w:start w:val="1"/>
+      <w:numFmt w:val="bullet"/>
+      <w:lvlText w:val=""/>
+      <w:lvlJc w:val="left"/>
+      <w:pPr>
+        <w:tabs>
+          <w:tab w:val="num" w:pos="720"/>
+        </w:tabs>
+        <w:ind w:left="720" w:hanging="360"/>
+      </w:pPr>
+      <w:rPr>
+        <w:rFonts w:ascii="Symbol" w:hAnsi="Symbol" w:hint="default"/>
+        <w:sz w:val="20"/>
+      </w:rPr>
+    </w:lvl>
+    <w:lvl w:ilvl="1" w:tentative="1">
+      <w:start w:val="1"/>
+      <w:numFmt w:val="bullet"/>
+      <w:lvlText w:val="o"/>
+      <w:lvlJc w:val="left"/>
+      <w:pPr>
+        <w:tabs>
+          <w:tab w:val="num" w:pos="1440"/>
+        </w:tabs>
+        <w:ind w:left="1440" w:hanging="360"/>
+      </w:pPr>
+      <w:rPr>
+        <w:rFonts w:ascii="Courier New" w:hAnsi="Courier New" w:hint="default"/>
+        <w:sz w:val="20"/>
+      </w:rPr>
+    </w:lvl>
+    <w:lvl w:ilvl="2" w:tentative="1">
+      <w:start w:val="1"/>
+      <w:numFmt w:val="bullet"/>
+      <w:lvlText w:val=""/>
+      <w:lvlJc w:val="left"/>
+      <w:pPr>
+        <w:tabs>
+          <w:tab w:val="num" w:pos="2160"/>
+        </w:tabs>
+        <w:ind w:left="2160" w:hanging="360"/>
+      </w:pPr>
+      <w:rPr>
+        <w:rFonts w:ascii="Wingdings" w:hAnsi="Wingdings" w:hint="default"/>
+        <w:sz w:val="20"/>
+      </w:rPr>
+    </w:lvl>
+    <w:lvl w:ilvl="3" w:tentative="1">
+      <w:start w:val="1"/>
+      <w:numFmt w:val="bullet"/>
+      <w:lvlText w:val=""/>
+      <w:lvlJc w:val="left"/>
+      <w:pPr>
+        <w:tabs>
+          <w:tab w:val="num" w:pos="2880"/>
+        </w:tabs>
+        <w:ind w:left="2880" w:hanging="360"/>
+      </w:pPr>
+      <w:rPr>
+        <w:rFonts w:ascii="Wingdings" w:hAnsi="Wingdings" w:hint="default"/>
+        <w:sz w:val="20"/>
+      </w:rPr>
+    </w:lvl>
+    <w:lvl w:ilvl="4" w:tentative="1">
+      <w:start w:val="1"/>
+      <w:numFmt w:val="bullet"/>
+      <w:lvlText w:val=""/>
+      <w:lvlJc w:val="left"/>
+      <w:pPr>
+        <w:tabs>
+          <w:tab w:val="num" w:pos="3600"/>
+        </w:tabs>
+        <w:ind w:left="3600" w:hanging="360"/>
+      </w:pPr>
+      <w:rPr>
+        <w:rFonts w:ascii="Wingdings" w:hAnsi="Wingdings" w:hint="default"/>
+        <w:sz w:val="20"/>
+      </w:rPr>
+    </w:lvl>
+    <w:lvl w:ilvl="5" w:tentative="1">
+      <w:start w:val="1"/>
+      <w:numFmt w:val="bullet"/>
+      <w:lvlText w:val=""/>
+      <w:lvlJc w:val="left"/>
+      <w:pPr>
+        <w:tabs>
+          <w:tab w:val="num" w:pos="4320"/>
+        </w:tabs>
+        <w:ind w:left="4320" w:hanging="360"/>
+      </w:pPr>
+      <w:rPr>
+        <w:rFonts w:ascii="Wingdings" w:hAnsi="Wingdings" w:hint="default"/>
+        <w:sz w:val="20"/>
+      </w:rPr>
+    </w:lvl>
+    <w:lvl w:ilvl="6" w:tentative="1">
+      <w:start w:val="1"/>
+      <w:numFmt w:val="bullet"/>
+      <w:lvlText w:val=""/>
+      <w:lvlJc w:val="left"/>
+      <w:pPr>
+        <w:tabs>
+          <w:tab w:val="num" w:pos="5040"/>
+        </w:tabs>
+        <w:ind w:left="5040" w:hanging="360"/>
+      </w:pPr>
+      <w:rPr>
+        <w:rFonts w:ascii="Wingdings" w:hAnsi="Wingdings" w:hint="default"/>
+        <w:sz w:val="20"/>
+      </w:rPr>
+    </w:lvl>
+    <w:lvl w:ilvl="7" w:tentative="1">
+      <w:start w:val="1"/>
+      <w:numFmt w:val="bullet"/>
+      <w:lvlText w:val=""/>
+      <w:lvlJc w:val="left"/>
+      <w:pPr>
+        <w:tabs>
+          <w:tab w:val="num" w:pos="5760"/>
+        </w:tabs>
+        <w:ind w:left="5760" w:hanging="360"/>
+      </w:pPr>
+      <w:rPr>
+        <w:rFonts w:ascii="Wingdings" w:hAnsi="Wingdings" w:hint="default"/>
+        <w:sz w:val="20"/>
+      </w:rPr>
+    </w:lvl>
+    <w:lvl w:ilvl="8" w:tentative="1">
+      <w:start w:val="1"/>
+      <w:numFmt w:val="bullet"/>
+      <w:lvlText w:val=""/>
+      <w:lvlJc w:val="left"/>
+      <w:pPr>
+        <w:tabs>
+          <w:tab w:val="num" w:pos="6480"/>
+        </w:tabs>
+        <w:ind w:left="6480" w:hanging="360"/>
+      </w:pPr>
+      <w:rPr>
+        <w:rFonts w:ascii="Wingdings" w:hAnsi="Wingdings" w:hint="default"/>
+        <w:sz w:val="20"/>
+      </w:rPr>
+    </w:lvl>
+  </w:abstractNum>
+  <w:num w:numId="1" w16cid:durableId="1116950900">
+    <w:abstractNumId w:val="4"/>
+  </w:num>
+  <w:num w:numId="2" w16cid:durableId="1797485923">
+    <w:abstractNumId w:val="2"/>
+  </w:num>
+  <w:num w:numId="3" w16cid:durableId="1393700769">
+    <w:abstractNumId w:val="5"/>
+  </w:num>
+  <w:num w:numId="4" w16cid:durableId="657655628">
+    <w:abstractNumId w:val="0"/>
+  </w:num>
+  <w:num w:numId="5" w16cid:durableId="292057615">
+    <w:abstractNumId w:val="6"/>
+  </w:num>
+  <w:num w:numId="6" w16cid:durableId="1547522405">
+    <w:abstractNumId w:val="3"/>
+  </w:num>
+  <w:num w:numId="7" w16cid:durableId="1210410417">
+    <w:abstractNumId w:val="7"/>
+  </w:num>
+  <w:num w:numId="8" w16cid:durableId="1313556896">
+    <w:abstractNumId w:val="8"/>
+  </w:num>
+  <w:num w:numId="9" w16cid:durableId="2124381970">
+    <w:abstractNumId w:val="1"/>
+  </w:num>
+  <w:num w:numId="10" w16cid:durableId="1912694933">
+    <w:abstractNumId w:val="9"/>
+  </w:num>
+</w:numbering>
 </file>
 
 <file path=word/styles.xml><?xml version="1.0" encoding="utf-8"?>
@@ -2003,7 +6817,7 @@
     <w:link w:val="Heading1Char"/>
     <w:uiPriority w:val="9"/>
     <w:qFormat/>
-    <w:rsid w:val="00A8193A"/>
+    <w:rsid w:val="00E11EDF"/>
     <w:pPr>
       <w:keepNext/>
       <w:keepLines/>
@@ -2026,7 +6840,7 @@
     <w:semiHidden/>
     <w:unhideWhenUsed/>
     <w:qFormat/>
-    <w:rsid w:val="00A8193A"/>
+    <w:rsid w:val="00E11EDF"/>
     <w:pPr>
       <w:keepNext/>
       <w:keepLines/>
@@ -2049,7 +6863,7 @@
     <w:semiHidden/>
     <w:unhideWhenUsed/>
     <w:qFormat/>
-    <w:rsid w:val="00A8193A"/>
+    <w:rsid w:val="00E11EDF"/>
     <w:pPr>
       <w:keepNext/>
       <w:keepLines/>
@@ -2072,7 +6886,7 @@
     <w:semiHidden/>
     <w:unhideWhenUsed/>
     <w:qFormat/>
-    <w:rsid w:val="00A8193A"/>
+    <w:rsid w:val="00E11EDF"/>
     <w:pPr>
       <w:keepNext/>
       <w:keepLines/>
@@ -2095,7 +6909,7 @@
     <w:semiHidden/>
     <w:unhideWhenUsed/>
     <w:qFormat/>
-    <w:rsid w:val="00A8193A"/>
+    <w:rsid w:val="00E11EDF"/>
     <w:pPr>
       <w:keepNext/>
       <w:keepLines/>
@@ -2116,7 +6930,7 @@
     <w:semiHidden/>
     <w:unhideWhenUsed/>
     <w:qFormat/>
-    <w:rsid w:val="00A8193A"/>
+    <w:rsid w:val="00E11EDF"/>
     <w:pPr>
       <w:keepNext/>
       <w:keepLines/>
@@ -2139,7 +6953,7 @@
     <w:semiHidden/>
     <w:unhideWhenUsed/>
     <w:qFormat/>
-    <w:rsid w:val="00A8193A"/>
+    <w:rsid w:val="00E11EDF"/>
     <w:pPr>
       <w:keepNext/>
       <w:keepLines/>
@@ -2160,7 +6974,7 @@
     <w:semiHidden/>
     <w:unhideWhenUsed/>
     <w:qFormat/>
-    <w:rsid w:val="00A8193A"/>
+    <w:rsid w:val="00E11EDF"/>
     <w:pPr>
       <w:keepNext/>
       <w:keepLines/>
@@ -2183,7 +6997,7 @@
     <w:semiHidden/>
     <w:unhideWhenUsed/>
     <w:qFormat/>
-    <w:rsid w:val="00A8193A"/>
+    <w:rsid w:val="00E11EDF"/>
     <w:pPr>
       <w:keepNext/>
       <w:keepLines/>
@@ -2226,7 +7040,7 @@
     <w:basedOn w:val="DefaultParagraphFont"/>
     <w:link w:val="Heading1"/>
     <w:uiPriority w:val="9"/>
-    <w:rsid w:val="00A8193A"/>
+    <w:rsid w:val="00E11EDF"/>
     <w:rPr>
       <w:rFonts w:asciiTheme="majorHAnsi" w:eastAsiaTheme="majorEastAsia" w:hAnsiTheme="majorHAnsi" w:cstheme="majorBidi"/>
       <w:color w:val="2F5496" w:themeColor="accent1" w:themeShade="BF"/>
@@ -2240,7 +7054,7 @@
     <w:link w:val="Heading2"/>
     <w:uiPriority w:val="9"/>
     <w:semiHidden/>
-    <w:rsid w:val="00A8193A"/>
+    <w:rsid w:val="00E11EDF"/>
     <w:rPr>
       <w:rFonts w:asciiTheme="majorHAnsi" w:eastAsiaTheme="majorEastAsia" w:hAnsiTheme="majorHAnsi" w:cstheme="majorBidi"/>
       <w:color w:val="2F5496" w:themeColor="accent1" w:themeShade="BF"/>
@@ -2254,7 +7068,7 @@
     <w:link w:val="Heading3"/>
     <w:uiPriority w:val="9"/>
     <w:semiHidden/>
-    <w:rsid w:val="00A8193A"/>
+    <w:rsid w:val="00E11EDF"/>
     <w:rPr>
       <w:rFonts w:eastAsiaTheme="majorEastAsia" w:cstheme="majorBidi"/>
       <w:color w:val="2F5496" w:themeColor="accent1" w:themeShade="BF"/>
@@ -2268,7 +7082,7 @@
     <w:link w:val="Heading4"/>
     <w:uiPriority w:val="9"/>
     <w:semiHidden/>
-    <w:rsid w:val="00A8193A"/>
+    <w:rsid w:val="00E11EDF"/>
     <w:rPr>
       <w:rFonts w:eastAsiaTheme="majorEastAsia" w:cstheme="majorBidi"/>
       <w:i/>
@@ -2282,7 +7096,7 @@
     <w:link w:val="Heading5"/>
     <w:uiPriority w:val="9"/>
     <w:semiHidden/>
-    <w:rsid w:val="00A8193A"/>
+    <w:rsid w:val="00E11EDF"/>
     <w:rPr>
       <w:rFonts w:eastAsiaTheme="majorEastAsia" w:cstheme="majorBidi"/>
       <w:color w:val="2F5496" w:themeColor="accent1" w:themeShade="BF"/>
@@ -2294,7 +7108,7 @@
     <w:link w:val="Heading6"/>
     <w:uiPriority w:val="9"/>
     <w:semiHidden/>
-    <w:rsid w:val="00A8193A"/>
+    <w:rsid w:val="00E11EDF"/>
     <w:rPr>
       <w:rFonts w:eastAsiaTheme="majorEastAsia" w:cstheme="majorBidi"/>
       <w:i/>
@@ -2308,7 +7122,7 @@
     <w:link w:val="Heading7"/>
     <w:uiPriority w:val="9"/>
     <w:semiHidden/>
-    <w:rsid w:val="00A8193A"/>
+    <w:rsid w:val="00E11EDF"/>
     <w:rPr>
       <w:rFonts w:eastAsiaTheme="majorEastAsia" w:cstheme="majorBidi"/>
       <w:color w:val="595959" w:themeColor="text1" w:themeTint="A6"/>
@@ -2320,7 +7134,7 @@
     <w:link w:val="Heading8"/>
     <w:uiPriority w:val="9"/>
     <w:semiHidden/>
-    <w:rsid w:val="00A8193A"/>
+    <w:rsid w:val="00E11EDF"/>
     <w:rPr>
       <w:rFonts w:eastAsiaTheme="majorEastAsia" w:cstheme="majorBidi"/>
       <w:i/>
@@ -2334,7 +7148,7 @@
     <w:link w:val="Heading9"/>
     <w:uiPriority w:val="9"/>
     <w:semiHidden/>
-    <w:rsid w:val="00A8193A"/>
+    <w:rsid w:val="00E11EDF"/>
     <w:rPr>
       <w:rFonts w:eastAsiaTheme="majorEastAsia" w:cstheme="majorBidi"/>
       <w:color w:val="272727" w:themeColor="text1" w:themeTint="D8"/>
@@ -2347,7 +7161,7 @@
     <w:link w:val="TitleChar"/>
     <w:uiPriority w:val="10"/>
     <w:qFormat/>
-    <w:rsid w:val="00A8193A"/>
+    <w:rsid w:val="00E11EDF"/>
     <w:pPr>
       <w:spacing w:after="80" w:line="240" w:lineRule="auto"/>
       <w:contextualSpacing/>
@@ -2365,7 +7179,7 @@
     <w:basedOn w:val="DefaultParagraphFont"/>
     <w:link w:val="Title"/>
     <w:uiPriority w:val="10"/>
-    <w:rsid w:val="00A8193A"/>
+    <w:rsid w:val="00E11EDF"/>
     <w:rPr>
       <w:rFonts w:asciiTheme="majorHAnsi" w:eastAsiaTheme="majorEastAsia" w:hAnsiTheme="majorHAnsi" w:cstheme="majorBidi"/>
       <w:spacing w:val="-10"/>
@@ -2381,7 +7195,7 @@
     <w:link w:val="SubtitleChar"/>
     <w:uiPriority w:val="11"/>
     <w:qFormat/>
-    <w:rsid w:val="00A8193A"/>
+    <w:rsid w:val="00E11EDF"/>
     <w:pPr>
       <w:numPr>
         <w:ilvl w:val="1"/>
@@ -2400,7 +7214,7 @@
     <w:basedOn w:val="DefaultParagraphFont"/>
     <w:link w:val="Subtitle"/>
     <w:uiPriority w:val="11"/>
-    <w:rsid w:val="00A8193A"/>
+    <w:rsid w:val="00E11EDF"/>
     <w:rPr>
       <w:rFonts w:eastAsiaTheme="majorEastAsia" w:cstheme="majorBidi"/>
       <w:color w:val="595959" w:themeColor="text1" w:themeTint="A6"/>
@@ -2416,7 +7230,7 @@
     <w:link w:val="QuoteChar"/>
     <w:uiPriority w:val="29"/>
     <w:qFormat/>
-    <w:rsid w:val="00A8193A"/>
+    <w:rsid w:val="00E11EDF"/>
     <w:pPr>
       <w:spacing w:before="160"/>
       <w:jc w:val="center"/>
@@ -2432,7 +7246,7 @@
     <w:basedOn w:val="DefaultParagraphFont"/>
     <w:link w:val="Quote"/>
     <w:uiPriority w:val="29"/>
-    <w:rsid w:val="00A8193A"/>
+    <w:rsid w:val="00E11EDF"/>
     <w:rPr>
       <w:i/>
       <w:iCs/>
@@ -2444,7 +7258,7 @@
     <w:basedOn w:val="Normal"/>
     <w:uiPriority w:val="34"/>
     <w:qFormat/>
-    <w:rsid w:val="00A8193A"/>
+    <w:rsid w:val="00E11EDF"/>
     <w:pPr>
       <w:ind w:left="720"/>
       <w:contextualSpacing/>
@@ -2455,7 +7269,7 @@
     <w:basedOn w:val="DefaultParagraphFont"/>
     <w:uiPriority w:val="21"/>
     <w:qFormat/>
-    <w:rsid w:val="00A8193A"/>
+    <w:rsid w:val="00E11EDF"/>
     <w:rPr>
       <w:i/>
       <w:iCs/>
@@ -2469,7 +7283,7 @@
     <w:link w:val="IntenseQuoteChar"/>
     <w:uiPriority w:val="30"/>
     <w:qFormat/>
-    <w:rsid w:val="00A8193A"/>
+    <w:rsid w:val="00E11EDF"/>
     <w:pPr>
       <w:pBdr>
         <w:top w:val="single" w:sz="4" w:space="10" w:color="2F5496" w:themeColor="accent1" w:themeShade="BF"/>
@@ -2490,7 +7304,7 @@
     <w:basedOn w:val="DefaultParagraphFont"/>
     <w:link w:val="IntenseQuote"/>
     <w:uiPriority w:val="30"/>
-    <w:rsid w:val="00A8193A"/>
+    <w:rsid w:val="00E11EDF"/>
     <w:rPr>
       <w:i/>
       <w:iCs/>
@@ -2502,7 +7316,7 @@
     <w:basedOn w:val="DefaultParagraphFont"/>
     <w:uiPriority w:val="32"/>
     <w:qFormat/>
-    <w:rsid w:val="00A8193A"/>
+    <w:rsid w:val="00E11EDF"/>
     <w:rPr>
       <w:b/>
       <w:bCs/>
